--- a/downloads/teacher/ai-5-week-20.docx
+++ b/downloads/teacher/ai-5-week-20.docx
@@ -2239,6 +2239,396 @@
         <w:t>For your Image-pattern Network Investigation, save the input, procedure, observed result and limitation of this check. Label this worked example as practice; use a different, previously unreviewed case when checking independent understanding.</w:t>
       </w:r>
     </w:p>
+    <w:p>
+      <w:pPr>
+        <w:pStyle w:val="Heading1"/>
+      </w:pPr>
+      <w:r>
+        <w:t>07. Prepare, teach and assess</w:t>
+      </w:r>
+    </w:p>
+    <w:p>
+      <w:r>
+        <w:t>Teaching target: Read a pixel using declared row column and channel axes</w:t>
+      </w:r>
+    </w:p>
+    <w:p>
+      <w:r>
+        <w:t>Prepare the labelled worked-case picture, the matching workbook, fictional input cards and a place for individual responses. Check a local Python 3 environment before class; have a paper-trace version ready.</w:t>
+      </w:r>
+    </w:p>
+    <w:tbl>
+      <w:tblPr>
+        <w:tblStyle w:val="LightShading-Accent1"/>
+        <w:tblW w:type="auto" w:w="0"/>
+        <w:tblLook w:firstColumn="1" w:firstRow="1" w:lastColumn="0" w:lastRow="0" w:noHBand="0" w:noVBand="1" w:val="04A0"/>
+      </w:tblPr>
+      <w:tblGrid>
+        <w:gridCol w:w="3408"/>
+        <w:gridCol w:w="3408"/>
+        <w:gridCol w:w="3408"/>
+      </w:tblGrid>
+      <w:tr>
+        <w:trPr>
+          <w:tblHeader/>
+        </w:trPr>
+        <w:tc>
+          <w:tcPr>
+            <w:tcW w:type="dxa" w:w="3408"/>
+          </w:tcPr>
+          <w:p>
+            <w:r>
+              <w:t>Session</w:t>
+            </w:r>
+          </w:p>
+        </w:tc>
+        <w:tc>
+          <w:tcPr>
+            <w:tcW w:type="dxa" w:w="3408"/>
+          </w:tcPr>
+          <w:p>
+            <w:r>
+              <w:t>Plan</w:t>
+            </w:r>
+          </w:p>
+        </w:tc>
+        <w:tc>
+          <w:tcPr>
+            <w:tcW w:type="dxa" w:w="3408"/>
+          </w:tcPr>
+          <w:p>
+            <w:r>
+              <w:t>Resources</w:t>
+            </w:r>
+          </w:p>
+        </w:tc>
+      </w:tr>
+      <w:tr>
+        <w:tc>
+          <w:tcPr>
+            <w:tcW w:type="dxa" w:w="3408"/>
+          </w:tcPr>
+          <w:p>
+            <w:r>
+              <w:t>Session 1 · Understand · 45 min</w:t>
+            </w:r>
+          </w:p>
+        </w:tc>
+        <w:tc>
+          <w:tcPr>
+            <w:tcW w:type="dxa" w:w="3408"/>
+          </w:tcPr>
+          <w:p>
+            <w:r>
+              <w:t>0–7: recall and prerequisite; 7–15: inspect the concrete case and predict; 15–30: teacher models the worked trace; 30–40: learners explain a step using the text and visual; 40–45: check the core idea.</w:t>
+            </w:r>
+          </w:p>
+        </w:tc>
+        <w:tc>
+          <w:tcPr>
+            <w:tcW w:type="dxa" w:w="3408"/>
+          </w:tcPr>
+          <w:p>
+            <w:r>
+              <w:t>Sections 1–6; record the brief recall in the workbook.</w:t>
+            </w:r>
+          </w:p>
+        </w:tc>
+      </w:tr>
+      <w:tr>
+        <w:tc>
+          <w:tcPr>
+            <w:tcW w:type="dxa" w:w="3408"/>
+          </w:tcPr>
+          <w:p>
+            <w:r>
+              <w:t>Session 2 · Practise · 45 min</w:t>
+            </w:r>
+          </w:p>
+        </w:tc>
+        <w:tc>
+          <w:tcPr>
+            <w:tcW w:type="dxa" w:w="3408"/>
+          </w:tcPr>
+          <w:p>
+            <w:r>
+              <w:t>0–5: retrieve the procedure; 5–15: W2 completion practice; 15–23: explain and check with a partner; 23–30: each learner answers the misconception check; 30–40: targeted reteaching or a harder variation; 40–45: prepare the investigation.</w:t>
+            </w:r>
+          </w:p>
+        </w:tc>
+        <w:tc>
+          <w:tcPr>
+            <w:tcW w:type="dxa" w:w="3408"/>
+          </w:tcPr>
+          <w:p>
+            <w:r>
+              <w:t>Sections 7–10; use the matching workbook W2 and misconception check.</w:t>
+            </w:r>
+          </w:p>
+        </w:tc>
+      </w:tr>
+      <w:tr>
+        <w:tc>
+          <w:tcPr>
+            <w:tcW w:type="dxa" w:w="3408"/>
+          </w:tcPr>
+          <w:p>
+            <w:r>
+              <w:t>Session 3 · Investigate and transfer · 45 min</w:t>
+            </w:r>
+          </w:p>
+        </w:tc>
+        <w:tc>
+          <w:tcPr>
+            <w:tcW w:type="dxa" w:w="3408"/>
+          </w:tcPr>
+          <w:p>
+            <w:r>
+              <w:t>0–5: retrieve the decision rule; 5–20: investigate or trace; 20–30: start the independent case; 30–38: connect the project; 38–43: act on feedback; 43–45: plan the return check.</w:t>
+            </w:r>
+          </w:p>
+        </w:tc>
+        <w:tc>
+          <w:tcPr>
+            <w:tcW w:type="dxa" w:w="3408"/>
+          </w:tcPr>
+          <w:p>
+            <w:r>
+              <w:t>Sections 9 and 11–14. Give extra time to finish the full task set; use Section 15 when the week includes a coding lab.</w:t>
+            </w:r>
+          </w:p>
+        </w:tc>
+      </w:tr>
+    </w:tbl>
+    <w:p>
+      <w:r>
+        <w:t>Before class, solve the supported practice: A program flattens the lesson HWC array and groups the first four values into a 2 by 2 red plane. Give that incorrect plane and the correct plane. Identify a position where they disagree.</w:t>
+      </w:r>
+    </w:p>
+    <w:p>
+      <w:r>
+        <w:t>Reasoned practice answer: Teacher explanation: The incorrect plane is [[255, 0], [0, 0]]. The correct red plane is [[255, 0], [0, 255]]. They disagree at row 1 column 1. Regrouping consecutive values does not transpose axes.</w:t>
+      </w:r>
+    </w:p>
+    <w:p>
+      <w:r>
+        <w:t>Check every learner before discussion: Use the worked case for Image tensors and channels. Proposed explanation: “Three channels mean three images”. Decide whether this explanation is supported. Point to the step or supplied fact that decides; explain your repair if needed.</w:t>
+      </w:r>
+    </w:p>
+    <w:p>
+      <w:r>
+        <w:t>Misconception repair: Channels are component planes at matching spatial positions in one image.</w:t>
+      </w:r>
+    </w:p>
+    <w:p>
+      <w:r>
+        <w:t>Support: read the exact case aloud, enlarge the labelled picture, supply input cards and model only the first deciding step. Accept a spoken explanation or drawing; retain the reasoning goal.</w:t>
+      </w:r>
+    </w:p>
+    <w:p>
+      <w:r>
+        <w:t>Extension: Add a batch containing three identical images in NHWC layout. Require a prediction and a reason before comparing. Expected result: Batch shape is [3, 2, 1, 3]. Reason: The new first dimension counts images; it does not add a fourth colour channel.</w:t>
+      </w:r>
+    </w:p>
+    <w:p>
+      <w:r>
+        <w:t>Independent assessment: withhold the reserved answer until the learner has attempted the new case. Record support separately from correctness.</w:t>
+      </w:r>
+    </w:p>
+    <w:tbl>
+      <w:tblPr>
+        <w:tblStyle w:val="LightShading-Accent1"/>
+        <w:tblW w:type="auto" w:w="0"/>
+        <w:tblLook w:firstColumn="1" w:firstRow="1" w:lastColumn="0" w:lastRow="0" w:noHBand="0" w:noVBand="1" w:val="04A0"/>
+      </w:tblPr>
+      <w:tblGrid>
+        <w:gridCol w:w="2556"/>
+        <w:gridCol w:w="2556"/>
+        <w:gridCol w:w="2556"/>
+        <w:gridCol w:w="2556"/>
+      </w:tblGrid>
+      <w:tr>
+        <w:trPr>
+          <w:tblHeader/>
+        </w:trPr>
+        <w:tc>
+          <w:tcPr>
+            <w:tcW w:type="dxa" w:w="2556"/>
+          </w:tcPr>
+          <w:p>
+            <w:r>
+              <w:t>Criterion</w:t>
+            </w:r>
+          </w:p>
+        </w:tc>
+        <w:tc>
+          <w:tcPr>
+            <w:tcW w:type="dxa" w:w="2556"/>
+          </w:tcPr>
+          <w:p>
+            <w:r>
+              <w:t>Not yet</w:t>
+            </w:r>
+          </w:p>
+        </w:tc>
+        <w:tc>
+          <w:tcPr>
+            <w:tcW w:type="dxa" w:w="2556"/>
+          </w:tcPr>
+          <w:p>
+            <w:r>
+              <w:t>With support</w:t>
+            </w:r>
+          </w:p>
+        </w:tc>
+        <w:tc>
+          <w:tcPr>
+            <w:tcW w:type="dxa" w:w="2556"/>
+          </w:tcPr>
+          <w:p>
+            <w:r>
+              <w:t>Independent</w:t>
+            </w:r>
+          </w:p>
+        </w:tc>
+      </w:tr>
+      <w:tr>
+        <w:tc>
+          <w:tcPr>
+            <w:tcW w:type="dxa" w:w="2556"/>
+          </w:tcPr>
+          <w:p>
+            <w:r>
+              <w:t>Explanation</w:t>
+            </w:r>
+          </w:p>
+        </w:tc>
+        <w:tc>
+          <w:tcPr>
+            <w:tcW w:type="dxa" w:w="2556"/>
+          </w:tcPr>
+          <w:p>
+            <w:r>
+              <w:t>Names an answer without a deciding fact</w:t>
+            </w:r>
+          </w:p>
+        </w:tc>
+        <w:tc>
+          <w:tcPr>
+            <w:tcW w:type="dxa" w:w="2556"/>
+          </w:tcPr>
+          <w:p>
+            <w:r>
+              <w:t>Uses a hint to link fact and decision</w:t>
+            </w:r>
+          </w:p>
+        </w:tc>
+        <w:tc>
+          <w:tcPr>
+            <w:tcW w:type="dxa" w:w="2556"/>
+          </w:tcPr>
+          <w:p>
+            <w:r>
+              <w:t>Explains the deciding fact in own words</w:t>
+            </w:r>
+          </w:p>
+        </w:tc>
+      </w:tr>
+      <w:tr>
+        <w:tc>
+          <w:tcPr>
+            <w:tcW w:type="dxa" w:w="2556"/>
+          </w:tcPr>
+          <w:p>
+            <w:r>
+              <w:t>Trace or test</w:t>
+            </w:r>
+          </w:p>
+        </w:tc>
+        <w:tc>
+          <w:tcPr>
+            <w:tcW w:type="dxa" w:w="2556"/>
+          </w:tcPr>
+          <w:p>
+            <w:r>
+              <w:t>Cannot connect input and result</w:t>
+            </w:r>
+          </w:p>
+        </w:tc>
+        <w:tc>
+          <w:tcPr>
+            <w:tcW w:type="dxa" w:w="2556"/>
+          </w:tcPr>
+          <w:p>
+            <w:r>
+              <w:t>Completes steps with prompts</w:t>
+            </w:r>
+          </w:p>
+        </w:tc>
+        <w:tc>
+          <w:tcPr>
+            <w:tcW w:type="dxa" w:w="2556"/>
+          </w:tcPr>
+          <w:p>
+            <w:r>
+              <w:t>Traces or tests a changed case accurately</w:t>
+            </w:r>
+          </w:p>
+        </w:tc>
+      </w:tr>
+      <w:tr>
+        <w:tc>
+          <w:tcPr>
+            <w:tcW w:type="dxa" w:w="2556"/>
+          </w:tcPr>
+          <w:p>
+            <w:r>
+              <w:t>Limits and revision</w:t>
+            </w:r>
+          </w:p>
+        </w:tc>
+        <w:tc>
+          <w:tcPr>
+            <w:tcW w:type="dxa" w:w="2556"/>
+          </w:tcPr>
+          <w:p>
+            <w:r>
+              <w:t>Claims more than evidence supports</w:t>
+            </w:r>
+          </w:p>
+        </w:tc>
+        <w:tc>
+          <w:tcPr>
+            <w:tcW w:type="dxa" w:w="2556"/>
+          </w:tcPr>
+          <w:p>
+            <w:r>
+              <w:t>Names a limit after a prompt</w:t>
+            </w:r>
+          </w:p>
+        </w:tc>
+        <w:tc>
+          <w:tcPr>
+            <w:tcW w:type="dxa" w:w="2556"/>
+          </w:tcPr>
+          <w:p>
+            <w:r>
+              <w:t>States a defensible limit and useful next test</w:t>
+            </w:r>
+          </w:p>
+        </w:tc>
+      </w:tr>
+    </w:tbl>
+    <w:p>
+      <w:r>
+        <w:t>Project checkpoint: Evaluate and revise. Compare with your starting method, explain errors and record a justified revision.</w:t>
+      </w:r>
+    </w:p>
+    <w:p>
+      <w:r>
+        <w:t>Use the weekly teacher answer for topic-specific reasoning. A saved progress tick is an activity record; judge mastery from the learner’s explanation and evidence.</w:t>
+      </w:r>
+    </w:p>
     <w:sectPr>
       <w:pgSz w:w="12240" w:h="15840"/>
       <w:pgMar w:top="936" w:right="1008" w:bottom="936" w:left="1008" w:header="720" w:footer="720" w:gutter="0"/>

--- a/downloads/teacher/ai-5-week-20.docx
+++ b/downloads/teacher/ai-5-week-20.docx
@@ -2629,6 +2629,39 @@
         <w:t>Use the weekly teacher answer for topic-specific reasoning. A saved progress tick is an activity record; judge mastery from the learner’s explanation and evidence.</w:t>
       </w:r>
     </w:p>
+    <w:p>
+      <w:pPr>
+        <w:pStyle w:val="Heading1"/>
+      </w:pPr>
+      <w:r>
+        <w:t>08. Use feedback, labs and repair paths</w:t>
+      </w:r>
+    </w:p>
+    <w:p>
+      <w:r>
+        <w:t>Use the two formative questions as supported practice, not as independent mastery scores. Discuss the deciding evidence rather than accepting a guessed selection.</w:t>
+      </w:r>
+    </w:p>
+    <w:p>
+      <w:r>
+        <w:t>The feedback comes from the reviewed public worked case. Do not reveal the separately reserved independent teacher answer until the learner has attempted that case.</w:t>
+      </w:r>
+    </w:p>
+    <w:p>
+      <w:r>
+        <w:t>Ask students to predict before running code. Preserve errors and actual outputs; collect a changed test and an explanation. The branch-boundary and indexing lessons deliberately include failure cases.</w:t>
+      </w:r>
+    </w:p>
+    <w:p>
+      <w:r>
+        <w:t>Use the earlier worked-explanation links to address a specific missing building block, then return to the current question. Adapt this suggestion after observing the learner; it is not an automatic diagnosis.</w:t>
+      </w:r>
+    </w:p>
+    <w:p>
+      <w:r>
+        <w:t>Collect the completed-work portfolio as evidence. Record support separately from correctness, and assess explanation, trace/test and limitations. Progress ticks and quiz selections alone do not establish mastery.</w:t>
+      </w:r>
+    </w:p>
     <w:sectPr>
       <w:pgSz w:w="12240" w:h="15840"/>
       <w:pgMar w:top="936" w:right="1008" w:bottom="936" w:left="1008" w:header="720" w:footer="720" w:gutter="0"/>

--- a/downloads/teacher/ai-5-week-20.docx
+++ b/downloads/teacher/ai-5-week-20.docx
@@ -29,16 +29,39 @@
       </w:r>
     </w:p>
     <w:p>
-      <w:pPr>
-        <w:pStyle w:val="Heading3"/>
-      </w:pPr>
-      <w:r>
-        <w:t>Teach the learning cycle</w:t>
+      <w:r>
+        <w:t>Prepare Image tensors and channels: check the target, prerequisites, resources and adaptable teaching schedule.</w:t>
       </w:r>
     </w:p>
     <w:p>
-      <w:r>
-        <w:t>Primary target: Read a pixel using declared row column and channel axes</w:t>
+      <w:pPr>
+        <w:pStyle w:val="Heading3"/>
+      </w:pPr>
+      <w:r>
+        <w:t>Teach the learning cycle</w:t>
+      </w:r>
+    </w:p>
+    <w:p>
+      <w:pPr>
+        <w:spacing w:line="336" w:lineRule="auto" w:after="180"/>
+      </w:pPr>
+      <w:r>
+        <w:rPr>
+          <w:b w:val="0"/>
+        </w:rPr>
+        <w:t xml:space="preserve">Primary target: Read a pixel using declared row column and </w:t>
+      </w:r>
+      <w:r>
+        <w:rPr>
+          <w:b/>
+        </w:rPr>
+        <w:t>channel</w:t>
+      </w:r>
+      <w:r>
+        <w:rPr>
+          <w:b w:val="0"/>
+        </w:rPr>
+        <w:t xml:space="preserve"> axes</w:t>
       </w:r>
     </w:p>
     <w:tbl>
@@ -185,16 +208,37 @@
       </w:tr>
     </w:tbl>
     <w:p>
-      <w:r>
-        <w:t>This is a starting allocation of 135 minutes, not a validated duration. Preserve all named topics. Schedule extra time for connected examples, the full investigation, independent cases and project building. Repeated copies of a case share one recorded attempt; they are not new evidence.</w:t>
+      <w:pPr>
+        <w:spacing w:line="336" w:lineRule="auto" w:after="180"/>
+      </w:pPr>
+      <w:r>
+        <w:rPr>
+          <w:b w:val="0"/>
+        </w:rPr>
+        <w:t>This is a starting allocation of 135 minutes, not a validated duration. Preserve all named topics. Schedule extra time for connected examples, the full investigation, independent cases and project building.</w:t>
       </w:r>
     </w:p>
     <w:p>
       <w:pPr>
-        <w:pStyle w:val="Heading3"/>
-      </w:pPr>
-      <w:r>
-        <w:t>Retrieval answer guidance</w:t>
+        <w:spacing w:line="336" w:lineRule="auto" w:after="180"/>
+      </w:pPr>
+      <w:r>
+        <w:rPr>
+          <w:b w:val="0"/>
+        </w:rPr>
+        <w:t xml:space="preserve">Repeated copies of a case share one recorded attempt; they are not new </w:t>
+      </w:r>
+      <w:r>
+        <w:rPr>
+          <w:b/>
+        </w:rPr>
+        <w:t>evidence</w:t>
+      </w:r>
+      <w:r>
+        <w:rPr>
+          <w:b w:val="0"/>
+        </w:rPr>
+        <w:t>.</w:t>
       </w:r>
     </w:p>
     <w:p>
@@ -202,132 +246,342 @@
         <w:pStyle w:val="Heading3"/>
       </w:pPr>
       <w:r>
-        <w:t>Learned representations</w:t>
+        <w:t>Retrieval answer guidance</w:t>
       </w:r>
     </w:p>
     <w:p>
-      <w:r>
-        <w:t>Without opening the old lesson, explain one key idea from Learned representations. Give an example and a mistake that the idea helps you avoid.</w:t>
+      <w:pPr>
+        <w:pStyle w:val="Heading3"/>
+      </w:pPr>
+      <w:r>
+        <w:t>Learned representations</w:t>
       </w:r>
     </w:p>
     <w:p>
-      <w:r>
-        <w:t>Look for: Trace an input through a hidden representation and a decision rule</w:t>
+      <w:pPr>
+        <w:spacing w:line="336" w:lineRule="auto" w:after="180"/>
+      </w:pPr>
+      <w:r>
+        <w:rPr>
+          <w:b w:val="0"/>
+        </w:rPr>
+        <w:t>Without opening the old lesson, explain one key idea from Learned representations. Give an example and a mistake that the idea helps you avoid.</w:t>
       </w:r>
     </w:p>
     <w:p>
-      <w:r>
-        <w:t>Reference example, not the only acceptable wording: Teacher explanation: The vectors are [5, 0], [0, 5] and [0, 0]. Predictions are 1, 0 and 0. Equal width and height does not satisfy strictly greater.</w:t>
+      <w:pPr>
+        <w:spacing w:line="336" w:lineRule="auto" w:after="180"/>
+      </w:pPr>
+      <w:r>
+        <w:rPr>
+          <w:b w:val="0"/>
+        </w:rPr>
+        <w:t xml:space="preserve">Look for: Trace an </w:t>
+      </w:r>
+      <w:r>
+        <w:rPr>
+          <w:b/>
+        </w:rPr>
+        <w:t>input</w:t>
+      </w:r>
+      <w:r>
+        <w:rPr>
+          <w:b w:val="0"/>
+        </w:rPr>
+        <w:t xml:space="preserve"> through a hidden representation and a decision rule</w:t>
       </w:r>
     </w:p>
     <w:p>
       <w:pPr>
-        <w:pStyle w:val="Heading3"/>
-      </w:pPr>
-      <w:r>
-        <w:t>Initialisation and reproducibility</w:t>
+        <w:spacing w:line="336" w:lineRule="auto" w:after="180"/>
+      </w:pPr>
+      <w:r>
+        <w:rPr>
+          <w:b w:val="0"/>
+        </w:rPr>
+        <w:t xml:space="preserve">Reference example, not the only acceptable wording: Teacher explanation: The vectors are [5, 0], [0, 5] and [0, 0]. </w:t>
+      </w:r>
+      <w:r>
+        <w:rPr>
+          <w:b/>
+        </w:rPr>
+        <w:t>Prediction</w:t>
+      </w:r>
+      <w:r>
+        <w:rPr>
+          <w:b w:val="0"/>
+        </w:rPr>
+        <w:t>s are 1, 0 and 0. Equal width and height does not satisfy strictly greater.</w:t>
       </w:r>
     </w:p>
     <w:p>
-      <w:r>
-        <w:t>Without opening the old lesson, explain one key idea from Initialisation and reproducibility. Give an example and a mistake that the idea helps you avoid.</w:t>
+      <w:pPr>
+        <w:pStyle w:val="Heading3"/>
+      </w:pPr>
+      <w:r>
+        <w:t>Initialisation and reproducibility</w:t>
       </w:r>
     </w:p>
     <w:p>
-      <w:r>
-        <w:t>Look for: Trace how starting values affect a fixed training budget</w:t>
+      <w:pPr>
+        <w:spacing w:line="336" w:lineRule="auto" w:after="180"/>
+      </w:pPr>
+      <w:r>
+        <w:rPr>
+          <w:b w:val="0"/>
+        </w:rPr>
+        <w:t>Without opening the old lesson, explain one key idea from Initialisation and reproducibility. Give an example and a mistake that the idea helps you avoid.</w:t>
       </w:r>
     </w:p>
     <w:p>
-      <w:r>
-        <w:t>Reference example, not the only acceptable wording: Teacher explanation: States are -2, 0 and 1. Final training MSE is 2.5. Each step halves the signed distance from 2.</w:t>
+      <w:pPr>
+        <w:spacing w:line="336" w:lineRule="auto" w:after="180"/>
+      </w:pPr>
+      <w:r>
+        <w:rPr>
+          <w:b w:val="0"/>
+        </w:rPr>
+        <w:t xml:space="preserve">Look for: Trace how starting values affect a fixed </w:t>
+      </w:r>
+      <w:r>
+        <w:rPr>
+          <w:b/>
+        </w:rPr>
+        <w:t>training</w:t>
+      </w:r>
+      <w:r>
+        <w:rPr>
+          <w:b w:val="0"/>
+        </w:rPr>
+        <w:t xml:space="preserve"> budget</w:t>
       </w:r>
     </w:p>
     <w:p>
       <w:pPr>
-        <w:pStyle w:val="Heading3"/>
-      </w:pPr>
-      <w:r>
-        <w:t>Learning rate experiments</w:t>
+        <w:spacing w:line="336" w:lineRule="auto" w:after="180"/>
+      </w:pPr>
+      <w:r>
+        <w:rPr>
+          <w:b w:val="0"/>
+        </w:rPr>
+        <w:t xml:space="preserve">Reference example, not the only acceptable wording: Teacher explanation: States are -2, 0 and 1. Final </w:t>
+      </w:r>
+      <w:r>
+        <w:rPr>
+          <w:b/>
+        </w:rPr>
+        <w:t>training</w:t>
+      </w:r>
+      <w:r>
+        <w:rPr>
+          <w:b w:val="0"/>
+        </w:rPr>
+        <w:t xml:space="preserve"> MSE is 2.5. Each step halves the signed distance from 2.</w:t>
       </w:r>
     </w:p>
     <w:p>
-      <w:r>
-        <w:t>Without opening the old lesson, explain one key idea from Learning rate experiments. Give an example and a mistake that the idea helps you avoid.</w:t>
+      <w:pPr>
+        <w:pStyle w:val="Heading3"/>
+      </w:pPr>
+      <w:r>
+        <w:t>Learning rate experiments</w:t>
       </w:r>
     </w:p>
     <w:p>
-      <w:r>
-        <w:t>Look for: Run a controlled comparison of learning rates</w:t>
+      <w:pPr>
+        <w:spacing w:line="336" w:lineRule="auto" w:after="180"/>
+      </w:pPr>
+      <w:r>
+        <w:rPr>
+          <w:b w:val="0"/>
+        </w:rPr>
+        <w:t>Without opening the old lesson, explain one key idea from Learning rate experiments. Give an example and a mistake that the idea helps you avoid.</w:t>
       </w:r>
     </w:p>
     <w:p>
-      <w:r>
-        <w:t>Reference example, not the only acceptable wording: Teacher explanation: First v = 0.5 with MSE 5.625. Second gradient -7.5 gives v = 0.875 and MSE 3.1640625. Distance is multiplied by 0.75 each step.</w:t>
+      <w:pPr>
+        <w:spacing w:line="336" w:lineRule="auto" w:after="180"/>
+      </w:pPr>
+      <w:r>
+        <w:rPr>
+          <w:b w:val="0"/>
+        </w:rPr>
+        <w:t>Look for: Run a controlled comparison of learning rates</w:t>
       </w:r>
     </w:p>
     <w:p>
-      <w:r>
-        <w:t>Use two 45-minute sessions. Draw the four-pixel image and label row, column and channel before writing nested brackets. Keep RGB ordering, zero-based indices and the 0 to 255 contract explicit. Distinguish an axis permutation from regrouping, and fixed scaling from fitted preprocessing. No external image files or student photographs are needed.</w:t>
+      <w:pPr>
+        <w:spacing w:line="336" w:lineRule="auto" w:after="180"/>
+      </w:pPr>
+      <w:r>
+        <w:rPr>
+          <w:b w:val="0"/>
+        </w:rPr>
+        <w:t>Reference example, not the only acceptable wording: Teacher explanation: First v = 0.5 with MSE 5.625. Second gradient -7.5 gives v = 0.875 and MSE 3.1640625. Distance is multiplied by 0.75 each step.</w:t>
       </w:r>
     </w:p>
     <w:p>
       <w:pPr>
-        <w:pStyle w:val="Heading3"/>
-      </w:pPr>
-      <w:r>
-        <w:t>Outcomes</w:t>
+        <w:spacing w:line="336" w:lineRule="auto" w:after="180"/>
+      </w:pPr>
+      <w:r>
+        <w:rPr>
+          <w:b w:val="0"/>
+        </w:rPr>
+        <w:t xml:space="preserve">Use two 45-minute sessions. Draw the four-pixel image and label row, column and </w:t>
+      </w:r>
+      <w:r>
+        <w:rPr>
+          <w:b/>
+        </w:rPr>
+        <w:t>channel</w:t>
+      </w:r>
+      <w:r>
+        <w:rPr>
+          <w:b w:val="0"/>
+        </w:rPr>
+        <w:t xml:space="preserve"> before writing nested brackets. Keep RGB ordering, zero-based indices and the 0 to 255 contract explicit.</w:t>
       </w:r>
     </w:p>
     <w:p>
-      <w:r>
-        <w:t>Read a pixel using declared row column and channel axes</w:t>
+      <w:pPr>
+        <w:spacing w:line="336" w:lineRule="auto" w:after="180"/>
+      </w:pPr>
+      <w:r>
+        <w:rPr>
+          <w:b w:val="0"/>
+        </w:rPr>
+        <w:t>Distinguish an axis permutation from regrouping, and fixed scaling from fitted pre</w:t>
+      </w:r>
+      <w:r>
+        <w:rPr>
+          <w:b/>
+        </w:rPr>
+        <w:t>process</w:t>
+      </w:r>
+      <w:r>
+        <w:rPr>
+          <w:b w:val="0"/>
+        </w:rPr>
+        <w:t>ing. No external image files or student photographs are needed.</w:t>
       </w:r>
     </w:p>
     <w:p>
-      <w:r>
-        <w:t>Convert channel layout without changing pixel meaning</w:t>
+      <w:pPr>
+        <w:pStyle w:val="Heading3"/>
+      </w:pPr>
+      <w:r>
+        <w:t>Outcomes</w:t>
       </w:r>
     </w:p>
     <w:p>
-      <w:r>
-        <w:t>Distinguish fixed value scaling from information losing transformations</w:t>
+      <w:pPr>
+        <w:spacing w:line="336" w:lineRule="auto" w:after="180"/>
+      </w:pPr>
+      <w:r>
+        <w:rPr>
+          <w:b w:val="0"/>
+        </w:rPr>
+        <w:t xml:space="preserve">Read a pixel using declared row column and </w:t>
+      </w:r>
+      <w:r>
+        <w:rPr>
+          <w:b/>
+        </w:rPr>
+        <w:t>channel</w:t>
+      </w:r>
+      <w:r>
+        <w:rPr>
+          <w:b w:val="0"/>
+        </w:rPr>
+        <w:t xml:space="preserve"> axes</w:t>
       </w:r>
     </w:p>
     <w:p>
       <w:pPr>
-        <w:pStyle w:val="Heading3"/>
-      </w:pPr>
-      <w:r>
-        <w:t>Preparation</w:t>
+        <w:spacing w:line="336" w:lineRule="auto" w:after="180"/>
+      </w:pPr>
+      <w:r>
+        <w:rPr>
+          <w:b w:val="0"/>
+        </w:rPr>
+        <w:t xml:space="preserve">Convert </w:t>
+      </w:r>
+      <w:r>
+        <w:rPr>
+          <w:b/>
+        </w:rPr>
+        <w:t>channel</w:t>
+      </w:r>
+      <w:r>
+        <w:rPr>
+          <w:b w:val="0"/>
+        </w:rPr>
+        <w:t xml:space="preserve"> layout without changing pixel meaning</w:t>
       </w:r>
     </w:p>
     <w:p>
-      <w:r>
-        <w:t>Printed lesson and workbook; paper and pencil</w:t>
+      <w:pPr>
+        <w:spacing w:line="336" w:lineRule="auto" w:after="180"/>
+      </w:pPr>
+      <w:r>
+        <w:rPr>
+          <w:b w:val="0"/>
+        </w:rPr>
+        <w:t xml:space="preserve">Distinguish fixed </w:t>
+      </w:r>
+      <w:r>
+        <w:rPr>
+          <w:b/>
+        </w:rPr>
+        <w:t>value scaling</w:t>
+      </w:r>
+      <w:r>
+        <w:rPr>
+          <w:b w:val="0"/>
+        </w:rPr>
+        <w:t xml:space="preserve"> from information losing transformations</w:t>
       </w:r>
     </w:p>
     <w:p>
-      <w:r>
-        <w:t>Calculator and optional local Python 3 editor; no packages or AI accounts needed</w:t>
+      <w:pPr>
+        <w:pStyle w:val="Heading3"/>
+      </w:pPr>
+      <w:r>
+        <w:t>Preparation</w:t>
       </w:r>
     </w:p>
     <w:p>
-      <w:r>
-        <w:t>Use the fictional examples supplied; prepare the fresh retry before class</w:t>
+      <w:pPr>
+        <w:spacing w:line="336" w:lineRule="auto" w:after="180"/>
+      </w:pPr>
+      <w:r>
+        <w:rPr>
+          <w:b w:val="0"/>
+        </w:rPr>
+        <w:t>Printed lesson and workbook; paper and pencil</w:t>
       </w:r>
     </w:p>
     <w:p>
       <w:pPr>
-        <w:pStyle w:val="Heading3"/>
-      </w:pPr>
-      <w:r>
-        <w:t>Prerequisite answer</w:t>
+        <w:spacing w:line="336" w:lineRule="auto" w:after="180"/>
+      </w:pPr>
+      <w:r>
+        <w:rPr>
+          <w:b w:val="0"/>
+        </w:rPr>
+        <w:t>Calculator and optional local Python 3 editor; no packages or AI accounts needed</w:t>
       </w:r>
     </w:p>
     <w:p>
-      <w:r>
-        <w:t>Different inputs can map to the same representation. The number of components alone does not guarantee that the original values can be recovered.</w:t>
+      <w:pPr>
+        <w:spacing w:line="336" w:lineRule="auto" w:after="180"/>
+      </w:pPr>
+      <w:r>
+        <w:rPr>
+          <w:b w:val="0"/>
+        </w:rPr>
+        <w:t>Use the fictional examples supplied; prepare the fresh retry before class</w:t>
       </w:r>
     </w:p>
     <w:p>
@@ -335,50 +589,343 @@
         <w:pStyle w:val="Heading3"/>
       </w:pPr>
       <w:r>
-        <w:t>End goal for the pictorial case</w:t>
+        <w:t>Prerequisite answer</w:t>
       </w:r>
     </w:p>
     <w:p>
-      <w:r>
-        <w:t>By the end, I can explain image tensors and channels using a traced example and a stated limitation.</w:t>
+      <w:pPr>
+        <w:spacing w:line="336" w:lineRule="auto" w:after="180"/>
+      </w:pPr>
+      <w:r>
+        <w:rPr>
+          <w:b w:val="0"/>
+        </w:rPr>
+        <w:t xml:space="preserve">Different </w:t>
+      </w:r>
+      <w:r>
+        <w:rPr>
+          <w:b/>
+        </w:rPr>
+        <w:t>input</w:t>
+      </w:r>
+      <w:r>
+        <w:rPr>
+          <w:b w:val="0"/>
+        </w:rPr>
+        <w:t>s can map to the same representation. The number of components alone does not guarantee that the original values can be recovered.</w:t>
       </w:r>
     </w:p>
     <w:p>
-      <w:r>
-        <w:t>This added worked case illustrates the week’s main idea. Retain all original and connected topics; schedule its practice within the teaching cycle.</w:t>
+      <w:pPr>
+        <w:pStyle w:val="Heading3"/>
+      </w:pPr>
+      <w:r>
+        <w:t>End goal for the pictorial case</w:t>
       </w:r>
     </w:p>
     <w:p>
       <w:pPr>
-        <w:pStyle w:val="Heading1"/>
-      </w:pPr>
-      <w:r>
-        <w:t>02. Explain and model the mechanism</w:t>
+        <w:spacing w:line="336" w:lineRule="auto" w:after="180"/>
+      </w:pPr>
+      <w:r>
+        <w:rPr>
+          <w:b w:val="0"/>
+        </w:rPr>
+        <w:t xml:space="preserve">By the end, I can explain image </w:t>
+      </w:r>
+      <w:r>
+        <w:rPr>
+          <w:b/>
+        </w:rPr>
+        <w:t>tensor</w:t>
+      </w:r>
+      <w:r>
+        <w:rPr>
+          <w:b w:val="0"/>
+        </w:rPr>
+        <w:t xml:space="preserve">s and </w:t>
+      </w:r>
+      <w:r>
+        <w:rPr>
+          <w:b/>
+        </w:rPr>
+        <w:t>channel</w:t>
+      </w:r>
+      <w:r>
+        <w:rPr>
+          <w:b w:val="0"/>
+        </w:rPr>
+        <w:t>s using a traced example and a stated limitation.</w:t>
       </w:r>
     </w:p>
     <w:p>
-      <w:r>
-        <w:t>A small fictional RGB image has height 2 pixels, width 2 pixels and three channels ordered red, green, blue. Store it as image[row][column][channel], abbreviated HWC. Use zero-based indices: the top row is 0, the left column is 0, and red, green and blue are channels 0, 1 and 2. Each stored component is an integer from 0 to 255.</w:t>
+      <w:pPr>
+        <w:spacing w:line="336" w:lineRule="auto" w:after="180"/>
+      </w:pPr>
+      <w:r>
+        <w:rPr>
+          <w:b w:val="0"/>
+        </w:rPr>
+        <w:t>This added worked case illustrates the week’s main idea. Retain all original and connected topics; schedule its practice within the teaching cycle.</w:t>
       </w:r>
     </w:p>
     <w:p>
-      <w:r>
-        <w:t>The shape is 2 by 2 by 3. There are four pixels and twelve channel values. The blue component of the bottom-left pixel is image[1][0][2] = 255. A single channel is a plane of values across positions; it is not a separate photograph or a label.</w:t>
+      <w:pPr>
+        <w:pStyle w:val="Heading1"/>
+      </w:pPr>
+      <w:r>
+        <w:t>02. Explain and model the mechanism</w:t>
       </w:r>
     </w:p>
     <w:p>
       <w:r>
-        <w:t>Shape needs a schema. A grayscale image might be stored as H by W or H by W by 1. An RGB image uses three channels here; other formats can include additional channels. Declare the format instead of assuming every three-dimensional array means the same thing.</w:t>
+        <w:t>Model Image tensors and channels using the supplied case, labelled mechanism and reasoning. Make the scope of each conclusion explicit.</w:t>
       </w:r>
     </w:p>
     <w:p>
-      <w:r>
-        <w:t>A channel-first layout uses image[channel][row][column], abbreviated CHW. Our image then has shape 3 by 2 by 2. A correct conversion preserves the rule chw[c][r][k] = hwc[r][k][c]. The code assumes a nonempty rectangular image with exactly three values per pixel.</w:t>
+      <w:pPr>
+        <w:pStyle w:val="Heading3"/>
+      </w:pPr>
+      <w:r>
+        <w:t>Explain Image tensors and channels · 1</w:t>
       </w:r>
     </w:p>
     <w:p>
-      <w:r>
-        <w:t>Reading nested values in order and merely regrouping them into a new shape does not perform this axis conversion. The first four flattened HWC values are [255, 0, 0, 0]. A naive regrouping makes these the first channel plane, but the correct red plane is [[255, 0], [0, 255]]. Shape agreement alone cannot detect this mistake.</w:t>
+      <w:pPr>
+        <w:spacing w:line="336" w:lineRule="auto" w:after="180"/>
+      </w:pPr>
+      <w:r>
+        <w:rPr>
+          <w:b w:val="0"/>
+        </w:rPr>
+        <w:t xml:space="preserve">A small fictional RGB image has height 2 pixels, width 2 pixels and three </w:t>
+      </w:r>
+      <w:r>
+        <w:rPr>
+          <w:b/>
+        </w:rPr>
+        <w:t>channel</w:t>
+      </w:r>
+      <w:r>
+        <w:rPr>
+          <w:b w:val="0"/>
+        </w:rPr>
+        <w:t>s ordered red, green, blue. Store it as image[row][column][</w:t>
+      </w:r>
+      <w:r>
+        <w:rPr>
+          <w:b/>
+        </w:rPr>
+        <w:t>channel</w:t>
+      </w:r>
+      <w:r>
+        <w:rPr>
+          <w:b w:val="0"/>
+        </w:rPr>
+        <w:t>], abbreviated HWC.</w:t>
+      </w:r>
+    </w:p>
+    <w:p>
+      <w:pPr>
+        <w:spacing w:line="336" w:lineRule="auto" w:after="180"/>
+      </w:pPr>
+      <w:r>
+        <w:rPr>
+          <w:b w:val="0"/>
+        </w:rPr>
+        <w:t xml:space="preserve">Use zero-based indices: the top row is 0, the left column is 0, and red, green and blue are </w:t>
+      </w:r>
+      <w:r>
+        <w:rPr>
+          <w:b/>
+        </w:rPr>
+        <w:t>channel</w:t>
+      </w:r>
+      <w:r>
+        <w:rPr>
+          <w:b w:val="0"/>
+        </w:rPr>
+        <w:t>s 0, 1 and 2. Each stored component is an integer from 0 to 255.</w:t>
+      </w:r>
+    </w:p>
+    <w:p>
+      <w:pPr>
+        <w:spacing w:line="336" w:lineRule="auto" w:after="180"/>
+      </w:pPr>
+      <w:r>
+        <w:rPr>
+          <w:b w:val="0"/>
+        </w:rPr>
+        <w:t xml:space="preserve">The shape is 2 by 2 by 3. There are four pixels and twelve </w:t>
+      </w:r>
+      <w:r>
+        <w:rPr>
+          <w:b/>
+        </w:rPr>
+        <w:t>channel</w:t>
+      </w:r>
+      <w:r>
+        <w:rPr>
+          <w:b w:val="0"/>
+        </w:rPr>
+        <w:t xml:space="preserve"> values. The blue component of the bottom-left pixel is image[1][0][2] = 255.</w:t>
+      </w:r>
+    </w:p>
+    <w:p>
+      <w:pPr>
+        <w:spacing w:line="336" w:lineRule="auto" w:after="180"/>
+      </w:pPr>
+      <w:r>
+        <w:rPr>
+          <w:b w:val="0"/>
+        </w:rPr>
+        <w:t xml:space="preserve">A single </w:t>
+      </w:r>
+      <w:r>
+        <w:rPr>
+          <w:b/>
+        </w:rPr>
+        <w:t>channel</w:t>
+      </w:r>
+      <w:r>
+        <w:rPr>
+          <w:b w:val="0"/>
+        </w:rPr>
+        <w:t xml:space="preserve"> is a plane of values across positions; it is not a separate photograph or a label.</w:t>
+      </w:r>
+    </w:p>
+    <w:p>
+      <w:pPr>
+        <w:spacing w:line="336" w:lineRule="auto" w:after="180"/>
+      </w:pPr>
+      <w:r>
+        <w:rPr>
+          <w:b w:val="0"/>
+        </w:rPr>
+        <w:t xml:space="preserve">Shape needs a schema. A grayscale image might be stored as H by W or H by W by 1. An RGB image uses three </w:t>
+      </w:r>
+      <w:r>
+        <w:rPr>
+          <w:b/>
+        </w:rPr>
+        <w:t>channel</w:t>
+      </w:r>
+      <w:r>
+        <w:rPr>
+          <w:b w:val="0"/>
+        </w:rPr>
+        <w:t xml:space="preserve">s here; other formats can include additional </w:t>
+      </w:r>
+      <w:r>
+        <w:rPr>
+          <w:b/>
+        </w:rPr>
+        <w:t>channel</w:t>
+      </w:r>
+      <w:r>
+        <w:rPr>
+          <w:b w:val="0"/>
+        </w:rPr>
+        <w:t>s.</w:t>
+      </w:r>
+    </w:p>
+    <w:p>
+      <w:pPr>
+        <w:spacing w:line="336" w:lineRule="auto" w:after="180"/>
+      </w:pPr>
+      <w:r>
+        <w:rPr>
+          <w:b w:val="0"/>
+        </w:rPr>
+        <w:t>Declare the format instead of assuming every three-dimensional array means the same thing.</w:t>
+      </w:r>
+    </w:p>
+    <w:p>
+      <w:pPr>
+        <w:spacing w:line="336" w:lineRule="auto" w:after="180"/>
+      </w:pPr>
+      <w:r>
+        <w:rPr>
+          <w:b w:val="0"/>
+        </w:rPr>
+        <w:t xml:space="preserve">A </w:t>
+      </w:r>
+      <w:r>
+        <w:rPr>
+          <w:b/>
+        </w:rPr>
+        <w:t>channel</w:t>
+      </w:r>
+      <w:r>
+        <w:rPr>
+          <w:b w:val="0"/>
+        </w:rPr>
+        <w:t>-first layout uses image[</w:t>
+      </w:r>
+      <w:r>
+        <w:rPr>
+          <w:b/>
+        </w:rPr>
+        <w:t>channel</w:t>
+      </w:r>
+      <w:r>
+        <w:rPr>
+          <w:b w:val="0"/>
+        </w:rPr>
+        <w:t>][row][column], abbreviated CHW. Our image then has shape 3 by 2 by 2. A correct conversion preserves the rule chw[c][r][k] = hwc[r][k][c].</w:t>
+      </w:r>
+    </w:p>
+    <w:p>
+      <w:pPr>
+        <w:spacing w:line="336" w:lineRule="auto" w:after="180"/>
+      </w:pPr>
+      <w:r>
+        <w:rPr>
+          <w:b w:val="0"/>
+        </w:rPr>
+        <w:t>The code assumes a nonempty rectangular image with exactly three values per pixel.</w:t>
+      </w:r>
+    </w:p>
+    <w:p>
+      <w:pPr>
+        <w:pStyle w:val="Heading3"/>
+      </w:pPr>
+      <w:r>
+        <w:t>Explain Image tensors and channels · 2</w:t>
+      </w:r>
+    </w:p>
+    <w:p>
+      <w:pPr>
+        <w:spacing w:line="336" w:lineRule="auto" w:after="180"/>
+      </w:pPr>
+      <w:r>
+        <w:rPr>
+          <w:b w:val="0"/>
+        </w:rPr>
+        <w:t>Reading nested values in order and merely regrouping them into a new shape does not perform this axis conversion. The first four flattened HWC values are [255, 0, 0, 0].</w:t>
+      </w:r>
+    </w:p>
+    <w:p>
+      <w:pPr>
+        <w:spacing w:line="336" w:lineRule="auto" w:after="180"/>
+      </w:pPr>
+      <w:r>
+        <w:rPr>
+          <w:b w:val="0"/>
+        </w:rPr>
+        <w:t xml:space="preserve">A naive regrouping makes these the first </w:t>
+      </w:r>
+      <w:r>
+        <w:rPr>
+          <w:b/>
+        </w:rPr>
+        <w:t>channel</w:t>
+      </w:r>
+      <w:r>
+        <w:rPr>
+          <w:b w:val="0"/>
+        </w:rPr>
+        <w:t xml:space="preserve"> plane, but the correct red plane is [[255, 0], [0, 255]]. Shape agreement alone cannot detect this mistake.</w:t>
       </w:r>
     </w:p>
     <w:tbl>
@@ -662,21 +1209,75 @@
       </w:r>
     </w:p>
     <w:p>
-      <w:r>
-        <w:t>Guided: top-right is [0, 255, 0] and bottom-right is [255, 255, 255]. The top-right green value is hwc[0][1][1] or chw[1][0][1], both 255. Exit: shape alone misses both errors. Check the top-left RGB pixel is red before scaling and that a raw value 255 becomes exactly 1 under one declared division, rather than approximately 0.00392.</w:t>
+      <w:pPr>
+        <w:pStyle w:val="Heading3"/>
+      </w:pPr>
+      <w:r>
+        <w:t>Explain Image tensors and channels · 3</w:t>
       </w:r>
     </w:p>
     <w:p>
       <w:pPr>
-        <w:pStyle w:val="Heading3"/>
-      </w:pPr>
-      <w:r>
-        <w:t>Model the reasoning aloud</w:t>
+        <w:spacing w:line="336" w:lineRule="auto" w:after="180"/>
+      </w:pPr>
+      <w:r>
+        <w:rPr>
+          <w:b w:val="0"/>
+        </w:rPr>
+        <w:t>Guided: top-right is [0, 255, 0] and bottom-right is [255, 255, 255]. The top-right green value is hwc[0][1][1] or chw[1][0][1], both 255. Exit: shape alone misses both errors.</w:t>
       </w:r>
     </w:p>
     <w:p>
-      <w:r>
-        <w:t>Use the complete worked example below before asking learners to complete W2. Reveal a small part, invite a prediction, then explain the deciding step. These teacher notes contain solutions; do not reveal the independent case answer during modelling.</w:t>
+      <w:pPr>
+        <w:spacing w:line="336" w:lineRule="auto" w:after="180"/>
+      </w:pPr>
+      <w:r>
+        <w:rPr>
+          <w:b w:val="0"/>
+        </w:rPr>
+        <w:t>Check the top-left RGB pixel is red before scaling and that a raw value 255 becomes exactly 1 under one declared division, rather than approximately 0.00392.</w:t>
+      </w:r>
+    </w:p>
+    <w:p>
+      <w:pPr>
+        <w:pStyle w:val="Heading3"/>
+      </w:pPr>
+      <w:r>
+        <w:t>Model the reasoning aloud</w:t>
+      </w:r>
+    </w:p>
+    <w:p>
+      <w:pPr>
+        <w:spacing w:line="336" w:lineRule="auto" w:after="180"/>
+      </w:pPr>
+      <w:r>
+        <w:rPr>
+          <w:b w:val="0"/>
+        </w:rPr>
+        <w:t xml:space="preserve">Use the complete worked example below before asking learners to complete W2. Reveal a small part, invite a </w:t>
+      </w:r>
+      <w:r>
+        <w:rPr>
+          <w:b/>
+        </w:rPr>
+        <w:t>prediction</w:t>
+      </w:r>
+      <w:r>
+        <w:rPr>
+          <w:b w:val="0"/>
+        </w:rPr>
+        <w:t>, then explain the deciding step.</w:t>
+      </w:r>
+    </w:p>
+    <w:p>
+      <w:pPr>
+        <w:spacing w:line="336" w:lineRule="auto" w:after="180"/>
+      </w:pPr>
+      <w:r>
+        <w:rPr>
+          <w:b w:val="0"/>
+        </w:rPr>
+        <w:t>These teacher notes contain solutions; do not reveal the independent case answer during modelling.</w:t>
       </w:r>
     </w:p>
     <w:p>
@@ -966,7 +1567,13 @@
       </w:tr>
     </w:tbl>
     <w:p>
-      <w:r>
+      <w:pPr>
+        <w:spacing w:line="336" w:lineRule="auto" w:after="180"/>
+      </w:pPr>
+      <w:r>
+        <w:rPr>
+          <w:b w:val="0"/>
+        </w:rPr>
         <w:t>Use the diagram and verbal explanation together. Ask learners to match a sentence to a specific visual step; do not assign learners fixed visual or auditory learning styles.</w:t>
       </w:r>
     </w:p>
@@ -979,8 +1586,26 @@
       </w:r>
     </w:p>
     <w:p>
-      <w:r>
-        <w:t>Move colour values between tensor layouts without changing the pixels.</w:t>
+      <w:pPr>
+        <w:spacing w:line="336" w:lineRule="auto" w:after="180"/>
+      </w:pPr>
+      <w:r>
+        <w:rPr>
+          <w:b w:val="0"/>
+        </w:rPr>
+        <w:t xml:space="preserve">Move colour values between </w:t>
+      </w:r>
+      <w:r>
+        <w:rPr>
+          <w:b/>
+        </w:rPr>
+        <w:t>tensor</w:t>
+      </w:r>
+      <w:r>
+        <w:rPr>
+          <w:b w:val="0"/>
+        </w:rPr>
+        <w:t xml:space="preserve"> layouts without changing the pixels.</w:t>
       </w:r>
     </w:p>
     <w:p>
@@ -992,13 +1617,67 @@
       </w:r>
     </w:p>
     <w:p>
-      <w:r>
-        <w:t>Toy RGB image has 2 rows, 1 column. Top pixel [1, 4, 7]; bottom [2, 5, 8]. HWC means height, width, channel.</w:t>
+      <w:pPr>
+        <w:pStyle w:val="Heading3"/>
+      </w:pPr>
+      <w:r>
+        <w:t>Supplied facts</w:t>
       </w:r>
     </w:p>
     <w:p>
-      <w:r>
-        <w:t>All inputs and outcomes in this worked example are invented classroom data; no real model run is claimed.</w:t>
+      <w:pPr>
+        <w:spacing w:line="336" w:lineRule="auto" w:after="180"/>
+        <w:shd w:fill="F1F6FC"/>
+      </w:pPr>
+      <w:r>
+        <w:rPr>
+          <w:b w:val="0"/>
+        </w:rPr>
+        <w:t xml:space="preserve">Toy RGB image has 2 rows, 1 column. Top pixel [1, 4, 7]; bottom [2, 5, 8]. HWC means height, width, </w:t>
+      </w:r>
+      <w:r>
+        <w:rPr>
+          <w:b/>
+        </w:rPr>
+        <w:t>channel</w:t>
+      </w:r>
+      <w:r>
+        <w:rPr>
+          <w:b w:val="0"/>
+        </w:rPr>
+        <w:t>.</w:t>
+      </w:r>
+    </w:p>
+    <w:p>
+      <w:pPr>
+        <w:pStyle w:val="Heading3"/>
+      </w:pPr>
+      <w:r>
+        <w:t>Supplied facts</w:t>
+      </w:r>
+    </w:p>
+    <w:p>
+      <w:pPr>
+        <w:spacing w:line="336" w:lineRule="auto" w:after="180"/>
+        <w:shd w:fill="F1F6FC"/>
+      </w:pPr>
+      <w:r>
+        <w:rPr>
+          <w:b w:val="0"/>
+        </w:rPr>
+        <w:t xml:space="preserve">All </w:t>
+      </w:r>
+      <w:r>
+        <w:rPr>
+          <w:b/>
+        </w:rPr>
+        <w:t>input</w:t>
+      </w:r>
+      <w:r>
+        <w:rPr>
+          <w:b w:val="0"/>
+        </w:rPr>
+        <w:t>s and outcomes in this worked example are invented classroom data; no real model run is claimed.</w:t>
       </w:r>
     </w:p>
     <w:p>
@@ -1197,21 +1876,59 @@
       </w:r>
     </w:p>
     <w:p>
-      <w:r>
-        <w:t>A tensor is an array with named dimensions. HWC orders height, width and colour; CHW puts colour first. Rearranging the layout changes where values are stored, not the colour measurement itself. Trace a named pixel through both layouts using zero-based indices. Adding a batch dimension counts images and does not add a new colour channel.</w:t>
+      <w:pPr>
+        <w:pStyle w:val="Heading3"/>
+      </w:pPr>
+      <w:r>
+        <w:t>Why the result follows</w:t>
       </w:r>
     </w:p>
     <w:p>
       <w:pPr>
-        <w:pStyle w:val="Heading3"/>
-      </w:pPr>
-      <w:r>
-        <w:t>What this example does not establish</w:t>
+        <w:spacing w:line="336" w:lineRule="auto" w:after="180"/>
+        <w:shd w:fill="F1F6FC"/>
+      </w:pPr>
+      <w:r>
+        <w:rPr>
+          <w:b w:val="0"/>
+        </w:rPr>
+        <w:t xml:space="preserve">A </w:t>
+      </w:r>
+      <w:r>
+        <w:rPr>
+          <w:b/>
+        </w:rPr>
+        <w:t>tensor</w:t>
+      </w:r>
+      <w:r>
+        <w:rPr>
+          <w:b w:val="0"/>
+        </w:rPr>
+        <w:t xml:space="preserve"> is an array with named dimensions. HWC orders height, width and colour; CHW puts colour first. Rearranging the layout changes where values are stored, not the colour measurement itself.</w:t>
       </w:r>
     </w:p>
     <w:p>
-      <w:r>
-        <w:t>Shape consistency does not prove correct colour order or value range; document channel names and preprocessing.</w:t>
+      <w:pPr>
+        <w:spacing w:line="336" w:lineRule="auto" w:after="180"/>
+        <w:shd w:fill="F1F6FC"/>
+      </w:pPr>
+      <w:r>
+        <w:rPr>
+          <w:b w:val="0"/>
+        </w:rPr>
+        <w:t xml:space="preserve">Trace a named pixel through both layouts using zero-based indices. Adding a batch dimension counts images and does not add a new colour </w:t>
+      </w:r>
+      <w:r>
+        <w:rPr>
+          <w:b/>
+        </w:rPr>
+        <w:t>channel</w:t>
+      </w:r>
+      <w:r>
+        <w:rPr>
+          <w:b w:val="0"/>
+        </w:rPr>
+        <w:t>.</w:t>
       </w:r>
     </w:p>
     <w:p>
@@ -1219,22 +1936,59 @@
         <w:pStyle w:val="Heading3"/>
       </w:pPr>
       <w:r>
-        <w:t>Change one thing in the pictured case</w:t>
+        <w:t>What this example does not establish</w:t>
       </w:r>
     </w:p>
     <w:p>
-      <w:r>
-        <w:t>Change: Add a batch containing three identical images in NHWC layout.</w:t>
+      <w:pPr>
+        <w:pStyle w:val="Heading3"/>
+      </w:pPr>
+      <w:r>
+        <w:t>Keep the stated limit</w:t>
       </w:r>
     </w:p>
     <w:p>
-      <w:r>
-        <w:t>Prediction: Batch shape is [3, 2, 1, 3].</w:t>
+      <w:pPr>
+        <w:spacing w:line="336" w:lineRule="auto" w:after="180"/>
+        <w:shd w:fill="FFF5E6"/>
+      </w:pPr>
+      <w:r>
+        <w:rPr>
+          <w:b w:val="0"/>
+        </w:rPr>
+        <w:t xml:space="preserve">Shape consistency does not prove correct colour order or value range; document </w:t>
+      </w:r>
+      <w:r>
+        <w:rPr>
+          <w:b/>
+        </w:rPr>
+        <w:t>channel</w:t>
+      </w:r>
+      <w:r>
+        <w:rPr>
+          <w:b w:val="0"/>
+        </w:rPr>
+        <w:t xml:space="preserve"> names and pre</w:t>
+      </w:r>
+      <w:r>
+        <w:rPr>
+          <w:b/>
+        </w:rPr>
+        <w:t>process</w:t>
+      </w:r>
+      <w:r>
+        <w:rPr>
+          <w:b w:val="0"/>
+        </w:rPr>
+        <w:t>ing.</w:t>
       </w:r>
     </w:p>
     <w:p>
-      <w:r>
-        <w:t>Reason: The new first dimension counts images; it does not add a fourth colour channel.</w:t>
+      <w:pPr>
+        <w:pStyle w:val="Heading3"/>
+      </w:pPr>
+      <w:r>
+        <w:t>Change one thing in the pictured case</w:t>
       </w:r>
     </w:p>
     <w:p>
@@ -1242,20 +1996,152 @@
         <w:pStyle w:val="Heading3"/>
       </w:pPr>
       <w:r>
-        <w:t>Ask while showing the picture</w:t>
+        <w:t>Change one thing</w:t>
       </w:r>
     </w:p>
     <w:p>
-      <w:r>
-        <w:t>Cover the result. Ask learners to name the inputs and predict the next step. Uncover one step, connect the icon to the actual procedure, and explain its evidence. Then change the supplied condition and compare. The picture is a representation; it does not document execution of a real AI model.</w:t>
+      <w:pPr>
+        <w:spacing w:line="336" w:lineRule="auto" w:after="180"/>
+        <w:shd w:fill="F5F1FB"/>
+      </w:pPr>
+      <w:r>
+        <w:rPr>
+          <w:b w:val="0"/>
+        </w:rPr>
+        <w:t>Change: Add a batch containing three identical images in NHWC layout.</w:t>
       </w:r>
     </w:p>
     <w:p>
       <w:pPr>
+        <w:pStyle w:val="Heading3"/>
+      </w:pPr>
+      <w:r>
+        <w:t>Predicted result</w:t>
+      </w:r>
+    </w:p>
+    <w:p>
+      <w:pPr>
+        <w:spacing w:line="336" w:lineRule="auto" w:after="180"/>
+        <w:shd w:fill="F1F6FC"/>
+      </w:pPr>
+      <w:r>
+        <w:rPr>
+          <w:b/>
+        </w:rPr>
+        <w:t>Prediction</w:t>
+      </w:r>
+      <w:r>
+        <w:rPr>
+          <w:b w:val="0"/>
+        </w:rPr>
+        <w:t>: Batch shape is [3, 2, 1, 3].</w:t>
+      </w:r>
+    </w:p>
+    <w:p>
+      <w:pPr>
+        <w:pStyle w:val="Heading3"/>
+      </w:pPr>
+      <w:r>
+        <w:t>Why the result follows</w:t>
+      </w:r>
+    </w:p>
+    <w:p>
+      <w:pPr>
+        <w:spacing w:line="336" w:lineRule="auto" w:after="180"/>
+        <w:shd w:fill="F1F6FC"/>
+      </w:pPr>
+      <w:r>
+        <w:rPr>
+          <w:b w:val="0"/>
+        </w:rPr>
+        <w:t xml:space="preserve">Reason: The new first dimension counts images; it does not add a fourth colour </w:t>
+      </w:r>
+      <w:r>
+        <w:rPr>
+          <w:b/>
+        </w:rPr>
+        <w:t>channel</w:t>
+      </w:r>
+      <w:r>
+        <w:rPr>
+          <w:b w:val="0"/>
+        </w:rPr>
+        <w:t>.</w:t>
+      </w:r>
+    </w:p>
+    <w:p>
+      <w:pPr>
+        <w:pStyle w:val="Heading3"/>
+      </w:pPr>
+      <w:r>
+        <w:t>Ask while showing the picture</w:t>
+      </w:r>
+    </w:p>
+    <w:p>
+      <w:pPr>
+        <w:pStyle w:val="Heading3"/>
+      </w:pPr>
+      <w:r>
+        <w:t>Ask while showing the picture · 4</w:t>
+      </w:r>
+    </w:p>
+    <w:p>
+      <w:pPr>
+        <w:spacing w:line="336" w:lineRule="auto" w:after="180"/>
+      </w:pPr>
+      <w:r>
+        <w:rPr>
+          <w:b w:val="0"/>
+        </w:rPr>
+        <w:t xml:space="preserve">Cover the result. Ask learners to name the </w:t>
+      </w:r>
+      <w:r>
+        <w:rPr>
+          <w:b/>
+        </w:rPr>
+        <w:t>input</w:t>
+      </w:r>
+      <w:r>
+        <w:rPr>
+          <w:b w:val="0"/>
+        </w:rPr>
+        <w:t xml:space="preserve">s and predict the next step. Uncover one step, connect the icon to the actual procedure, and explain its </w:t>
+      </w:r>
+      <w:r>
+        <w:rPr>
+          <w:b/>
+        </w:rPr>
+        <w:t>evidence</w:t>
+      </w:r>
+      <w:r>
+        <w:rPr>
+          <w:b w:val="0"/>
+        </w:rPr>
+        <w:t>. Then change the supplied condition and compare.</w:t>
+      </w:r>
+    </w:p>
+    <w:p>
+      <w:pPr>
+        <w:spacing w:line="336" w:lineRule="auto" w:after="180"/>
+      </w:pPr>
+      <w:r>
+        <w:rPr>
+          <w:b w:val="0"/>
+        </w:rPr>
+        <w:t>The picture is a representation; it does not document execution of a real AI model.</w:t>
+      </w:r>
+    </w:p>
+    <w:p>
+      <w:pPr>
         <w:pStyle w:val="Heading1"/>
       </w:pPr>
       <w:r>
         <w:t>03. Demonstrate and guide practice</w:t>
+      </w:r>
+    </w:p>
+    <w:p>
+      <w:r>
+        <w:t>Demonstrate Image tensors and channels, reduce support deliberately and check individual reasoning before discussing answers.</w:t>
       </w:r>
     </w:p>
     <w:tbl>
@@ -1471,36 +2357,88 @@
       </w:tr>
     </w:tbl>
     <w:p>
-      <w:r>
-        <w:t>Use the worked example in Sections 3 and 6. Collect a prediction before revealing its result; ask the learner to point to each intermediate fact.</w:t>
+      <w:pPr>
+        <w:spacing w:line="336" w:lineRule="auto" w:after="180"/>
+      </w:pPr>
+      <w:r>
+        <w:rPr>
+          <w:b w:val="0"/>
+        </w:rPr>
+        <w:t xml:space="preserve">Use the worked example in Sections 3 and 6. Collect a </w:t>
+      </w:r>
+      <w:r>
+        <w:rPr>
+          <w:b/>
+        </w:rPr>
+        <w:t>prediction</w:t>
+      </w:r>
+      <w:r>
+        <w:rPr>
+          <w:b w:val="0"/>
+        </w:rPr>
+        <w:t xml:space="preserve"> before revealing its result; ask the learner to point to each intermediate fact.</w:t>
       </w:r>
     </w:p>
     <w:p>
-      <w:r>
-        <w:t>Use three labelled paper grids and a coordinate ledger; provide colour names so success does not depend on colour vision. Allow fraction answers for scaling. Extension: convert a rectangular image HWC to CHW and back, checking every coordinate, then construct two different colours with the same classroom channel mean.</w:t>
+      <w:pPr>
+        <w:spacing w:line="336" w:lineRule="auto" w:after="180"/>
+      </w:pPr>
+      <w:r>
+        <w:rPr>
+          <w:b w:val="0"/>
+        </w:rPr>
+        <w:t>Use three labelled paper grids and a coordinate ledger; provide colour names so success does not depend on colour vision. Allow fraction answers for scaling.</w:t>
       </w:r>
     </w:p>
     <w:p>
       <w:pPr>
-        <w:pStyle w:val="Heading3"/>
-      </w:pPr>
-      <w:r>
-        <w:t>Reduce help deliberately</w:t>
+        <w:spacing w:line="336" w:lineRule="auto" w:after="180"/>
+      </w:pPr>
+      <w:r>
+        <w:rPr>
+          <w:b w:val="0"/>
+        </w:rPr>
+        <w:t xml:space="preserve">Extension: convert a rectangular image HWC to CHW and back, checking every coordinate, then construct two different colours with the same classroom </w:t>
+      </w:r>
+      <w:r>
+        <w:rPr>
+          <w:b/>
+        </w:rPr>
+        <w:t>channel</w:t>
+      </w:r>
+      <w:r>
+        <w:rPr>
+          <w:b w:val="0"/>
+        </w:rPr>
+        <w:t xml:space="preserve"> mean.</w:t>
       </w:r>
     </w:p>
     <w:p>
-      <w:r>
-        <w:t>Completion task: A program flattens the lesson HWC array and groups the first four values into a 2 by 2 red plane. Give that incorrect plane and the correct plane. Identify a position where they disagree.</w:t>
+      <w:pPr>
+        <w:pStyle w:val="Heading3"/>
+      </w:pPr>
+      <w:r>
+        <w:t>Reduce help deliberately</w:t>
       </w:r>
     </w:p>
     <w:p>
-      <w:r>
-        <w:t>Teacher check: Teacher explanation: The incorrect plane is [[255, 0], [0, 0]]. The correct red plane is [[255, 0], [0, 255]]. They disagree at row 1 column 1. Regrouping consecutive values does not transpose axes.</w:t>
+      <w:pPr>
+        <w:pStyle w:val="Heading3"/>
+      </w:pPr>
+      <w:r>
+        <w:t>Completion practice</w:t>
       </w:r>
     </w:p>
     <w:p>
-      <w:r>
-        <w:t>Start by identifying the given inputs together. Leave the intermediate steps blank. If needed, model one step, then withdraw that help on the next step. Move to a full trace only when the partial trace is understood. For partners, alternate explainer and checker; collect a response from every learner before discussion.</w:t>
+      <w:pPr>
+        <w:spacing w:line="336" w:lineRule="auto" w:after="180"/>
+        <w:shd w:fill="F5F1FB"/>
+      </w:pPr>
+      <w:r>
+        <w:rPr>
+          <w:b w:val="0"/>
+        </w:rPr>
+        <w:t>Completion task: A program flattens the lesson HWC array and groups the first four values into a 2 by 2 red plane. Give that incorrect plane and the correct plane. Identify a position where they disagree.</w:t>
       </w:r>
     </w:p>
     <w:p>
@@ -1508,22 +2446,53 @@
         <w:pStyle w:val="Heading3"/>
       </w:pPr>
       <w:r>
-        <w:t>Individual reasoning check</w:t>
+        <w:t>Reasoning to listen for</w:t>
       </w:r>
     </w:p>
     <w:p>
-      <w:r>
-        <w:t>Use the worked case for Image tensors and channels. Proposed explanation: “Three channels mean three images”. Decide whether this explanation is supported. Point to the step or supplied fact that decides; explain your repair if needed.</w:t>
+      <w:pPr>
+        <w:spacing w:line="336" w:lineRule="auto" w:after="180"/>
+        <w:shd w:fill="F1F6FC"/>
+      </w:pPr>
+      <w:r>
+        <w:rPr>
+          <w:b w:val="0"/>
+        </w:rPr>
+        <w:t>Teacher check: Teacher explanation: The incorrect plane is [[255, 0], [0, 0]]. The correct red plane is [[255, 0], [0, 255]]. They disagree at row 1 column 1. Regrouping consecutive values does not transpose axes.</w:t>
       </w:r>
     </w:p>
     <w:p>
-      <w:r>
-        <w:t>Expected correction: Channels are component planes at matching spatial positions in one image.</w:t>
+      <w:pPr>
+        <w:spacing w:line="336" w:lineRule="auto" w:after="180"/>
+      </w:pPr>
+      <w:r>
+        <w:rPr>
+          <w:b w:val="0"/>
+        </w:rPr>
+        <w:t xml:space="preserve">Start by identifying the given </w:t>
+      </w:r>
+      <w:r>
+        <w:rPr>
+          <w:b/>
+        </w:rPr>
+        <w:t>input</w:t>
+      </w:r>
+      <w:r>
+        <w:rPr>
+          <w:b w:val="0"/>
+        </w:rPr>
+        <w:t>s together. Leave the intermediate steps blank. If needed, model one step, then withdraw that help on the next step. Move to a full trace only when the partial trace is understood.</w:t>
       </w:r>
     </w:p>
     <w:p>
-      <w:r>
-        <w:t>Collect explanations, not only yes/no votes. If a misunderstanding is common, re-model the relevant step for the class. If it affects a few learners, give a short targeted group explanation while others solve a more demanding variation.</w:t>
+      <w:pPr>
+        <w:spacing w:line="336" w:lineRule="auto" w:after="180"/>
+      </w:pPr>
+      <w:r>
+        <w:rPr>
+          <w:b w:val="0"/>
+        </w:rPr>
+        <w:t>For partners, alternate explainer and checker; collect a response from every learner before discussion.</w:t>
       </w:r>
     </w:p>
     <w:p>
@@ -1531,63 +2500,368 @@
         <w:pStyle w:val="Heading3"/>
       </w:pPr>
       <w:r>
-        <w:t>Pictorial practice question</w:t>
+        <w:t>Individual reasoning check</w:t>
       </w:r>
     </w:p>
     <w:p>
-      <w:r>
-        <w:t>Where is the bottom green pixel in the first batched image? Point to the relevant step in the picture, then write the changed result and the rule or evidence that supports it.</w:t>
+      <w:pPr>
+        <w:spacing w:line="336" w:lineRule="auto" w:after="180"/>
+      </w:pPr>
+      <w:r>
+        <w:rPr>
+          <w:b w:val="0"/>
+        </w:rPr>
+        <w:t xml:space="preserve">Use the worked case for Image </w:t>
+      </w:r>
+      <w:r>
+        <w:rPr>
+          <w:b/>
+        </w:rPr>
+        <w:t>tensor</w:t>
+      </w:r>
+      <w:r>
+        <w:rPr>
+          <w:b w:val="0"/>
+        </w:rPr>
+        <w:t xml:space="preserve">s and </w:t>
+      </w:r>
+      <w:r>
+        <w:rPr>
+          <w:b/>
+        </w:rPr>
+        <w:t>channel</w:t>
+      </w:r>
+      <w:r>
+        <w:rPr>
+          <w:b w:val="0"/>
+        </w:rPr>
+        <w:t xml:space="preserve">s. Proposed explanation: “Three </w:t>
+      </w:r>
+      <w:r>
+        <w:rPr>
+          <w:b/>
+        </w:rPr>
+        <w:t>channel</w:t>
+      </w:r>
+      <w:r>
+        <w:rPr>
+          <w:b w:val="0"/>
+        </w:rPr>
+        <w:t>s mean three images”. Decide whether this explanation is supported.</w:t>
       </w:r>
     </w:p>
     <w:p>
       <w:pPr>
-        <w:pStyle w:val="Heading3"/>
-      </w:pPr>
-      <w:r>
-        <w:t>Reasoned teacher answer</w:t>
+        <w:spacing w:line="336" w:lineRule="auto" w:after="180"/>
+      </w:pPr>
+      <w:r>
+        <w:rPr>
+          <w:b w:val="0"/>
+        </w:rPr>
+        <w:t>Point to the step or supplied fact that decides; explain your repair if needed.</w:t>
       </w:r>
     </w:p>
     <w:p>
-      <w:r>
-        <w:t>NHWC [0, 1, 0, 1]=5: image0, row1, column0, green channel1. The value is unchanged by batching. Changed-case check: Batch shape is [3, 2, 1, 3]. The new first dimension counts images; it does not add a fourth colour channel.</w:t>
+      <w:pPr>
+        <w:pStyle w:val="Heading3"/>
+      </w:pPr>
+      <w:r>
+        <w:t>Expected repair</w:t>
       </w:r>
     </w:p>
     <w:p>
-      <w:r>
-        <w:t>Changed-case reasoning: Batch shape is [3, 2, 1, 3]. The new first dimension counts images; it does not add a fourth colour channel.</w:t>
+      <w:pPr>
+        <w:spacing w:line="336" w:lineRule="auto" w:after="180"/>
+        <w:shd w:fill="F1F6FC"/>
+      </w:pPr>
+      <w:r>
+        <w:rPr>
+          <w:b w:val="0"/>
+        </w:rPr>
+        <w:t xml:space="preserve">Expected correction: </w:t>
+      </w:r>
+      <w:r>
+        <w:rPr>
+          <w:b/>
+        </w:rPr>
+        <w:t>Channel</w:t>
+      </w:r>
+      <w:r>
+        <w:rPr>
+          <w:b w:val="0"/>
+        </w:rPr>
+        <w:t>s are component planes at matching spatial positions in one image.</w:t>
       </w:r>
     </w:p>
     <w:p>
-      <w:r>
-        <w:t>Collect each learner’s explanation before discussion. Use the first missing connection between input, deciding step and result to choose support. This question is worked-case practice, not fresh mastery evidence.</w:t>
+      <w:pPr>
+        <w:spacing w:line="336" w:lineRule="auto" w:after="180"/>
+      </w:pPr>
+      <w:r>
+        <w:rPr>
+          <w:b w:val="0"/>
+        </w:rPr>
+        <w:t>Collect explanations, not only yes/no votes. If a misunderstanding is common, re-model the relevant step for the class.</w:t>
       </w:r>
     </w:p>
     <w:p>
       <w:pPr>
-        <w:pStyle w:val="Heading1"/>
-      </w:pPr>
-      <w:r>
-        <w:t>04. Run the investigation and diagnose misconceptions</w:t>
+        <w:spacing w:line="336" w:lineRule="auto" w:after="180"/>
+      </w:pPr>
+      <w:r>
+        <w:rPr>
+          <w:b w:val="0"/>
+        </w:rPr>
+        <w:t>If it affects a few learners, give a short targeted group explanation while others solve a more demanding variation.</w:t>
       </w:r>
     </w:p>
     <w:p>
-      <w:r>
-        <w:t>Three channels mean three images: Channels are component planes at matching spatial positions in one image.</w:t>
+      <w:pPr>
+        <w:pStyle w:val="Heading3"/>
+      </w:pPr>
+      <w:r>
+        <w:t>Pictorial practice question</w:t>
       </w:r>
     </w:p>
     <w:p>
-      <w:r>
-        <w:t>Reshaping automatically changes axis meanings correctly: Axis permutation must preserve coordinate correspondence; regrouping a flattened list can mix positions and colours.</w:t>
+      <w:pPr>
+        <w:spacing w:line="336" w:lineRule="auto" w:after="180"/>
+      </w:pPr>
+      <w:r>
+        <w:rPr>
+          <w:b w:val="0"/>
+        </w:rPr>
+        <w:t xml:space="preserve">Where is the bottom green pixel in the first batched image? Point to the relevant step in the picture, then write the changed result and the rule or </w:t>
+      </w:r>
+      <w:r>
+        <w:rPr>
+          <w:b/>
+        </w:rPr>
+        <w:t>evidence</w:t>
+      </w:r>
+      <w:r>
+        <w:rPr>
+          <w:b w:val="0"/>
+        </w:rPr>
+        <w:t xml:space="preserve"> that supports it.</w:t>
       </w:r>
     </w:p>
     <w:p>
-      <w:r>
-        <w:t>Every conversion to a smaller number preserves information: Exact fixed scaling differs from rounding and channel averaging, which can collapse distinct values.</w:t>
+      <w:pPr>
+        <w:pStyle w:val="Heading3"/>
+      </w:pPr>
+      <w:r>
+        <w:t>Reasoned teacher answer</w:t>
       </w:r>
     </w:p>
     <w:p>
-      <w:r>
-        <w:t>Use Section 9 for the evidence ledger. Add a boundary or missing-input case and record the expected response before checking. More successful repeats of one case do not establish wider coverage.</w:t>
+      <w:pPr>
+        <w:spacing w:line="336" w:lineRule="auto" w:after="180"/>
+      </w:pPr>
+      <w:r>
+        <w:rPr>
+          <w:b w:val="0"/>
+        </w:rPr>
+        <w:t xml:space="preserve">NHWC [0, 1, 0, 1]=5: image0, row1, column0, green </w:t>
+      </w:r>
+      <w:r>
+        <w:rPr>
+          <w:b/>
+        </w:rPr>
+        <w:t>channel</w:t>
+      </w:r>
+      <w:r>
+        <w:rPr>
+          <w:b w:val="0"/>
+        </w:rPr>
+        <w:t xml:space="preserve">1. The value is unchanged by batching. Changed-case check: Batch shape is [3, 2, 1, 3]. The new first dimension counts images; it does not add a fourth colour </w:t>
+      </w:r>
+      <w:r>
+        <w:rPr>
+          <w:b/>
+        </w:rPr>
+        <w:t>channel</w:t>
+      </w:r>
+      <w:r>
+        <w:rPr>
+          <w:b w:val="0"/>
+        </w:rPr>
+        <w:t>.</w:t>
+      </w:r>
+    </w:p>
+    <w:p>
+      <w:pPr>
+        <w:spacing w:line="336" w:lineRule="auto" w:after="180"/>
+      </w:pPr>
+      <w:r>
+        <w:rPr>
+          <w:b w:val="0"/>
+        </w:rPr>
+        <w:t xml:space="preserve">Changed-case reasoning: Batch shape is [3, 2, 1, 3]. The new first dimension counts images; it does not add a fourth colour </w:t>
+      </w:r>
+      <w:r>
+        <w:rPr>
+          <w:b/>
+        </w:rPr>
+        <w:t>channel</w:t>
+      </w:r>
+      <w:r>
+        <w:rPr>
+          <w:b w:val="0"/>
+        </w:rPr>
+        <w:t>.</w:t>
+      </w:r>
+    </w:p>
+    <w:p>
+      <w:pPr>
+        <w:spacing w:line="336" w:lineRule="auto" w:after="180"/>
+      </w:pPr>
+      <w:r>
+        <w:rPr>
+          <w:b w:val="0"/>
+        </w:rPr>
+        <w:t xml:space="preserve">Collect each learner’s explanation before discussion. Use the first missing connection between </w:t>
+      </w:r>
+      <w:r>
+        <w:rPr>
+          <w:b/>
+        </w:rPr>
+        <w:t>input</w:t>
+      </w:r>
+      <w:r>
+        <w:rPr>
+          <w:b w:val="0"/>
+        </w:rPr>
+        <w:t xml:space="preserve">, deciding step and result to choose support. This question is worked-case practice, not fresh mastery </w:t>
+      </w:r>
+      <w:r>
+        <w:rPr>
+          <w:b/>
+        </w:rPr>
+        <w:t>evidence</w:t>
+      </w:r>
+      <w:r>
+        <w:rPr>
+          <w:b w:val="0"/>
+        </w:rPr>
+        <w:t>.</w:t>
+      </w:r>
+    </w:p>
+    <w:p>
+      <w:pPr>
+        <w:pStyle w:val="Heading1"/>
+      </w:pPr>
+      <w:r>
+        <w:t>04. Run the investigation and diagnose misconceptions</w:t>
+      </w:r>
+    </w:p>
+    <w:p>
+      <w:r>
+        <w:t>Run the Image tensors and channels investigation and use the first unsupported step to choose a teaching response.</w:t>
+      </w:r>
+    </w:p>
+    <w:p>
+      <w:pPr>
+        <w:spacing w:line="336" w:lineRule="auto" w:after="180"/>
+      </w:pPr>
+      <w:r>
+        <w:rPr>
+          <w:b w:val="0"/>
+        </w:rPr>
+        <w:t xml:space="preserve">Three </w:t>
+      </w:r>
+      <w:r>
+        <w:rPr>
+          <w:b/>
+        </w:rPr>
+        <w:t>channel</w:t>
+      </w:r>
+      <w:r>
+        <w:rPr>
+          <w:b w:val="0"/>
+        </w:rPr>
+        <w:t xml:space="preserve">s mean three images: </w:t>
+      </w:r>
+      <w:r>
+        <w:rPr>
+          <w:b/>
+        </w:rPr>
+        <w:t>Channel</w:t>
+      </w:r>
+      <w:r>
+        <w:rPr>
+          <w:b w:val="0"/>
+        </w:rPr>
+        <w:t>s are component planes at matching spatial positions in one image.</w:t>
+      </w:r>
+    </w:p>
+    <w:p>
+      <w:pPr>
+        <w:spacing w:line="336" w:lineRule="auto" w:after="180"/>
+      </w:pPr>
+      <w:r>
+        <w:rPr>
+          <w:b w:val="0"/>
+        </w:rPr>
+        <w:t>Reshaping automatically changes axis meanings correctly: Axis permutation must preserve coordinate correspondence; regrouping a flattened list can mix positions and colours.</w:t>
+      </w:r>
+    </w:p>
+    <w:p>
+      <w:pPr>
+        <w:spacing w:line="336" w:lineRule="auto" w:after="180"/>
+      </w:pPr>
+      <w:r>
+        <w:rPr>
+          <w:b w:val="0"/>
+        </w:rPr>
+        <w:t xml:space="preserve">Every conversion to a smaller number preserves information: Exact fixed scaling differs from rounding and </w:t>
+      </w:r>
+      <w:r>
+        <w:rPr>
+          <w:b/>
+        </w:rPr>
+        <w:t>channel</w:t>
+      </w:r>
+      <w:r>
+        <w:rPr>
+          <w:b w:val="0"/>
+        </w:rPr>
+        <w:t xml:space="preserve"> averaging, which can collapse distinct values.</w:t>
+      </w:r>
+    </w:p>
+    <w:p>
+      <w:pPr>
+        <w:spacing w:line="336" w:lineRule="auto" w:after="180"/>
+      </w:pPr>
+      <w:r>
+        <w:rPr>
+          <w:b w:val="0"/>
+        </w:rPr>
+        <w:t xml:space="preserve">Use Section 9 for the </w:t>
+      </w:r>
+      <w:r>
+        <w:rPr>
+          <w:b/>
+        </w:rPr>
+        <w:t>evidence</w:t>
+      </w:r>
+      <w:r>
+        <w:rPr>
+          <w:b w:val="0"/>
+        </w:rPr>
+        <w:t xml:space="preserve"> ledger. Add a boundary or missing-</w:t>
+      </w:r>
+      <w:r>
+        <w:rPr>
+          <w:b/>
+        </w:rPr>
+        <w:t>input</w:t>
+      </w:r>
+      <w:r>
+        <w:rPr>
+          <w:b w:val="0"/>
+        </w:rPr>
+        <w:t xml:space="preserve"> case and record the expected response before checking. More successful repeats of one case do not establish wider coverage.</w:t>
       </w:r>
     </w:p>
     <w:p>
@@ -1745,29 +3019,38 @@
       </w:tr>
     </w:tbl>
     <w:p>
-      <w:r>
-        <w:t>Offer an oral explanation, drawing, enlarged visual or fewer examples when that removes a reading/writing barrier. Keep the same reasoning goal. Stretch secure learners by changing a boundary or assumption and asking them to defend the effect, not simply by assigning more of the same questions.</w:t>
+      <w:pPr>
+        <w:spacing w:line="336" w:lineRule="auto" w:after="180"/>
+      </w:pPr>
+      <w:r>
+        <w:rPr>
+          <w:b w:val="0"/>
+        </w:rPr>
+        <w:t>Offer an oral explanation, drawing, enlarged visual or fewer examples when that removes a reading/writing barrier. Keep the same reasoning goal.</w:t>
       </w:r>
     </w:p>
     <w:p>
       <w:pPr>
-        <w:pStyle w:val="Heading1"/>
-      </w:pPr>
-      <w:r>
-        <w:t>05. Assess and explain the answers</w:t>
+        <w:spacing w:line="336" w:lineRule="auto" w:after="180"/>
+      </w:pPr>
+      <w:r>
+        <w:rPr>
+          <w:b w:val="0"/>
+        </w:rPr>
+        <w:t>Stretch secure learners by changing a boundary or assumption and asking them to defend the effect, not simply by assigning more of the same questions.</w:t>
       </w:r>
     </w:p>
     <w:p>
       <w:pPr>
-        <w:pStyle w:val="Heading3"/>
-      </w:pPr>
-      <w:r>
-        <w:t>Guided and exit questions</w:t>
+        <w:pStyle w:val="Heading1"/>
+      </w:pPr>
+      <w:r>
+        <w:t>05. Assess and explain the answers</w:t>
       </w:r>
     </w:p>
     <w:p>
       <w:r>
-        <w:t>Guided: top-right is [0, 255, 0] and bottom-right is [255, 255, 255]. The top-right green value is hwc[0][1][1] or chw[1][0][1], both 255. Exit: shape alone misses both errors. Check the top-left RGB pixel is red before scaling and that a raw value 255 becomes exactly 1 under one declared division, rather than approximately 0.00392.</w:t>
+        <w:t>Use the Image tensors and channels questions, teacher keys and criteria after the relevant attempts. Previously discussed cases are practice; protect the separately selected independent task.</w:t>
       </w:r>
     </w:p>
     <w:p>
@@ -1775,17 +3058,29 @@
         <w:pStyle w:val="Heading3"/>
       </w:pPr>
       <w:r>
-        <w:t>W1 Read a pixel precisely</w:t>
+        <w:t>Guided and exit questions</w:t>
       </w:r>
     </w:p>
     <w:p>
-      <w:r>
-        <w:t>For the lesson image, give image[1][0], image[1][0][2], the HWC shape, pixel count and number of channel values.</w:t>
+      <w:pPr>
+        <w:spacing w:line="336" w:lineRule="auto" w:after="180"/>
+      </w:pPr>
+      <w:r>
+        <w:rPr>
+          <w:b w:val="0"/>
+        </w:rPr>
+        <w:t>Guided: top-right is [0, 255, 0] and bottom-right is [255, 255, 255]. The top-right green value is hwc[0][1][1] or chw[1][0][1], both 255. Exit: shape alone misses both errors.</w:t>
       </w:r>
     </w:p>
     <w:p>
-      <w:r>
-        <w:t>Teacher explanation: The RGB pixel is [0, 0, 255]; its blue value is 255. Shape is 2 by 2 by 3, with four pixels and twelve channel values.</w:t>
+      <w:pPr>
+        <w:spacing w:line="336" w:lineRule="auto" w:after="180"/>
+      </w:pPr>
+      <w:r>
+        <w:rPr>
+          <w:b w:val="0"/>
+        </w:rPr>
+        <w:t>Check the top-left RGB pixel is red before scaling and that a raw value 255 becomes exactly 1 under one declared division, rather than approximately 0.00392.</w:t>
       </w:r>
     </w:p>
     <w:p>
@@ -1793,17 +3088,39 @@
         <w:pStyle w:val="Heading3"/>
       </w:pPr>
       <w:r>
-        <w:t>W2 Audit an axis conversion</w:t>
+        <w:t>W1 Read a pixel precisely</w:t>
       </w:r>
     </w:p>
     <w:p>
-      <w:r>
-        <w:t>A program flattens the lesson HWC array and groups the first four values into a 2 by 2 red plane. Give that incorrect plane and the correct plane. Identify a position where they disagree.</w:t>
+      <w:pPr>
+        <w:pStyle w:val="Heading3"/>
+      </w:pPr>
+      <w:r>
+        <w:t>Workbook question · W1</w:t>
       </w:r>
     </w:p>
     <w:p>
-      <w:r>
-        <w:t>Teacher explanation: The incorrect plane is [[255, 0], [0, 0]]. The correct red plane is [[255, 0], [0, 255]]. They disagree at row 1 column 1. Regrouping consecutive values does not transpose axes.</w:t>
+      <w:pPr>
+        <w:spacing w:line="336" w:lineRule="auto" w:after="180"/>
+        <w:shd w:fill="F5F1FB"/>
+      </w:pPr>
+      <w:r>
+        <w:rPr>
+          <w:b w:val="0"/>
+        </w:rPr>
+        <w:t xml:space="preserve">For the lesson image, give image[1][0], image[1][0][2], the HWC shape, pixel count and number of </w:t>
+      </w:r>
+      <w:r>
+        <w:rPr>
+          <w:b/>
+        </w:rPr>
+        <w:t>channel</w:t>
+      </w:r>
+      <w:r>
+        <w:rPr>
+          <w:b w:val="0"/>
+        </w:rPr>
+        <w:t xml:space="preserve"> values.</w:t>
       </w:r>
     </w:p>
     <w:p>
@@ -1811,17 +3128,39 @@
         <w:pStyle w:val="Heading3"/>
       </w:pPr>
       <w:r>
-        <w:t>W3 Check scaling and lost colour</w:t>
+        <w:t>Teacher reasoning · W1</w:t>
       </w:r>
     </w:p>
     <w:p>
-      <w:r>
-        <w:t>Scale [255, 128, 0] by 255, keeping the middle value as a fraction. Then calculate the classroom RGB means of pure red and pure green. Which operation loses the distinction between those colours?</w:t>
+      <w:pPr>
+        <w:spacing w:line="336" w:lineRule="auto" w:after="180"/>
+        <w:shd w:fill="F1F6FC"/>
+      </w:pPr>
+      <w:r>
+        <w:rPr>
+          <w:b w:val="0"/>
+        </w:rPr>
+        <w:t xml:space="preserve">Teacher explanation: The RGB pixel is [0, 0, 255]; its blue value is 255. Shape is 2 by 2 by 3, with four pixels and twelve </w:t>
+      </w:r>
+      <w:r>
+        <w:rPr>
+          <w:b/>
+        </w:rPr>
+        <w:t>channel</w:t>
+      </w:r>
+      <w:r>
+        <w:rPr>
+          <w:b w:val="0"/>
+        </w:rPr>
+        <w:t xml:space="preserve"> values.</w:t>
       </w:r>
     </w:p>
     <w:p>
-      <w:r>
-        <w:t>Teacher explanation: Scaling gives [1, 128/255, 0]. Both RGB means are 85, so averaging loses the red versus green distinction. Exact fixed scaling preserves the triplet distinction.</w:t>
+      <w:pPr>
+        <w:pStyle w:val="Heading3"/>
+      </w:pPr>
+      <w:r>
+        <w:t>W2 Audit an axis conversion</w:t>
       </w:r>
     </w:p>
     <w:p>
@@ -1829,61 +3168,95 @@
         <w:pStyle w:val="Heading3"/>
       </w:pPr>
       <w:r>
-        <w:t>W4 Convert a new image independently</w:t>
+        <w:t>Workbook question · W2</w:t>
       </w:r>
     </w:p>
     <w:p>
-      <w:r>
-        <w:t>A one-row two-column RGB image has pixels [10, 20, 30] then [40, 50, 60]. State its HWC shape and all three CHW planes. Give the green value at row 0 column 1 in both layouts. A batch contains four copies: give its NHWC shape and total channel-value count.</w:t>
+      <w:pPr>
+        <w:spacing w:line="336" w:lineRule="auto" w:after="180"/>
+        <w:shd w:fill="F5F1FB"/>
+      </w:pPr>
+      <w:r>
+        <w:rPr>
+          <w:b w:val="0"/>
+        </w:rPr>
+        <w:t>A program flattens the lesson HWC array and groups the first four values into a 2 by 2 red plane. Give that incorrect plane and the correct plane. Identify a position where they disagree.</w:t>
       </w:r>
     </w:p>
     <w:p>
-      <w:r>
-        <w:t>Teacher explanation: HWC shape is 1 by 2 by 3. CHW planes are [[10, 40]], [[20, 50]], [[30, 60]], giving shape 3 by 1 by 2. hwc[0][1][1] and chw[1][0][1] both equal 50. Batch shape is 4 by 1 by 2 by 3, containing 24 values.</w:t>
+      <w:pPr>
+        <w:pStyle w:val="Heading3"/>
+      </w:pPr>
+      <w:r>
+        <w:t>Teacher reasoning · W2</w:t>
       </w:r>
     </w:p>
     <w:p>
       <w:pPr>
-        <w:pStyle w:val="Heading3"/>
-      </w:pPr>
-      <w:r>
-        <w:t>W5 Design revealing pipeline checks</w:t>
+        <w:spacing w:line="336" w:lineRule="auto" w:after="180"/>
+        <w:shd w:fill="F1F6FC"/>
+      </w:pPr>
+      <w:r>
+        <w:rPr>
+          <w:b w:val="0"/>
+        </w:rPr>
+        <w:t>Teacher explanation: The incorrect plane is [[255, 0], [0, 0]]. The correct red plane is [[255, 0], [0, 255]]. They disagree at row 1 column 1. Regrouping consecutive values does not transpose axes.</w:t>
       </w:r>
     </w:p>
     <w:p>
-      <w:r>
-        <w:t>The lesson image is loaded with red and blue exchanged, then scaled twice. Give two expected checks that would expose these errors even though the shape is correct.</w:t>
+      <w:pPr>
+        <w:pStyle w:val="Heading3"/>
+      </w:pPr>
+      <w:r>
+        <w:t>W3 Check scaling and lost colour</w:t>
       </w:r>
     </w:p>
     <w:p>
-      <w:r>
-        <w:t>Teacher explanation: Before scaling, the top-left pixel must be [255, 0, 0], not [0, 0, 255]. A known raw component of 255 must become 1 after scaling once; approximately 0.00392 indicates division twice. Test named values and positions as well as dimensions.</w:t>
+      <w:pPr>
+        <w:pStyle w:val="Heading3"/>
+      </w:pPr>
+      <w:r>
+        <w:t>Workbook question · W3</w:t>
       </w:r>
     </w:p>
     <w:p>
       <w:pPr>
-        <w:pStyle w:val="Heading3"/>
-      </w:pPr>
-      <w:r>
-        <w:t>Independent assessment and fresh retry</w:t>
+        <w:spacing w:line="336" w:lineRule="auto" w:after="180"/>
+        <w:shd w:fill="F5F1FB"/>
+      </w:pPr>
+      <w:r>
+        <w:rPr>
+          <w:b w:val="0"/>
+        </w:rPr>
+        <w:t>Scale [255, 128, 0] by 255, keeping the middle value as a fraction. Then calculate the classroom RGB means of pure red and pure green. Which operation loses the distinction between those colours?</w:t>
       </w:r>
     </w:p>
     <w:p>
-      <w:r>
-        <w:t>W4 requires three planes, both coordinate references to value 50, NHWC shape 4 by 1 by 2 by 3 and 24 values. Fresh retry: a two-row one-column image contains [3, 6, 9] above [12, 15, 18]. HWC shape is 2 by 1 by 3. CHW planes are [[3], [12]], [[6], [15]], [[9], [18]]. The bottom blue component is hwc[1][0][2] = chw[2][1][0] = 18. A batch of three has NHWC shape 3 by 2 by 1 by 3 and 18 values.</w:t>
+      <w:pPr>
+        <w:pStyle w:val="Heading3"/>
+      </w:pPr>
+      <w:r>
+        <w:t>Teacher reasoning · W3</w:t>
       </w:r>
     </w:p>
     <w:p>
       <w:pPr>
-        <w:pStyle w:val="Heading3"/>
-      </w:pPr>
-      <w:r>
-        <w:t>Assess independent transfer</w:t>
+        <w:spacing w:line="336" w:lineRule="auto" w:after="180"/>
+        <w:shd w:fill="F1F6FC"/>
+      </w:pPr>
+      <w:r>
+        <w:rPr>
+          <w:b w:val="0"/>
+        </w:rPr>
+        <w:t>Teacher explanation: Scaling gives [1, 128/255, 0]. Both RGB means are 85, so averaging loses the red versus green distinction. Exact fixed scaling preserves the triplet distinction.</w:t>
       </w:r>
     </w:p>
     <w:p>
-      <w:r>
-        <w:t>Selected case: A one-row two-column RGB image has pixels [10, 20, 30] then [40, 50, 60]. State its HWC shape and all three CHW planes. Give the green value at row 0 column 1 in both layouts. A batch contains four copies: give its NHWC shape and total channel-value count.</w:t>
+      <w:pPr>
+        <w:pStyle w:val="Heading3"/>
+      </w:pPr>
+      <w:r>
+        <w:t>W4 Convert a new image independently</w:t>
       </w:r>
     </w:p>
     <w:p>
@@ -1891,11 +3264,242 @@
         <w:pStyle w:val="Heading3"/>
       </w:pPr>
       <w:r>
-        <w:t>Selected case answer</w:t>
+        <w:t>Workbook question · W4</w:t>
       </w:r>
     </w:p>
     <w:p>
-      <w:r>
+      <w:pPr>
+        <w:spacing w:line="336" w:lineRule="auto" w:after="180"/>
+        <w:shd w:fill="F5F1FB"/>
+      </w:pPr>
+      <w:r>
+        <w:rPr>
+          <w:b w:val="0"/>
+        </w:rPr>
+        <w:t>A one-row two-column RGB image has pixels [10, 20, 30] then [40, 50, 60]. State its HWC shape and all three CHW planes. Give the green value at row 0 column 1 in both layouts.</w:t>
+      </w:r>
+    </w:p>
+    <w:p>
+      <w:pPr>
+        <w:spacing w:line="336" w:lineRule="auto" w:after="180"/>
+        <w:shd w:fill="F5F1FB"/>
+      </w:pPr>
+      <w:r>
+        <w:rPr>
+          <w:b w:val="0"/>
+        </w:rPr>
+        <w:t xml:space="preserve">A batch contains four copies: give its NHWC shape and total </w:t>
+      </w:r>
+      <w:r>
+        <w:rPr>
+          <w:b/>
+        </w:rPr>
+        <w:t>channel</w:t>
+      </w:r>
+      <w:r>
+        <w:rPr>
+          <w:b w:val="0"/>
+        </w:rPr>
+        <w:t>-value count.</w:t>
+      </w:r>
+    </w:p>
+    <w:p>
+      <w:pPr>
+        <w:pStyle w:val="Heading3"/>
+      </w:pPr>
+      <w:r>
+        <w:t>Teacher reasoning · W4</w:t>
+      </w:r>
+    </w:p>
+    <w:p>
+      <w:pPr>
+        <w:spacing w:line="336" w:lineRule="auto" w:after="180"/>
+        <w:shd w:fill="F1F6FC"/>
+      </w:pPr>
+      <w:r>
+        <w:rPr>
+          <w:b w:val="0"/>
+        </w:rPr>
+        <w:t>Teacher explanation: HWC shape is 1 by 2 by 3. CHW planes are [[10, 40]], [[20, 50]], [[30, 60]], giving shape 3 by 1 by 2. hwc[0][1][1] and chw[1][0][1] both equal 50. Batch shape is 4 by 1 by 2 by 3, containing 24 values.</w:t>
+      </w:r>
+    </w:p>
+    <w:p>
+      <w:pPr>
+        <w:pStyle w:val="Heading3"/>
+      </w:pPr>
+      <w:r>
+        <w:t>W5 Design revealing pipeline checks</w:t>
+      </w:r>
+    </w:p>
+    <w:p>
+      <w:pPr>
+        <w:pStyle w:val="Heading3"/>
+      </w:pPr>
+      <w:r>
+        <w:t>Workbook question · W5</w:t>
+      </w:r>
+    </w:p>
+    <w:p>
+      <w:pPr>
+        <w:spacing w:line="336" w:lineRule="auto" w:after="180"/>
+        <w:shd w:fill="F5F1FB"/>
+      </w:pPr>
+      <w:r>
+        <w:rPr>
+          <w:b w:val="0"/>
+        </w:rPr>
+        <w:t>The lesson image is loaded with red and blue exchanged, then scaled twice. Give two expected checks that would expose these errors even though the shape is correct.</w:t>
+      </w:r>
+    </w:p>
+    <w:p>
+      <w:pPr>
+        <w:pStyle w:val="Heading3"/>
+      </w:pPr>
+      <w:r>
+        <w:t>Teacher reasoning · W5</w:t>
+      </w:r>
+    </w:p>
+    <w:p>
+      <w:pPr>
+        <w:spacing w:line="336" w:lineRule="auto" w:after="180"/>
+        <w:shd w:fill="F1F6FC"/>
+      </w:pPr>
+      <w:r>
+        <w:rPr>
+          <w:b w:val="0"/>
+        </w:rPr>
+        <w:t>Teacher explanation: Before scaling, the top-left pixel must be [255, 0, 0], not [0, 0, 255]. A known raw component of 255 must become 1 after scaling once; approximately 0.00392 indicates division twice.</w:t>
+      </w:r>
+    </w:p>
+    <w:p>
+      <w:pPr>
+        <w:spacing w:line="336" w:lineRule="auto" w:after="180"/>
+        <w:shd w:fill="F1F6FC"/>
+      </w:pPr>
+      <w:r>
+        <w:rPr>
+          <w:b w:val="0"/>
+        </w:rPr>
+        <w:t>Test named values and positions as well as dimensions.</w:t>
+      </w:r>
+    </w:p>
+    <w:p>
+      <w:pPr>
+        <w:pStyle w:val="Heading3"/>
+      </w:pPr>
+      <w:r>
+        <w:t>Independent assessment and fresh retry</w:t>
+      </w:r>
+    </w:p>
+    <w:p>
+      <w:pPr>
+        <w:pStyle w:val="Heading3"/>
+      </w:pPr>
+      <w:r>
+        <w:t>Teacher key · Independent assessment and fresh retry</w:t>
+      </w:r>
+    </w:p>
+    <w:p>
+      <w:pPr>
+        <w:spacing w:line="336" w:lineRule="auto" w:after="180"/>
+        <w:shd w:fill="F1F6FC"/>
+      </w:pPr>
+      <w:r>
+        <w:rPr>
+          <w:b w:val="0"/>
+        </w:rPr>
+        <w:t>W4 requires three planes, both coordinate references to value 50, NHWC shape 4 by 1 by 2 by 3 and 24 values. Fresh retry: a two-row one-column image contains [3, 6, 9] above [12, 15, 18]. HWC shape is 2 by 1 by 3.</w:t>
+      </w:r>
+    </w:p>
+    <w:p>
+      <w:pPr>
+        <w:spacing w:line="336" w:lineRule="auto" w:after="180"/>
+        <w:shd w:fill="F1F6FC"/>
+      </w:pPr>
+      <w:r>
+        <w:rPr>
+          <w:b w:val="0"/>
+        </w:rPr>
+        <w:t>CHW planes are [[3], [12]], [[6], [15]], [[9], [18]]. The bottom blue component is hwc[1][0][2] = chw[2][1][0] = 18. A batch of three has NHWC shape 3 by 2 by 1 by 3 and 18 values.</w:t>
+      </w:r>
+    </w:p>
+    <w:p>
+      <w:pPr>
+        <w:pStyle w:val="Heading3"/>
+      </w:pPr>
+      <w:r>
+        <w:t>Assess independent transfer</w:t>
+      </w:r>
+    </w:p>
+    <w:p>
+      <w:pPr>
+        <w:pStyle w:val="Heading3"/>
+      </w:pPr>
+      <w:r>
+        <w:t>Independent question · withhold the key</w:t>
+      </w:r>
+    </w:p>
+    <w:p>
+      <w:pPr>
+        <w:spacing w:line="336" w:lineRule="auto" w:after="180"/>
+        <w:shd w:fill="F5F1FB"/>
+      </w:pPr>
+      <w:r>
+        <w:rPr>
+          <w:b w:val="0"/>
+        </w:rPr>
+        <w:t>Selected case: A one-row two-column RGB image has pixels [10, 20, 30] then [40, 50, 60]. State its HWC shape and all three CHW planes. Give the green value at row 0 column 1 in both layouts.</w:t>
+      </w:r>
+    </w:p>
+    <w:p>
+      <w:pPr>
+        <w:spacing w:line="336" w:lineRule="auto" w:after="180"/>
+        <w:shd w:fill="F5F1FB"/>
+      </w:pPr>
+      <w:r>
+        <w:rPr>
+          <w:b w:val="0"/>
+        </w:rPr>
+        <w:t xml:space="preserve">A batch contains four copies: give its NHWC shape and total </w:t>
+      </w:r>
+      <w:r>
+        <w:rPr>
+          <w:b/>
+        </w:rPr>
+        <w:t>channel</w:t>
+      </w:r>
+      <w:r>
+        <w:rPr>
+          <w:b w:val="0"/>
+        </w:rPr>
+        <w:t>-value count.</w:t>
+      </w:r>
+    </w:p>
+    <w:p>
+      <w:pPr>
+        <w:pStyle w:val="Heading3"/>
+      </w:pPr>
+      <w:r>
+        <w:t>Selected case answer</w:t>
+      </w:r>
+    </w:p>
+    <w:p>
+      <w:pPr>
+        <w:pStyle w:val="Heading3"/>
+      </w:pPr>
+      <w:r>
+        <w:t>Teacher key · Selected case answer</w:t>
+      </w:r>
+    </w:p>
+    <w:p>
+      <w:pPr>
+        <w:spacing w:line="336" w:lineRule="auto" w:after="180"/>
+        <w:shd w:fill="F1F6FC"/>
+      </w:pPr>
+      <w:r>
+        <w:rPr>
+          <w:b w:val="0"/>
+        </w:rPr>
         <w:t>Teacher explanation: HWC shape is 1 by 2 by 3. CHW planes are [[10, 40]], [[20, 50]], [[30, 60]], giving shape 3 by 1 by 2. hwc[0][1][1] and chw[1][0][1] both equal 50. Batch shape is 4 by 1 by 2 by 3, containing 24 values.</w:t>
       </w:r>
     </w:p>
@@ -2002,67 +3606,281 @@
       </w:tr>
     </w:tbl>
     <w:p>
-      <w:r>
-        <w:t>Record each dimension as not yet, with support, or independent. Accept a valid alternative procedure with a defensible trace. Do not penalise an honestly recorded model failure if the learner correctly explains its evidence and limits.</w:t>
+      <w:pPr>
+        <w:pStyle w:val="Heading3"/>
+      </w:pPr>
+      <w:r>
+        <w:t>Teacher key · Selected case answer</w:t>
       </w:r>
     </w:p>
     <w:p>
       <w:pPr>
-        <w:pStyle w:val="Heading3"/>
-      </w:pPr>
-      <w:r>
-        <w:t>Feedback that the learner uses</w:t>
+        <w:spacing w:line="336" w:lineRule="auto" w:after="180"/>
+        <w:shd w:fill="F1F6FC"/>
+      </w:pPr>
+      <w:r>
+        <w:rPr>
+          <w:b w:val="0"/>
+        </w:rPr>
+        <w:t>Record each dimension as not yet, with support, or independent. Accept a valid alternative procedure with a defensible trace.</w:t>
       </w:r>
     </w:p>
     <w:p>
-      <w:r>
-        <w:t>Name the earliest unsupported step and give one action to repair it. Have the learner make that repair now and explain why. Then assess the relevant skill on a fresh, fully specified case. Confirm it was not previously practised with feedback; solve and check the new case before assigning it. A follow-up design prompt is a starting brief, not automatically an equivalent test.</w:t>
+      <w:pPr>
+        <w:spacing w:line="336" w:lineRule="auto" w:after="180"/>
+        <w:shd w:fill="F1F6FC"/>
+      </w:pPr>
+      <w:r>
+        <w:rPr>
+          <w:b w:val="0"/>
+        </w:rPr>
+        <w:t xml:space="preserve">Do not penalise an honestly recorded model failure if the learner correctly explains its </w:t>
+      </w:r>
+      <w:r>
+        <w:rPr>
+          <w:b/>
+        </w:rPr>
+        <w:t>evidence</w:t>
+      </w:r>
+      <w:r>
+        <w:rPr>
+          <w:b w:val="0"/>
+        </w:rPr>
+        <w:t xml:space="preserve"> and limits.</w:t>
       </w:r>
     </w:p>
     <w:p>
       <w:pPr>
-        <w:pStyle w:val="Heading1"/>
-      </w:pPr>
-      <w:r>
-        <w:t>06. Connect the project, support and next lesson</w:t>
+        <w:pStyle w:val="Heading3"/>
+      </w:pPr>
+      <w:r>
+        <w:t>Feedback that the learner uses</w:t>
       </w:r>
     </w:p>
     <w:p>
-      <w:r>
-        <w:t>Add a labelled image tensors and channels evidence sheet to Image-pattern Network Investigation. Show how you can read a pixel using declared row column and channel axes. Use the supplied fictional case and keep its inputs, intermediate steps, calculation or prediction, and limitation. Connect this record to last week’s record; a matching answer without a trace is insufficient.</w:t>
+      <w:pPr>
+        <w:spacing w:line="336" w:lineRule="auto" w:after="180"/>
+      </w:pPr>
+      <w:r>
+        <w:rPr>
+          <w:b w:val="0"/>
+        </w:rPr>
+        <w:t>Name the earliest unsupported step and give one action to repair it. Have the learner make that repair now and explain why. Then assess the relevant skill on a fresh, fully specified case.</w:t>
       </w:r>
     </w:p>
     <w:p>
-      <w:r>
-        <w:t>Use three labelled paper grids and a coordinate ledger; provide colour names so success does not depend on colour vision. Allow fraction answers for scaling. Extension: convert a rectangular image HWC to CHW and back, checking every coordinate, then construct two different colours with the same classroom channel mean.</w:t>
+      <w:pPr>
+        <w:spacing w:line="336" w:lineRule="auto" w:after="180"/>
+      </w:pPr>
+      <w:r>
+        <w:rPr>
+          <w:b w:val="0"/>
+        </w:rPr>
+        <w:t>Confirm it was not previously practised with feedback; solve and check the new case before assigning it. A follow-up design prompt is a starting brief, not automatically an equivalent test.</w:t>
       </w:r>
     </w:p>
     <w:p>
-      <w:r>
-        <w:t>Week 21 introduces convolution as a local operation with explicit neighbourhoods and boundary rules.</w:t>
+      <w:pPr>
+        <w:pStyle w:val="Heading1"/>
+      </w:pPr>
+      <w:r>
+        <w:t>06. Connect the project, support and next lesson</w:t>
       </w:r>
     </w:p>
     <w:p>
       <w:r>
-        <w:t>Retain the project ledger and assess a changed case after support. Check the relevant prerequisite before carrying this component forward.</w:t>
+        <w:t>Connect Image tensors and channels to Image-pattern Network Investigation, adapt support and plan a later changed-case check.</w:t>
       </w:r>
     </w:p>
     <w:p>
       <w:pPr>
-        <w:pStyle w:val="Heading3"/>
-      </w:pPr>
-      <w:r>
-        <w:t>Plan the delayed return</w:t>
+        <w:spacing w:line="336" w:lineRule="auto" w:after="180"/>
+      </w:pPr>
+      <w:r>
+        <w:rPr>
+          <w:b w:val="0"/>
+        </w:rPr>
+        <w:t xml:space="preserve">Add a labelled image </w:t>
+      </w:r>
+      <w:r>
+        <w:rPr>
+          <w:b/>
+        </w:rPr>
+        <w:t>tensor</w:t>
+      </w:r>
+      <w:r>
+        <w:rPr>
+          <w:b w:val="0"/>
+        </w:rPr>
+        <w:t xml:space="preserve">s and </w:t>
+      </w:r>
+      <w:r>
+        <w:rPr>
+          <w:b/>
+        </w:rPr>
+        <w:t>channel</w:t>
+      </w:r>
+      <w:r>
+        <w:rPr>
+          <w:b w:val="0"/>
+        </w:rPr>
+        <w:t xml:space="preserve">s </w:t>
+      </w:r>
+      <w:r>
+        <w:rPr>
+          <w:b/>
+        </w:rPr>
+        <w:t>evidence</w:t>
+      </w:r>
+      <w:r>
+        <w:rPr>
+          <w:b w:val="0"/>
+        </w:rPr>
+        <w:t xml:space="preserve"> sheet to Image-pattern Network Investigation. Show how you can read a pixel using declared row column and </w:t>
+      </w:r>
+      <w:r>
+        <w:rPr>
+          <w:b/>
+        </w:rPr>
+        <w:t>channel</w:t>
+      </w:r>
+      <w:r>
+        <w:rPr>
+          <w:b w:val="0"/>
+        </w:rPr>
+        <w:t xml:space="preserve"> axes.</w:t>
       </w:r>
     </w:p>
     <w:p>
-      <w:r>
-        <w:t>Suggested return points in this level: ai-5/21, ai-5/23, ai-5/26. Use actual classroom dates, adjusting for holidays and gaps. One, three and six teaching weeks are scheduling choices, not a claimed optimal spacing.</w:t>
+      <w:pPr>
+        <w:spacing w:line="336" w:lineRule="auto" w:after="180"/>
+      </w:pPr>
+      <w:r>
+        <w:rPr>
+          <w:b w:val="0"/>
+        </w:rPr>
+        <w:t xml:space="preserve">Use the supplied fictional case and keep its </w:t>
+      </w:r>
+      <w:r>
+        <w:rPr>
+          <w:b/>
+        </w:rPr>
+        <w:t>input</w:t>
+      </w:r>
+      <w:r>
+        <w:rPr>
+          <w:b w:val="0"/>
+        </w:rPr>
+        <w:t xml:space="preserve">s, intermediate steps, calculation or </w:t>
+      </w:r>
+      <w:r>
+        <w:rPr>
+          <w:b/>
+        </w:rPr>
+        <w:t>prediction</w:t>
+      </w:r>
+      <w:r>
+        <w:rPr>
+          <w:b w:val="0"/>
+        </w:rPr>
+        <w:t>, and limitation. Connect this record to last week’s record; a matching answer without a trace is insufficient.</w:t>
       </w:r>
     </w:p>
     <w:p>
-      <w:r>
-        <w:t>At a delayed check, ask for the idea from memory and a changed application. Compare with the earlier independent response and record support used. For a new level, revisit the previous capstone before checking the new prerequisites.</w:t>
+      <w:pPr>
+        <w:spacing w:line="336" w:lineRule="auto" w:after="180"/>
+      </w:pPr>
+      <w:r>
+        <w:rPr>
+          <w:b w:val="0"/>
+        </w:rPr>
+        <w:t>Use three labelled paper grids and a coordinate ledger; provide colour names so success does not depend on colour vision. Allow fraction answers for scaling.</w:t>
+      </w:r>
+    </w:p>
+    <w:p>
+      <w:pPr>
+        <w:spacing w:line="336" w:lineRule="auto" w:after="180"/>
+      </w:pPr>
+      <w:r>
+        <w:rPr>
+          <w:b w:val="0"/>
+        </w:rPr>
+        <w:t xml:space="preserve">Extension: convert a rectangular image HWC to CHW and back, checking every coordinate, then construct two different colours with the same classroom </w:t>
+      </w:r>
+      <w:r>
+        <w:rPr>
+          <w:b/>
+        </w:rPr>
+        <w:t>channel</w:t>
+      </w:r>
+      <w:r>
+        <w:rPr>
+          <w:b w:val="0"/>
+        </w:rPr>
+        <w:t xml:space="preserve"> mean.</w:t>
+      </w:r>
+    </w:p>
+    <w:p>
+      <w:pPr>
+        <w:spacing w:line="336" w:lineRule="auto" w:after="180"/>
+      </w:pPr>
+      <w:r>
+        <w:rPr>
+          <w:b w:val="0"/>
+        </w:rPr>
+        <w:t>Week 21 introduces convolution as a local operation with explicit neighbourhoods and boundary rules.</w:t>
+      </w:r>
+    </w:p>
+    <w:p>
+      <w:pPr>
+        <w:spacing w:line="336" w:lineRule="auto" w:after="180"/>
+      </w:pPr>
+      <w:r>
+        <w:rPr>
+          <w:b w:val="0"/>
+        </w:rPr>
+        <w:t>Retain the project ledger and assess a changed case after support. Check the relevant prerequisite before carrying this component forward.</w:t>
+      </w:r>
+    </w:p>
+    <w:p>
+      <w:pPr>
+        <w:pStyle w:val="Heading3"/>
+      </w:pPr>
+      <w:r>
+        <w:t>Plan the delayed return</w:t>
+      </w:r>
+    </w:p>
+    <w:p>
+      <w:pPr>
+        <w:spacing w:line="336" w:lineRule="auto" w:after="180"/>
+      </w:pPr>
+      <w:r>
+        <w:rPr>
+          <w:b w:val="0"/>
+        </w:rPr>
+        <w:t>Suggested return points in this level: ai-5/21, ai-5/23, ai-5/26. Use actual classroom dates, adjusting for holidays and gaps. One, three and six teaching weeks are scheduling choices, not a claimed optimal spacing.</w:t>
+      </w:r>
+    </w:p>
+    <w:p>
+      <w:pPr>
+        <w:spacing w:line="336" w:lineRule="auto" w:after="180"/>
+      </w:pPr>
+      <w:r>
+        <w:rPr>
+          <w:b w:val="0"/>
+        </w:rPr>
+        <w:t>At a delayed check, ask for the idea from memory and a changed application. Compare with the earlier independent response and record support used.</w:t>
+      </w:r>
+    </w:p>
+    <w:p>
+      <w:pPr>
+        <w:spacing w:line="336" w:lineRule="auto" w:after="180"/>
+      </w:pPr>
+      <w:r>
+        <w:rPr>
+          <w:b w:val="0"/>
+        </w:rPr>
+        <w:t>For a new level, revisit the previous capstone before checking the new prerequisites.</w:t>
       </w:r>
     </w:p>
     <w:tbl>
@@ -2222,8 +4040,26 @@
       </w:tr>
     </w:tbl>
     <w:p>
-      <w:r>
-        <w:t>Use the evidence to choose reteaching or the next step. A completed page, confidence rating or attractive project does not by itself demonstrate understanding.</w:t>
+      <w:pPr>
+        <w:spacing w:line="336" w:lineRule="auto" w:after="180"/>
+      </w:pPr>
+      <w:r>
+        <w:rPr>
+          <w:b w:val="0"/>
+        </w:rPr>
+        <w:t xml:space="preserve">Use the </w:t>
+      </w:r>
+      <w:r>
+        <w:rPr>
+          <w:b/>
+        </w:rPr>
+        <w:t>evidence</w:t>
+      </w:r>
+      <w:r>
+        <w:rPr>
+          <w:b w:val="0"/>
+        </w:rPr>
+        <w:t xml:space="preserve"> to choose reteaching or the next step. A completed page, confidence rating or attractive project does not by itself demonstrate understanding.</w:t>
       </w:r>
     </w:p>
     <w:p>
@@ -2235,26 +4071,105 @@
       </w:r>
     </w:p>
     <w:p>
-      <w:r>
-        <w:t>For your Image-pattern Network Investigation, save the input, procedure, observed result and limitation of this check. Label this worked example as practice; use a different, previously unreviewed case when checking independent understanding.</w:t>
+      <w:pPr>
+        <w:spacing w:line="336" w:lineRule="auto" w:after="180"/>
+      </w:pPr>
+      <w:r>
+        <w:rPr>
+          <w:b w:val="0"/>
+        </w:rPr>
+        <w:t xml:space="preserve">For your Image-pattern Network Investigation, save the </w:t>
+      </w:r>
+      <w:r>
+        <w:rPr>
+          <w:b/>
+        </w:rPr>
+        <w:t>input</w:t>
+      </w:r>
+      <w:r>
+        <w:rPr>
+          <w:b w:val="0"/>
+        </w:rPr>
+        <w:t>, procedure, observed result and limitation of this check.</w:t>
       </w:r>
     </w:p>
     <w:p>
       <w:pPr>
-        <w:pStyle w:val="Heading1"/>
-      </w:pPr>
-      <w:r>
-        <w:t>07. Prepare, teach and assess</w:t>
+        <w:spacing w:line="336" w:lineRule="auto" w:after="180"/>
+      </w:pPr>
+      <w:r>
+        <w:rPr>
+          <w:b w:val="0"/>
+        </w:rPr>
+        <w:t>Label this worked example as practice; use a different, previously unreviewed case when checking independent understanding.</w:t>
       </w:r>
     </w:p>
     <w:p>
-      <w:r>
-        <w:t>Teaching target: Read a pixel using declared row column and channel axes</w:t>
+      <w:pPr>
+        <w:pStyle w:val="Heading1"/>
+      </w:pPr>
+      <w:r>
+        <w:t>07. Prepare, teach and assess</w:t>
       </w:r>
     </w:p>
     <w:p>
       <w:r>
-        <w:t>Prepare the labelled worked-case picture, the matching workbook, fictional input cards and a place for individual responses. Check a local Python 3 environment before class; have a paper-trace version ready.</w:t>
+        <w:t>Use this preparation summary alongside the detailed Image tensors and channels lesson; it is a checklist rather than a replacement for the full sequence.</w:t>
+      </w:r>
+    </w:p>
+    <w:p>
+      <w:pPr>
+        <w:pStyle w:val="Heading3"/>
+      </w:pPr>
+      <w:r>
+        <w:t>Teaching target</w:t>
+      </w:r>
+    </w:p>
+    <w:p>
+      <w:pPr>
+        <w:spacing w:line="336" w:lineRule="auto" w:after="180"/>
+        <w:shd w:fill="EDF7F3"/>
+      </w:pPr>
+      <w:r>
+        <w:rPr>
+          <w:b w:val="0"/>
+        </w:rPr>
+        <w:t xml:space="preserve">Teaching target: Read a pixel using declared row column and </w:t>
+      </w:r>
+      <w:r>
+        <w:rPr>
+          <w:b/>
+        </w:rPr>
+        <w:t>channel</w:t>
+      </w:r>
+      <w:r>
+        <w:rPr>
+          <w:b w:val="0"/>
+        </w:rPr>
+        <w:t xml:space="preserve"> axes</w:t>
+      </w:r>
+    </w:p>
+    <w:p>
+      <w:pPr>
+        <w:spacing w:line="336" w:lineRule="auto" w:after="180"/>
+      </w:pPr>
+      <w:r>
+        <w:rPr>
+          <w:b w:val="0"/>
+        </w:rPr>
+        <w:t xml:space="preserve">Prepare the labelled worked-case picture, the matching workbook, fictional </w:t>
+      </w:r>
+      <w:r>
+        <w:rPr>
+          <w:b/>
+        </w:rPr>
+        <w:t>input</w:t>
+      </w:r>
+      <w:r>
+        <w:rPr>
+          <w:b w:val="0"/>
+        </w:rPr>
+        <w:t xml:space="preserve"> cards and a place for individual responses. Check a local Python 3 environment before class; have a paper-trace version ready.</w:t>
       </w:r>
     </w:p>
     <w:tbl>
@@ -2401,37 +4316,242 @@
       </w:tr>
     </w:tbl>
     <w:p>
-      <w:r>
-        <w:t>Before class, solve the supported practice: A program flattens the lesson HWC array and groups the first four values into a 2 by 2 red plane. Give that incorrect plane and the correct plane. Identify a position where they disagree.</w:t>
+      <w:pPr>
+        <w:spacing w:line="336" w:lineRule="auto" w:after="180"/>
+      </w:pPr>
+      <w:r>
+        <w:rPr>
+          <w:b w:val="0"/>
+        </w:rPr>
+        <w:t>Before class, solve the supported practice: A program flattens the lesson HWC array and groups the first four values into a 2 by 2 red plane. Give that incorrect plane and the correct plane.</w:t>
       </w:r>
     </w:p>
     <w:p>
-      <w:r>
-        <w:t>Reasoned practice answer: Teacher explanation: The incorrect plane is [[255, 0], [0, 0]]. The correct red plane is [[255, 0], [0, 255]]. They disagree at row 1 column 1. Regrouping consecutive values does not transpose axes.</w:t>
+      <w:pPr>
+        <w:spacing w:line="336" w:lineRule="auto" w:after="180"/>
+      </w:pPr>
+      <w:r>
+        <w:rPr>
+          <w:b w:val="0"/>
+        </w:rPr>
+        <w:t>Identify a position where they disagree.</w:t>
       </w:r>
     </w:p>
     <w:p>
-      <w:r>
-        <w:t>Check every learner before discussion: Use the worked case for Image tensors and channels. Proposed explanation: “Three channels mean three images”. Decide whether this explanation is supported. Point to the step or supplied fact that decides; explain your repair if needed.</w:t>
+      <w:pPr>
+        <w:pStyle w:val="Heading3"/>
+      </w:pPr>
+      <w:r>
+        <w:t>Supported practice answer</w:t>
       </w:r>
     </w:p>
     <w:p>
-      <w:r>
-        <w:t>Misconception repair: Channels are component planes at matching spatial positions in one image.</w:t>
+      <w:pPr>
+        <w:spacing w:line="336" w:lineRule="auto" w:after="180"/>
+        <w:shd w:fill="F1F6FC"/>
+      </w:pPr>
+      <w:r>
+        <w:rPr>
+          <w:b w:val="0"/>
+        </w:rPr>
+        <w:t>Reasoned practice answer: Teacher explanation: The incorrect plane is [[255, 0], [0, 0]]. The correct red plane is [[255, 0], [0, 255]]. They disagree at row 1 column 1. Regrouping consecutive values does not transpose axes.</w:t>
       </w:r>
     </w:p>
     <w:p>
-      <w:r>
-        <w:t>Support: read the exact case aloud, enlarge the labelled picture, supply input cards and model only the first deciding step. Accept a spoken explanation or drawing; retain the reasoning goal.</w:t>
+      <w:pPr>
+        <w:spacing w:line="336" w:lineRule="auto" w:after="180"/>
+      </w:pPr>
+      <w:r>
+        <w:rPr>
+          <w:b w:val="0"/>
+        </w:rPr>
+        <w:t xml:space="preserve">Check every learner before discussion: Use the worked case for Image </w:t>
+      </w:r>
+      <w:r>
+        <w:rPr>
+          <w:b/>
+        </w:rPr>
+        <w:t>tensor</w:t>
+      </w:r>
+      <w:r>
+        <w:rPr>
+          <w:b w:val="0"/>
+        </w:rPr>
+        <w:t xml:space="preserve">s and </w:t>
+      </w:r>
+      <w:r>
+        <w:rPr>
+          <w:b/>
+        </w:rPr>
+        <w:t>channel</w:t>
+      </w:r>
+      <w:r>
+        <w:rPr>
+          <w:b w:val="0"/>
+        </w:rPr>
+        <w:t xml:space="preserve">s. Proposed explanation: “Three </w:t>
+      </w:r>
+      <w:r>
+        <w:rPr>
+          <w:b/>
+        </w:rPr>
+        <w:t>channel</w:t>
+      </w:r>
+      <w:r>
+        <w:rPr>
+          <w:b w:val="0"/>
+        </w:rPr>
+        <w:t>s mean three images”. Decide whether this explanation is supported.</w:t>
       </w:r>
     </w:p>
     <w:p>
-      <w:r>
-        <w:t>Extension: Add a batch containing three identical images in NHWC layout. Require a prediction and a reason before comparing. Expected result: Batch shape is [3, 2, 1, 3]. Reason: The new first dimension counts images; it does not add a fourth colour channel.</w:t>
+      <w:pPr>
+        <w:spacing w:line="336" w:lineRule="auto" w:after="180"/>
+      </w:pPr>
+      <w:r>
+        <w:rPr>
+          <w:b w:val="0"/>
+        </w:rPr>
+        <w:t>Point to the step or supplied fact that decides; explain your repair if needed.</w:t>
       </w:r>
     </w:p>
     <w:p>
-      <w:r>
+      <w:pPr>
+        <w:pStyle w:val="Heading3"/>
+      </w:pPr>
+      <w:r>
+        <w:t>Repair the misconception</w:t>
+      </w:r>
+    </w:p>
+    <w:p>
+      <w:pPr>
+        <w:spacing w:line="336" w:lineRule="auto" w:after="180"/>
+        <w:shd w:fill="FFF5E6"/>
+      </w:pPr>
+      <w:r>
+        <w:rPr>
+          <w:b w:val="0"/>
+        </w:rPr>
+        <w:t xml:space="preserve">Misconception repair: </w:t>
+      </w:r>
+      <w:r>
+        <w:rPr>
+          <w:b/>
+        </w:rPr>
+        <w:t>Channel</w:t>
+      </w:r>
+      <w:r>
+        <w:rPr>
+          <w:b w:val="0"/>
+        </w:rPr>
+        <w:t>s are component planes at matching spatial positions in one image.</w:t>
+      </w:r>
+    </w:p>
+    <w:p>
+      <w:pPr>
+        <w:pStyle w:val="Heading3"/>
+      </w:pPr>
+      <w:r>
+        <w:t>Support without giving away the answer</w:t>
+      </w:r>
+    </w:p>
+    <w:p>
+      <w:pPr>
+        <w:spacing w:line="336" w:lineRule="auto" w:after="180"/>
+        <w:shd w:fill="F1F6F8"/>
+      </w:pPr>
+      <w:r>
+        <w:rPr>
+          <w:b w:val="0"/>
+        </w:rPr>
+        <w:t xml:space="preserve">Support: read the exact case aloud, enlarge the labelled picture, supply </w:t>
+      </w:r>
+      <w:r>
+        <w:rPr>
+          <w:b/>
+        </w:rPr>
+        <w:t>input</w:t>
+      </w:r>
+      <w:r>
+        <w:rPr>
+          <w:b w:val="0"/>
+        </w:rPr>
+        <w:t xml:space="preserve"> cards and model only the first deciding step. Accept a spoken explanation or drawing; retain the reasoning goal.</w:t>
+      </w:r>
+    </w:p>
+    <w:p>
+      <w:pPr>
+        <w:pStyle w:val="Heading3"/>
+      </w:pPr>
+      <w:r>
+        <w:t>Extend the reasoning</w:t>
+      </w:r>
+    </w:p>
+    <w:p>
+      <w:pPr>
+        <w:spacing w:line="336" w:lineRule="auto" w:after="180"/>
+        <w:shd w:fill="F5F1FB"/>
+      </w:pPr>
+      <w:r>
+        <w:rPr>
+          <w:b w:val="0"/>
+        </w:rPr>
+        <w:t xml:space="preserve">Extension: Add a batch containing three identical images in NHWC layout. Require a </w:t>
+      </w:r>
+      <w:r>
+        <w:rPr>
+          <w:b/>
+        </w:rPr>
+        <w:t>prediction</w:t>
+      </w:r>
+      <w:r>
+        <w:rPr>
+          <w:b w:val="0"/>
+        </w:rPr>
+        <w:t xml:space="preserve"> and a reason before comparing. Expected result: Batch shape is [3, 2, 1, 3].</w:t>
+      </w:r>
+    </w:p>
+    <w:p>
+      <w:pPr>
+        <w:spacing w:line="336" w:lineRule="auto" w:after="180"/>
+        <w:shd w:fill="F5F1FB"/>
+      </w:pPr>
+      <w:r>
+        <w:rPr>
+          <w:b w:val="0"/>
+        </w:rPr>
+        <w:t xml:space="preserve">Reason: The new first dimension counts images; it does not add a fourth colour </w:t>
+      </w:r>
+      <w:r>
+        <w:rPr>
+          <w:b/>
+        </w:rPr>
+        <w:t>channel</w:t>
+      </w:r>
+      <w:r>
+        <w:rPr>
+          <w:b w:val="0"/>
+        </w:rPr>
+        <w:t>.</w:t>
+      </w:r>
+    </w:p>
+    <w:p>
+      <w:pPr>
+        <w:pStyle w:val="Heading3"/>
+      </w:pPr>
+      <w:r>
+        <w:t>Protect the independent attempt</w:t>
+      </w:r>
+    </w:p>
+    <w:p>
+      <w:pPr>
+        <w:spacing w:line="336" w:lineRule="auto" w:after="180"/>
+        <w:shd w:fill="FFF5E6"/>
+      </w:pPr>
+      <w:r>
+        <w:rPr>
+          <w:b w:val="0"/>
+        </w:rPr>
         <w:t>Independent assessment: withhold the reserved answer until the learner has attempted the new case. Record support separately from correctness.</w:t>
       </w:r>
     </w:p>
@@ -2620,46 +4740,1074 @@
       </w:tr>
     </w:tbl>
     <w:p>
-      <w:r>
-        <w:t>Project checkpoint: Evaluate and revise. Compare with your starting method, explain errors and record a justified revision.</w:t>
+      <w:pPr>
+        <w:pStyle w:val="Heading3"/>
+      </w:pPr>
+      <w:r>
+        <w:t>Project checkpoint</w:t>
       </w:r>
     </w:p>
     <w:p>
-      <w:r>
-        <w:t>Use the weekly teacher answer for topic-specific reasoning. A saved progress tick is an activity record; judge mastery from the learner’s explanation and evidence.</w:t>
+      <w:pPr>
+        <w:spacing w:line="336" w:lineRule="auto" w:after="180"/>
+        <w:shd w:fill="EDF7F3"/>
+      </w:pPr>
+      <w:r>
+        <w:rPr>
+          <w:b w:val="0"/>
+        </w:rPr>
+        <w:t>Project checkpoint: Evaluate and revise. Compare with your starting method, explain errors and record a justified revision.</w:t>
       </w:r>
     </w:p>
     <w:p>
       <w:pPr>
-        <w:pStyle w:val="Heading1"/>
-      </w:pPr>
-      <w:r>
-        <w:t>08. Use feedback, labs and repair paths</w:t>
+        <w:spacing w:line="336" w:lineRule="auto" w:after="180"/>
+      </w:pPr>
+      <w:r>
+        <w:rPr>
+          <w:b w:val="0"/>
+        </w:rPr>
+        <w:t xml:space="preserve">Use the weekly teacher answer for topic-specific reasoning. A saved progress tick is an activity record; judge mastery from the learner’s explanation and </w:t>
+      </w:r>
+      <w:r>
+        <w:rPr>
+          <w:b/>
+        </w:rPr>
+        <w:t>evidence</w:t>
+      </w:r>
+      <w:r>
+        <w:rPr>
+          <w:b w:val="0"/>
+        </w:rPr>
+        <w:t>.</w:t>
       </w:r>
     </w:p>
     <w:p>
-      <w:r>
-        <w:t>Use the two formative questions as supported practice, not as independent mastery scores. Discuss the deciding evidence rather than accepting a guessed selection.</w:t>
+      <w:pPr>
+        <w:pStyle w:val="Heading1"/>
+      </w:pPr>
+      <w:r>
+        <w:t>08. Use feedback, labs and repair paths</w:t>
       </w:r>
     </w:p>
     <w:p>
       <w:r>
-        <w:t>The feedback comes from the reviewed public worked case. Do not reveal the separately reserved independent teacher answer until the learner has attempted that case.</w:t>
+        <w:t>Use feedback, earlier review and portfolios purposefully. Apply the coding routine only when this lesson has an executable lab.</w:t>
       </w:r>
     </w:p>
     <w:p>
-      <w:r>
-        <w:t>Ask students to predict before running code. Preserve errors and actual outputs; collect a changed test and an explanation. The branch-boundary and indexing lessons deliberately include failure cases.</w:t>
+      <w:pPr>
+        <w:spacing w:line="336" w:lineRule="auto" w:after="180"/>
+      </w:pPr>
+      <w:r>
+        <w:rPr>
+          <w:b w:val="0"/>
+        </w:rPr>
+        <w:t xml:space="preserve">Use the two formative questions as supported practice, not as independent mastery scores. Discuss the deciding </w:t>
+      </w:r>
+      <w:r>
+        <w:rPr>
+          <w:b/>
+        </w:rPr>
+        <w:t>evidence</w:t>
+      </w:r>
+      <w:r>
+        <w:rPr>
+          <w:b w:val="0"/>
+        </w:rPr>
+        <w:t xml:space="preserve"> rather than accepting a guessed selection.</w:t>
       </w:r>
     </w:p>
     <w:p>
-      <w:r>
-        <w:t>Use the earlier worked-explanation links to address a specific missing building block, then return to the current question. Adapt this suggestion after observing the learner; it is not an automatic diagnosis.</w:t>
+      <w:pPr>
+        <w:spacing w:line="336" w:lineRule="auto" w:after="180"/>
+      </w:pPr>
+      <w:r>
+        <w:rPr>
+          <w:b w:val="0"/>
+        </w:rPr>
+        <w:t>The feedback comes from the reviewed public worked case. Do not reveal the separately reserved independent teacher answer until the learner has attempted that case.</w:t>
       </w:r>
     </w:p>
     <w:p>
-      <w:r>
-        <w:t>Collect the completed-work portfolio as evidence. Record support separately from correctness, and assess explanation, trace/test and limitations. Progress ticks and quiz selections alone do not establish mastery.</w:t>
+      <w:pPr>
+        <w:spacing w:line="336" w:lineRule="auto" w:after="180"/>
+      </w:pPr>
+      <w:r>
+        <w:rPr>
+          <w:b w:val="0"/>
+        </w:rPr>
+        <w:t xml:space="preserve">Ask students to predict before running code. Preserve errors and actual </w:t>
+      </w:r>
+      <w:r>
+        <w:rPr>
+          <w:b/>
+        </w:rPr>
+        <w:t>output</w:t>
+      </w:r>
+      <w:r>
+        <w:rPr>
+          <w:b w:val="0"/>
+        </w:rPr>
+        <w:t>s; collect a changed test and an explanation. The branch-boundary and indexing lessons deliberately include failure cases.</w:t>
+      </w:r>
+    </w:p>
+    <w:p>
+      <w:pPr>
+        <w:spacing w:line="336" w:lineRule="auto" w:after="180"/>
+      </w:pPr>
+      <w:r>
+        <w:rPr>
+          <w:b w:val="0"/>
+        </w:rPr>
+        <w:t>Use the earlier worked-explanation links to address a specific missing building block, then return to the current question. Adapt this suggestion after observing the learner; it is not an automatic diagnosis.</w:t>
+      </w:r>
+    </w:p>
+    <w:p>
+      <w:pPr>
+        <w:spacing w:line="336" w:lineRule="auto" w:after="180"/>
+      </w:pPr>
+      <w:r>
+        <w:rPr>
+          <w:b w:val="0"/>
+        </w:rPr>
+        <w:t xml:space="preserve">Collect the completed-work portfolio as </w:t>
+      </w:r>
+      <w:r>
+        <w:rPr>
+          <w:b/>
+        </w:rPr>
+        <w:t>evidence</w:t>
+      </w:r>
+      <w:r>
+        <w:rPr>
+          <w:b w:val="0"/>
+        </w:rPr>
+        <w:t>. Record support separately from correctness, and assess explanation, trace/test and limitations. Progress ticks and quiz selections alone do not establish mastery.</w:t>
+      </w:r>
+    </w:p>
+    <w:p>
+      <w:pPr>
+        <w:pStyle w:val="Heading1"/>
+      </w:pPr>
+      <w:r>
+        <w:t>09. Visual concept journey</w:t>
+      </w:r>
+    </w:p>
+    <w:p>
+      <w:r>
+        <w:t>Show one Image tensors and channels graphic at a time, request a prediction and discuss its trace before the independent assessment.</w:t>
+      </w:r>
+    </w:p>
+    <w:p>
+      <w:pPr>
+        <w:spacing w:line="336" w:lineRule="auto" w:after="180"/>
+      </w:pPr>
+      <w:r>
+        <w:rPr>
+          <w:b w:val="0"/>
+        </w:rPr>
+        <w:t xml:space="preserve">Use one picture at a time. Hide a worked result before asking for a </w:t>
+      </w:r>
+      <w:r>
+        <w:rPr>
+          <w:b/>
+        </w:rPr>
+        <w:t>prediction</w:t>
+      </w:r>
+      <w:r>
+        <w:rPr>
+          <w:b w:val="0"/>
+        </w:rPr>
+        <w:t>, then reveal it for feedback. These are supported teaching cases; retain the separate independent assessment for a fresh first attempt.</w:t>
+      </w:r>
+    </w:p>
+    <w:p>
+      <w:pPr>
+        <w:pStyle w:val="Heading3"/>
+      </w:pPr>
+      <w:r>
+        <w:t>01. Image tensors and channels: the case</w:t>
+      </w:r>
+    </w:p>
+    <w:p>
+      <w:r>
+        <w:drawing>
+          <wp:inline xmlns:a="http://schemas.openxmlformats.org/drawingml/2006/main" xmlns:pic="http://schemas.openxmlformats.org/drawingml/2006/picture">
+            <wp:extent cx="5486400" cy="3142488"/>
+            <wp:docPr id="3" name="Picture 3" descr="Move colour values between tensor layouts without changing the pixels. Supplied facts: Toy RGB image has 2 rows, 1 column. Top pixel [1, 4, 7]; bottom [2, 5, 8]. HWC means height, width, channel. All inputs and outcomes in this worked example are invented classroom data; no real model run is claimed."/>
+            <wp:cNvGraphicFramePr>
+              <a:graphicFrameLocks noChangeAspect="1"/>
+            </wp:cNvGraphicFramePr>
+            <a:graphic>
+              <a:graphicData uri="http://schemas.openxmlformats.org/drawingml/2006/picture">
+                <pic:pic>
+                  <pic:nvPicPr>
+                    <pic:cNvPr id="0" name="academy-story-ai-5-20-01.png"/>
+                    <pic:cNvPicPr/>
+                  </pic:nvPicPr>
+                  <pic:blipFill>
+                    <a:blip r:embed="rId11"/>
+                    <a:stretch>
+                      <a:fillRect/>
+                    </a:stretch>
+                  </pic:blipFill>
+                  <pic:spPr>
+                    <a:xfrm>
+                      <a:off x="0" y="0"/>
+                      <a:ext cx="5486400" cy="3142488"/>
+                    </a:xfrm>
+                    <a:prstGeom prst="rect"/>
+                  </pic:spPr>
+                </pic:pic>
+              </a:graphicData>
+            </a:graphic>
+          </wp:inline>
+        </w:drawing>
+      </w:r>
+    </w:p>
+    <w:p>
+      <w:pPr>
+        <w:spacing w:line="336" w:lineRule="auto" w:after="180"/>
+      </w:pPr>
+      <w:r>
+        <w:rPr>
+          <w:b w:val="0"/>
+        </w:rPr>
+        <w:t xml:space="preserve">Move colour values between </w:t>
+      </w:r>
+      <w:r>
+        <w:rPr>
+          <w:b/>
+        </w:rPr>
+        <w:t>tensor</w:t>
+      </w:r>
+      <w:r>
+        <w:rPr>
+          <w:b w:val="0"/>
+        </w:rPr>
+        <w:t xml:space="preserve"> layouts without changing the pixels. Supplied facts: Toy RGB image has 2 rows, 1 column. Top pixel [1, 4, 7]; bottom [2, 5, 8]. HWC means height, width, </w:t>
+      </w:r>
+      <w:r>
+        <w:rPr>
+          <w:b/>
+        </w:rPr>
+        <w:t>channel</w:t>
+      </w:r>
+      <w:r>
+        <w:rPr>
+          <w:b w:val="0"/>
+        </w:rPr>
+        <w:t>.</w:t>
+      </w:r>
+    </w:p>
+    <w:p>
+      <w:pPr>
+        <w:spacing w:line="336" w:lineRule="auto" w:after="180"/>
+      </w:pPr>
+      <w:r>
+        <w:rPr>
+          <w:b w:val="0"/>
+        </w:rPr>
+        <w:t xml:space="preserve">All </w:t>
+      </w:r>
+      <w:r>
+        <w:rPr>
+          <w:b/>
+        </w:rPr>
+        <w:t>input</w:t>
+      </w:r>
+      <w:r>
+        <w:rPr>
+          <w:b w:val="0"/>
+        </w:rPr>
+        <w:t>s and outcomes in this worked example are invented classroom data; no real model run is claimed.</w:t>
+      </w:r>
+    </w:p>
+    <w:p>
+      <w:pPr>
+        <w:spacing w:line="336" w:lineRule="auto" w:after="180"/>
+        <w:shd w:fill="F5F1FB"/>
+      </w:pPr>
+      <w:r>
+        <w:rPr>
+          <w:b w:val="0"/>
+        </w:rPr>
+        <w:t>Point to the given fact that matters most. Explain why it matters.</w:t>
+      </w:r>
+    </w:p>
+    <w:p>
+      <w:pPr>
+        <w:pStyle w:val="Heading3"/>
+      </w:pPr>
+      <w:r>
+        <w:t>Discuss while showing the picture</w:t>
+      </w:r>
+    </w:p>
+    <w:p>
+      <w:pPr>
+        <w:spacing w:line="336" w:lineRule="auto" w:after="180"/>
+        <w:shd w:fill="F1F6F8"/>
+      </w:pPr>
+      <w:r>
+        <w:rPr>
+          <w:b w:val="0"/>
+        </w:rPr>
+        <w:t>Teacher prompt: Point to the given fact that matters most. Explain why it matters. Ask learners to describe one label or arrow in ordinary words. Use the adjacent transcript if the image is difficult to see.</w:t>
+      </w:r>
+    </w:p>
+    <w:p>
+      <w:pPr>
+        <w:pStyle w:val="Heading3"/>
+      </w:pPr>
+      <w:r>
+        <w:t>02. Follow the deciding steps</w:t>
+      </w:r>
+    </w:p>
+    <w:p>
+      <w:r>
+        <w:drawing>
+          <wp:inline xmlns:a="http://schemas.openxmlformats.org/drawingml/2006/main" xmlns:pic="http://schemas.openxmlformats.org/drawingml/2006/picture">
+            <wp:extent cx="5486400" cy="3182112"/>
+            <wp:docPr id="4" name="Picture 4" descr="Record HWC shape: Shape is [2, 1, 3]; top green is 4 and bottom green5. → Reorder to CHW: Shape [3, 2, 1]; red plane [[1],[2]], green [[4],[5]], blue [[7],[8]]. → Check same pixel: Bottom green is HWC [1, 0, 1]=5 and CHW [1, 1, 0]=5."/>
+            <wp:cNvGraphicFramePr>
+              <a:graphicFrameLocks noChangeAspect="1"/>
+            </wp:cNvGraphicFramePr>
+            <a:graphic>
+              <a:graphicData uri="http://schemas.openxmlformats.org/drawingml/2006/picture">
+                <pic:pic>
+                  <pic:nvPicPr>
+                    <pic:cNvPr id="0" name="academy-story-ai-5-20-02.png"/>
+                    <pic:cNvPicPr/>
+                  </pic:nvPicPr>
+                  <pic:blipFill>
+                    <a:blip r:embed="rId12"/>
+                    <a:stretch>
+                      <a:fillRect/>
+                    </a:stretch>
+                  </pic:blipFill>
+                  <pic:spPr>
+                    <a:xfrm>
+                      <a:off x="0" y="0"/>
+                      <a:ext cx="5486400" cy="3182112"/>
+                    </a:xfrm>
+                    <a:prstGeom prst="rect"/>
+                  </pic:spPr>
+                </pic:pic>
+              </a:graphicData>
+            </a:graphic>
+          </wp:inline>
+        </w:drawing>
+      </w:r>
+    </w:p>
+    <w:p>
+      <w:pPr>
+        <w:spacing w:line="336" w:lineRule="auto" w:after="180"/>
+      </w:pPr>
+      <w:r>
+        <w:rPr>
+          <w:b w:val="0"/>
+        </w:rPr>
+        <w:t>Record HWC shape: Shape is [2, 1, 3]; top green is 4 and bottom green5. → Reorder to CHW: Shape [3, 2, 1]; red plane [[1],[2]], green [[4],[5]], blue [[7],[8]]. → Check same pixel: Bottom green is HWC [1, 0, 1]=5 and CHW [1, 1, 0]=5.</w:t>
+      </w:r>
+    </w:p>
+    <w:p>
+      <w:pPr>
+        <w:spacing w:line="336" w:lineRule="auto" w:after="180"/>
+        <w:shd w:fill="F5F1FB"/>
+      </w:pPr>
+      <w:r>
+        <w:rPr>
+          <w:b w:val="0"/>
+        </w:rPr>
+        <w:t xml:space="preserve">Point to each numbered stage and explain which recorded </w:t>
+      </w:r>
+      <w:r>
+        <w:rPr>
+          <w:b/>
+        </w:rPr>
+        <w:t>input</w:t>
+      </w:r>
+      <w:r>
+        <w:rPr>
+          <w:b w:val="0"/>
+        </w:rPr>
+        <w:t xml:space="preserve"> it uses.</w:t>
+      </w:r>
+    </w:p>
+    <w:p>
+      <w:pPr>
+        <w:pStyle w:val="Heading3"/>
+      </w:pPr>
+      <w:r>
+        <w:t>Discuss while showing the picture</w:t>
+      </w:r>
+    </w:p>
+    <w:p>
+      <w:pPr>
+        <w:spacing w:line="336" w:lineRule="auto" w:after="180"/>
+        <w:shd w:fill="F1F6F8"/>
+      </w:pPr>
+      <w:r>
+        <w:rPr>
+          <w:b w:val="0"/>
+        </w:rPr>
+        <w:t xml:space="preserve">Teacher prompt: Point to each numbered stage and explain which recorded </w:t>
+      </w:r>
+      <w:r>
+        <w:rPr>
+          <w:b/>
+        </w:rPr>
+        <w:t>input</w:t>
+      </w:r>
+      <w:r>
+        <w:rPr>
+          <w:b w:val="0"/>
+        </w:rPr>
+        <w:t xml:space="preserve"> it uses. Ask learners to describe one label or arrow in ordinary words. Use the adjacent transcript if the image is difficult to see.</w:t>
+      </w:r>
+    </w:p>
+    <w:p>
+      <w:pPr>
+        <w:pStyle w:val="Heading3"/>
+      </w:pPr>
+      <w:r>
+        <w:t>03. Two RGB pixels before layout conversion</w:t>
+      </w:r>
+    </w:p>
+    <w:p>
+      <w:r>
+        <w:drawing>
+          <wp:inline xmlns:a="http://schemas.openxmlformats.org/drawingml/2006/main" xmlns:pic="http://schemas.openxmlformats.org/drawingml/2006/picture">
+            <wp:extent cx="5486400" cy="3096768"/>
+            <wp:docPr id="5" name="Picture 5" descr="Two RGB pixels before layout conversion. top pixel: red = 1, green = 4, blue = 7. bottom pixel: red = 2, green = 5, blue = 8."/>
+            <wp:cNvGraphicFramePr>
+              <a:graphicFrameLocks noChangeAspect="1"/>
+            </wp:cNvGraphicFramePr>
+            <a:graphic>
+              <a:graphicData uri="http://schemas.openxmlformats.org/drawingml/2006/picture">
+                <pic:pic>
+                  <pic:nvPicPr>
+                    <pic:cNvPr id="0" name="academy-story-ai-5-20-03.png"/>
+                    <pic:cNvPicPr/>
+                  </pic:nvPicPr>
+                  <pic:blipFill>
+                    <a:blip r:embed="rId13"/>
+                    <a:stretch>
+                      <a:fillRect/>
+                    </a:stretch>
+                  </pic:blipFill>
+                  <pic:spPr>
+                    <a:xfrm>
+                      <a:off x="0" y="0"/>
+                      <a:ext cx="5486400" cy="3096768"/>
+                    </a:xfrm>
+                    <a:prstGeom prst="rect"/>
+                  </pic:spPr>
+                </pic:pic>
+              </a:graphicData>
+            </a:graphic>
+          </wp:inline>
+        </w:drawing>
+      </w:r>
+    </w:p>
+    <w:p>
+      <w:pPr>
+        <w:spacing w:line="336" w:lineRule="auto" w:after="180"/>
+      </w:pPr>
+      <w:r>
+        <w:rPr>
+          <w:b w:val="0"/>
+        </w:rPr>
+        <w:t>Two RGB pixels before layout conversion. top pixel: red = 1, green = 4, blue = 7. bottom pixel: red = 2, green = 5, blue = 8.</w:t>
+      </w:r>
+    </w:p>
+    <w:p>
+      <w:pPr>
+        <w:spacing w:line="336" w:lineRule="auto" w:after="180"/>
+        <w:shd w:fill="F5F1FB"/>
+      </w:pPr>
+      <w:r>
+        <w:rPr>
+          <w:b w:val="0"/>
+        </w:rPr>
+        <w:t>Read the labels and values. Explain the relationship the model shows.</w:t>
+      </w:r>
+    </w:p>
+    <w:p>
+      <w:pPr>
+        <w:pStyle w:val="Heading3"/>
+      </w:pPr>
+      <w:r>
+        <w:t>Discuss while showing the picture</w:t>
+      </w:r>
+    </w:p>
+    <w:p>
+      <w:pPr>
+        <w:spacing w:line="336" w:lineRule="auto" w:after="180"/>
+        <w:shd w:fill="F1F6F8"/>
+      </w:pPr>
+      <w:r>
+        <w:rPr>
+          <w:b w:val="0"/>
+        </w:rPr>
+        <w:t>Teacher prompt: Read the labels and values. Explain the relationship the model shows. Ask learners to describe one label or arrow in ordinary words. Use the adjacent transcript if the image is difficult to see.</w:t>
+      </w:r>
+    </w:p>
+    <w:p>
+      <w:pPr>
+        <w:spacing w:line="336" w:lineRule="auto" w:after="180"/>
+        <w:shd w:fill="F1F6F8"/>
+      </w:pPr>
+      <w:r>
+        <w:rPr>
+          <w:b w:val="0"/>
+        </w:rPr>
+        <w:t>Check row/column meanings, units and denominators before discussing a difference. Supplied toy values are not real class or model results.</w:t>
+      </w:r>
+    </w:p>
+    <w:p>
+      <w:pPr>
+        <w:pStyle w:val="Heading3"/>
+      </w:pPr>
+      <w:r>
+        <w:t>04. Change one thing. Trace what follows.</w:t>
+      </w:r>
+    </w:p>
+    <w:p>
+      <w:r>
+        <w:drawing>
+          <wp:inline xmlns:a="http://schemas.openxmlformats.org/drawingml/2006/main" xmlns:pic="http://schemas.openxmlformats.org/drawingml/2006/picture">
+            <wp:extent cx="5486400" cy="3026664"/>
+            <wp:docPr id="6" name="Picture 6" descr="Original case: Bottom green is HWC [1, 0, 1]=5 and CHW [1, 1, 0]=5. Changed condition: Add a batch containing three identical images in NHWC layout. Expected result: Batch shape is [3, 2, 1, 3]. Reason: The new first dimension counts images; it does not add a fourth colour channel."/>
+            <wp:cNvGraphicFramePr>
+              <a:graphicFrameLocks noChangeAspect="1"/>
+            </wp:cNvGraphicFramePr>
+            <a:graphic>
+              <a:graphicData uri="http://schemas.openxmlformats.org/drawingml/2006/picture">
+                <pic:pic>
+                  <pic:nvPicPr>
+                    <pic:cNvPr id="0" name="academy-story-ai-5-20-04.png"/>
+                    <pic:cNvPicPr/>
+                  </pic:nvPicPr>
+                  <pic:blipFill>
+                    <a:blip r:embed="rId14"/>
+                    <a:stretch>
+                      <a:fillRect/>
+                    </a:stretch>
+                  </pic:blipFill>
+                  <pic:spPr>
+                    <a:xfrm>
+                      <a:off x="0" y="0"/>
+                      <a:ext cx="5486400" cy="3026664"/>
+                    </a:xfrm>
+                    <a:prstGeom prst="rect"/>
+                  </pic:spPr>
+                </pic:pic>
+              </a:graphicData>
+            </a:graphic>
+          </wp:inline>
+        </w:drawing>
+      </w:r>
+    </w:p>
+    <w:p>
+      <w:pPr>
+        <w:spacing w:line="336" w:lineRule="auto" w:after="180"/>
+      </w:pPr>
+      <w:r>
+        <w:rPr>
+          <w:b w:val="0"/>
+        </w:rPr>
+        <w:t>Original case: Bottom green is HWC [1, 0, 1]=5 and CHW [1, 1, 0]=5. Changed condition: Add a batch containing three identical images in NHWC layout. Expected result: Batch shape is [3, 2, 1, 3].</w:t>
+      </w:r>
+    </w:p>
+    <w:p>
+      <w:pPr>
+        <w:spacing w:line="336" w:lineRule="auto" w:after="180"/>
+      </w:pPr>
+      <w:r>
+        <w:rPr>
+          <w:b w:val="0"/>
+        </w:rPr>
+        <w:t xml:space="preserve">Reason: The new first dimension counts images; it does not add a fourth colour </w:t>
+      </w:r>
+      <w:r>
+        <w:rPr>
+          <w:b/>
+        </w:rPr>
+        <w:t>channel</w:t>
+      </w:r>
+      <w:r>
+        <w:rPr>
+          <w:b w:val="0"/>
+        </w:rPr>
+        <w:t>.</w:t>
+      </w:r>
+    </w:p>
+    <w:p>
+      <w:pPr>
+        <w:spacing w:line="336" w:lineRule="auto" w:after="180"/>
+        <w:shd w:fill="F5F1FB"/>
+      </w:pPr>
+      <w:r>
+        <w:rPr>
+          <w:b w:val="0"/>
+        </w:rPr>
+        <w:t>Predict before checking the worked changed-case result. Name what changed and what the supplied facts allow you to conclude.</w:t>
+      </w:r>
+    </w:p>
+    <w:p>
+      <w:pPr>
+        <w:pStyle w:val="Heading3"/>
+      </w:pPr>
+      <w:r>
+        <w:t>Discuss while showing the picture</w:t>
+      </w:r>
+    </w:p>
+    <w:p>
+      <w:pPr>
+        <w:spacing w:line="336" w:lineRule="auto" w:after="180"/>
+        <w:shd w:fill="F1F6F8"/>
+      </w:pPr>
+      <w:r>
+        <w:rPr>
+          <w:b w:val="0"/>
+        </w:rPr>
+        <w:t>Teacher prompt: Predict before checking the worked changed-case result. Name what changed and what the supplied facts allow you to conclude. Ask learners to describe one label or arrow in ordinary words.</w:t>
+      </w:r>
+    </w:p>
+    <w:p>
+      <w:pPr>
+        <w:spacing w:line="336" w:lineRule="auto" w:after="180"/>
+        <w:shd w:fill="F1F6F8"/>
+      </w:pPr>
+      <w:r>
+        <w:rPr>
+          <w:b w:val="0"/>
+        </w:rPr>
+        <w:t xml:space="preserve">Use the adjacent transcript if the image is difficult to see. Changed-case reasoning: The new first dimension counts images; it does not add a fourth colour </w:t>
+      </w:r>
+      <w:r>
+        <w:rPr>
+          <w:b/>
+        </w:rPr>
+        <w:t>channel</w:t>
+      </w:r>
+      <w:r>
+        <w:rPr>
+          <w:b w:val="0"/>
+        </w:rPr>
+        <w:t>.</w:t>
+      </w:r>
+    </w:p>
+    <w:p>
+      <w:pPr>
+        <w:pStyle w:val="Heading3"/>
+      </w:pPr>
+      <w:r>
+        <w:t>05. Connect the explanation to its limit</w:t>
+      </w:r>
+    </w:p>
+    <w:p>
+      <w:r>
+        <w:drawing>
+          <wp:inline xmlns:a="http://schemas.openxmlformats.org/drawingml/2006/main" xmlns:pic="http://schemas.openxmlformats.org/drawingml/2006/picture">
+            <wp:extent cx="5486400" cy="2834640"/>
+            <wp:docPr id="7" name="Picture 7" descr="A tensor is an array with named dimensions. HWC orders height, width and colour; CHW puts colour first. Rearranging the layout changes where values are stored, not the colour measurement itself. Trace a named pixel through both layouts using zero-based indices. Adding a batch dimension counts images and does not add a new colour channel. Limit: Shape consistency does not prove correct colour order or value range; document channel names and preprocessing."/>
+            <wp:cNvGraphicFramePr>
+              <a:graphicFrameLocks noChangeAspect="1"/>
+            </wp:cNvGraphicFramePr>
+            <a:graphic>
+              <a:graphicData uri="http://schemas.openxmlformats.org/drawingml/2006/picture">
+                <pic:pic>
+                  <pic:nvPicPr>
+                    <pic:cNvPr id="0" name="academy-story-ai-5-20-05.png"/>
+                    <pic:cNvPicPr/>
+                  </pic:nvPicPr>
+                  <pic:blipFill>
+                    <a:blip r:embed="rId15"/>
+                    <a:stretch>
+                      <a:fillRect/>
+                    </a:stretch>
+                  </pic:blipFill>
+                  <pic:spPr>
+                    <a:xfrm>
+                      <a:off x="0" y="0"/>
+                      <a:ext cx="5486400" cy="2834640"/>
+                    </a:xfrm>
+                    <a:prstGeom prst="rect"/>
+                  </pic:spPr>
+                </pic:pic>
+              </a:graphicData>
+            </a:graphic>
+          </wp:inline>
+        </w:drawing>
+      </w:r>
+    </w:p>
+    <w:p>
+      <w:pPr>
+        <w:spacing w:line="336" w:lineRule="auto" w:after="180"/>
+      </w:pPr>
+      <w:r>
+        <w:rPr>
+          <w:b w:val="0"/>
+        </w:rPr>
+        <w:t xml:space="preserve">A </w:t>
+      </w:r>
+      <w:r>
+        <w:rPr>
+          <w:b/>
+        </w:rPr>
+        <w:t>tensor</w:t>
+      </w:r>
+      <w:r>
+        <w:rPr>
+          <w:b w:val="0"/>
+        </w:rPr>
+        <w:t xml:space="preserve"> is an array with named dimensions. HWC orders height, width and colour; CHW puts colour first. Rearranging the layout changes where values are stored, not the colour measurement itself.</w:t>
+      </w:r>
+    </w:p>
+    <w:p>
+      <w:pPr>
+        <w:spacing w:line="336" w:lineRule="auto" w:after="180"/>
+      </w:pPr>
+      <w:r>
+        <w:rPr>
+          <w:b w:val="0"/>
+        </w:rPr>
+        <w:t xml:space="preserve">Trace a named pixel through both layouts using zero-based indices. Adding a batch dimension counts images and does not add a new colour </w:t>
+      </w:r>
+      <w:r>
+        <w:rPr>
+          <w:b/>
+        </w:rPr>
+        <w:t>channel</w:t>
+      </w:r>
+      <w:r>
+        <w:rPr>
+          <w:b w:val="0"/>
+        </w:rPr>
+        <w:t>.</w:t>
+      </w:r>
+    </w:p>
+    <w:p>
+      <w:pPr>
+        <w:spacing w:line="336" w:lineRule="auto" w:after="180"/>
+      </w:pPr>
+      <w:r>
+        <w:rPr>
+          <w:b w:val="0"/>
+        </w:rPr>
+        <w:t xml:space="preserve">Limit: Shape consistency does not prove correct colour order or value range; document </w:t>
+      </w:r>
+      <w:r>
+        <w:rPr>
+          <w:b/>
+        </w:rPr>
+        <w:t>channel</w:t>
+      </w:r>
+      <w:r>
+        <w:rPr>
+          <w:b w:val="0"/>
+        </w:rPr>
+        <w:t xml:space="preserve"> names and pre</w:t>
+      </w:r>
+      <w:r>
+        <w:rPr>
+          <w:b/>
+        </w:rPr>
+        <w:t>process</w:t>
+      </w:r>
+      <w:r>
+        <w:rPr>
+          <w:b w:val="0"/>
+        </w:rPr>
+        <w:t>ing.</w:t>
+      </w:r>
+    </w:p>
+    <w:p>
+      <w:pPr>
+        <w:spacing w:line="336" w:lineRule="auto" w:after="180"/>
+        <w:shd w:fill="F5F1FB"/>
+      </w:pPr>
+      <w:r>
+        <w:rPr>
+          <w:b w:val="0"/>
+        </w:rPr>
+        <w:t>Explain the case, then point to a limit on the claim.</w:t>
+      </w:r>
+    </w:p>
+    <w:p>
+      <w:pPr>
+        <w:pStyle w:val="Heading3"/>
+      </w:pPr>
+      <w:r>
+        <w:t>Discuss while showing the picture</w:t>
+      </w:r>
+    </w:p>
+    <w:p>
+      <w:pPr>
+        <w:spacing w:line="336" w:lineRule="auto" w:after="180"/>
+        <w:shd w:fill="F1F6F8"/>
+      </w:pPr>
+      <w:r>
+        <w:rPr>
+          <w:b w:val="0"/>
+        </w:rPr>
+        <w:t>Teacher prompt: Explain the case, then point to a limit on the claim. Ask learners to describe one label or arrow in ordinary words. Use the adjacent transcript if the image is difficult to see.</w:t>
+      </w:r>
+    </w:p>
+    <w:p>
+      <w:pPr>
+        <w:spacing w:line="336" w:lineRule="auto" w:after="180"/>
+        <w:shd w:fill="F1F6F8"/>
+      </w:pPr>
+      <w:r>
+        <w:rPr>
+          <w:b w:val="0"/>
+        </w:rPr>
+        <w:t xml:space="preserve">Keep the stated scope: Shape consistency does not prove correct colour order or value range; document </w:t>
+      </w:r>
+      <w:r>
+        <w:rPr>
+          <w:b/>
+        </w:rPr>
+        <w:t>channel</w:t>
+      </w:r>
+      <w:r>
+        <w:rPr>
+          <w:b w:val="0"/>
+        </w:rPr>
+        <w:t xml:space="preserve"> names and pre</w:t>
+      </w:r>
+      <w:r>
+        <w:rPr>
+          <w:b/>
+        </w:rPr>
+        <w:t>process</w:t>
+      </w:r>
+      <w:r>
+        <w:rPr>
+          <w:b w:val="0"/>
+        </w:rPr>
+        <w:t>ing.</w:t>
+      </w:r>
+    </w:p>
+    <w:p>
+      <w:pPr>
+        <w:pStyle w:val="Heading3"/>
+      </w:pPr>
+      <w:r>
+        <w:t>06. Make the idea visible in your project</w:t>
+      </w:r>
+    </w:p>
+    <w:p>
+      <w:r>
+        <w:drawing>
+          <wp:inline xmlns:a="http://schemas.openxmlformats.org/drawingml/2006/main" xmlns:pic="http://schemas.openxmlformats.org/drawingml/2006/picture">
+            <wp:extent cx="5486400" cy="3681984"/>
+            <wp:docPr id="8" name="Picture 8" descr="For your Image-pattern Network Investigation, save the input, procedure, observed result and limitation of this check. Label this worked example as practice; use a different, previously unreviewed case when checking independent understanding. Draw your input, deciding step, result and limit. Supported question: Where is the bottom green pixel in the first batched image? Point to the relevant step in the picture, then write the changed result and the rule or evidence that supports it."/>
+            <wp:cNvGraphicFramePr>
+              <a:graphicFrameLocks noChangeAspect="1"/>
+            </wp:cNvGraphicFramePr>
+            <a:graphic>
+              <a:graphicData uri="http://schemas.openxmlformats.org/drawingml/2006/picture">
+                <pic:pic>
+                  <pic:nvPicPr>
+                    <pic:cNvPr id="0" name="academy-story-ai-5-20-06.png"/>
+                    <pic:cNvPicPr/>
+                  </pic:nvPicPr>
+                  <pic:blipFill>
+                    <a:blip r:embed="rId16"/>
+                    <a:stretch>
+                      <a:fillRect/>
+                    </a:stretch>
+                  </pic:blipFill>
+                  <pic:spPr>
+                    <a:xfrm>
+                      <a:off x="0" y="0"/>
+                      <a:ext cx="5486400" cy="3681984"/>
+                    </a:xfrm>
+                    <a:prstGeom prst="rect"/>
+                  </pic:spPr>
+                </pic:pic>
+              </a:graphicData>
+            </a:graphic>
+          </wp:inline>
+        </w:drawing>
+      </w:r>
+    </w:p>
+    <w:p>
+      <w:pPr>
+        <w:spacing w:line="336" w:lineRule="auto" w:after="180"/>
+      </w:pPr>
+      <w:r>
+        <w:rPr>
+          <w:b w:val="0"/>
+        </w:rPr>
+        <w:t xml:space="preserve">For your Image-pattern Network Investigation, save the </w:t>
+      </w:r>
+      <w:r>
+        <w:rPr>
+          <w:b/>
+        </w:rPr>
+        <w:t>input</w:t>
+      </w:r>
+      <w:r>
+        <w:rPr>
+          <w:b w:val="0"/>
+        </w:rPr>
+        <w:t>, procedure, observed result and limitation of this check.</w:t>
+      </w:r>
+    </w:p>
+    <w:p>
+      <w:pPr>
+        <w:spacing w:line="336" w:lineRule="auto" w:after="180"/>
+      </w:pPr>
+      <w:r>
+        <w:rPr>
+          <w:b w:val="0"/>
+        </w:rPr>
+        <w:t xml:space="preserve">Label this worked example as practice; use a different, previously unreviewed case when checking independent understanding. Draw your </w:t>
+      </w:r>
+      <w:r>
+        <w:rPr>
+          <w:b/>
+        </w:rPr>
+        <w:t>input</w:t>
+      </w:r>
+      <w:r>
+        <w:rPr>
+          <w:b w:val="0"/>
+        </w:rPr>
+        <w:t>, deciding step, result and limit.</w:t>
+      </w:r>
+    </w:p>
+    <w:p>
+      <w:pPr>
+        <w:spacing w:line="336" w:lineRule="auto" w:after="180"/>
+      </w:pPr>
+      <w:r>
+        <w:rPr>
+          <w:b w:val="0"/>
+        </w:rPr>
+        <w:t xml:space="preserve">Supported question: Where is the bottom green pixel in the first batched image? Point to the relevant step in the picture, then write the changed result and the rule or </w:t>
+      </w:r>
+      <w:r>
+        <w:rPr>
+          <w:b/>
+        </w:rPr>
+        <w:t>evidence</w:t>
+      </w:r>
+      <w:r>
+        <w:rPr>
+          <w:b w:val="0"/>
+        </w:rPr>
+        <w:t xml:space="preserve"> that supports it.</w:t>
+      </w:r>
+    </w:p>
+    <w:p>
+      <w:pPr>
+        <w:spacing w:line="336" w:lineRule="auto" w:after="180"/>
+        <w:shd w:fill="F5F1FB"/>
+      </w:pPr>
+      <w:r>
+        <w:rPr>
+          <w:b w:val="0"/>
+        </w:rPr>
+        <w:t xml:space="preserve">Draw your project trace and justify the deciding step using </w:t>
+      </w:r>
+      <w:r>
+        <w:rPr>
+          <w:b/>
+        </w:rPr>
+        <w:t>evidence</w:t>
+      </w:r>
+      <w:r>
+        <w:rPr>
+          <w:b w:val="0"/>
+        </w:rPr>
+        <w:t>.</w:t>
+      </w:r>
+    </w:p>
+    <w:p>
+      <w:pPr>
+        <w:pStyle w:val="Heading3"/>
+      </w:pPr>
+      <w:r>
+        <w:t>Discuss while showing the picture</w:t>
+      </w:r>
+    </w:p>
+    <w:p>
+      <w:pPr>
+        <w:spacing w:line="336" w:lineRule="auto" w:after="180"/>
+        <w:shd w:fill="F1F6F8"/>
+      </w:pPr>
+      <w:r>
+        <w:rPr>
+          <w:b w:val="0"/>
+        </w:rPr>
+        <w:t xml:space="preserve">Teacher prompt: Draw your project trace and justify the deciding step using </w:t>
+      </w:r>
+      <w:r>
+        <w:rPr>
+          <w:b/>
+        </w:rPr>
+        <w:t>evidence</w:t>
+      </w:r>
+      <w:r>
+        <w:rPr>
+          <w:b w:val="0"/>
+        </w:rPr>
+        <w:t>. Ask learners to describe one label or arrow in ordinary words. Use the adjacent transcript if the image is difficult to see.</w:t>
+      </w:r>
+    </w:p>
+    <w:p>
+      <w:pPr>
+        <w:spacing w:line="336" w:lineRule="auto" w:after="180"/>
+        <w:shd w:fill="F1F6F8"/>
+      </w:pPr>
+      <w:r>
+        <w:rPr>
+          <w:b w:val="0"/>
+        </w:rPr>
+        <w:t xml:space="preserve">Supported practice key: NHWC [0, 1, 0, 1]=5: image0, row1, column0, green </w:t>
+      </w:r>
+      <w:r>
+        <w:rPr>
+          <w:b/>
+        </w:rPr>
+        <w:t>channel</w:t>
+      </w:r>
+      <w:r>
+        <w:rPr>
+          <w:b w:val="0"/>
+        </w:rPr>
+        <w:t>1. The value is unchanged by batching. Changed-case check: Batch shape is [3, 2, 1, 3].</w:t>
+      </w:r>
+    </w:p>
+    <w:p>
+      <w:pPr>
+        <w:spacing w:line="336" w:lineRule="auto" w:after="180"/>
+        <w:shd w:fill="F1F6F8"/>
+      </w:pPr>
+      <w:r>
+        <w:rPr>
+          <w:b w:val="0"/>
+        </w:rPr>
+        <w:t xml:space="preserve">The new first dimension counts images; it does not add a fourth colour </w:t>
+      </w:r>
+      <w:r>
+        <w:rPr>
+          <w:b/>
+        </w:rPr>
+        <w:t>channel</w:t>
+      </w:r>
+      <w:r>
+        <w:rPr>
+          <w:b w:val="0"/>
+        </w:rPr>
+        <w:t>.</w:t>
       </w:r>
     </w:p>
     <w:sectPr>

--- a/downloads/teacher/ai-5-week-20.docx
+++ b/downloads/teacher/ai-5-week-20.docx
@@ -137,7 +137,7 @@
           </w:tcPr>
           <w:p>
             <w:r>
-              <w:t>Sections 1–6; record the brief recall in the workbook.</w:t>
+              <w:t>Use Your mission, Notice the evidence, See how it works, Words that unlock the idea and Follow a worked example; record recall in the workbook.</w:t>
             </w:r>
           </w:p>
         </w:tc>
@@ -169,7 +169,7 @@
           </w:tcPr>
           <w:p>
             <w:r>
-              <w:t>Sections 7–10; use the matching workbook W2 and misconception check.</w:t>
+              <w:t>Use Find and repair a mistake, Practise together and Build your understanding; use the matching workbook W2 and Individual reasoning check.</w:t>
             </w:r>
           </w:p>
         </w:tc>
@@ -201,7 +201,7 @@
           </w:tcPr>
           <w:p>
             <w:r>
-              <w:t>Sections 9 and 11–14. Give extra time to finish the full task set; use Section 15 when the week includes a coding lab.</w:t>
+              <w:t>Use Run the investigation, Connect your project and Try a new case independently. Allow extra time for the full task set. When code is supplied, use the examples in See how it works or Follow a worked example and the browser lab in Supported practice, repair and portfolio.</w:t>
             </w:r>
           </w:p>
         </w:tc>
@@ -428,7 +428,7 @@
         <w:rPr>
           <w:b w:val="0"/>
         </w:rPr>
-        <w:t xml:space="preserve">Use two 45-minute sessions. Draw the four-pixel image and label row, column and </w:t>
+        <w:t xml:space="preserve">For the compact alternative schedule, use two 45-minute sessions. Draw the four-pixel image and label row, column and </w:t>
       </w:r>
       <w:r>
         <w:rPr>
@@ -1721,7 +1721,7 @@
         <w:drawing>
           <wp:inline xmlns:a="http://schemas.openxmlformats.org/drawingml/2006/main" xmlns:pic="http://schemas.openxmlformats.org/drawingml/2006/picture">
             <wp:extent cx="5486400" cy="5185229"/>
-            <wp:docPr id="2" name="Picture 2" descr="Image tensors and channels. Record HWC shape: Shape is [2, 1, 3]; top green is 4 and bottom green5.. Reorder to CHW: Shape [3, 2, 1]; red plane [[1],[2]], green [[4],[5]], blue [[7],[8]].. Check same pixel: Bottom green is HWC [1, 0, 1]=5 and CHW [1, 1, 0]=5."/>
+            <wp:docPr id="2" name="Picture 2" descr="Image tensors and channels. Record HWC shape: Shape is [2, 1, 3]; top green is 4 and bottom green 5.. Reorder to CHW: Shape [3, 2, 1]; red plane [[1],[2]], green [[4],[5]], blue [[7],[8]].. Check same pixel: Bottom green is HWC [1, 0, 1]=5 and CHW [1, 1, 0]=5."/>
             <wp:cNvGraphicFramePr>
               <a:graphicFrameLocks noChangeAspect="1"/>
             </wp:cNvGraphicFramePr>
@@ -1812,7 +1812,7 @@
           </w:tcPr>
           <w:p>
             <w:r>
-              <w:t>Shape is [2, 1, 3]; top green is 4 and bottom green5.</w:t>
+              <w:t>Shape is [2, 1, 3]; top green is 4 and bottom green 5.</w:t>
             </w:r>
           </w:p>
         </w:tc>
@@ -2364,7 +2364,7 @@
         <w:rPr>
           <w:b w:val="0"/>
         </w:rPr>
-        <w:t xml:space="preserve">Use the worked example in Sections 3 and 6. Collect a </w:t>
+        <w:t xml:space="preserve">Use See how it works and Follow a worked example. Collect a </w:t>
       </w:r>
       <w:r>
         <w:rPr>
@@ -2662,7 +2662,7 @@
         <w:rPr>
           <w:b w:val="0"/>
         </w:rPr>
-        <w:t xml:space="preserve">NHWC [0, 1, 0, 1]=5: image0, row1, column0, green </w:t>
+        <w:t xml:space="preserve">NHWC [0, 1, 0, 1]=5: image 0, row 1, column 0, green </w:t>
       </w:r>
       <w:r>
         <w:rPr>
@@ -2674,7 +2674,7 @@
         <w:rPr>
           <w:b w:val="0"/>
         </w:rPr>
-        <w:t xml:space="preserve">1. The value is unchanged by batching. Changed-case check: Batch shape is [3, 2, 1, 3]. The new first dimension counts images; it does not add a fourth colour </w:t>
+        <w:t xml:space="preserve"> 1. The value is unchanged by batching. Changed-case check: Batch shape is [3, 2, 1, 3]. The new first dimension counts images; it does not add a fourth colour </w:t>
       </w:r>
       <w:r>
         <w:rPr>
@@ -2837,7 +2837,7 @@
         <w:rPr>
           <w:b w:val="0"/>
         </w:rPr>
-        <w:t xml:space="preserve">Use Section 9 for the </w:t>
+        <w:t xml:space="preserve">Use Run the investigation for the </w:t>
       </w:r>
       <w:r>
         <w:rPr>
@@ -4245,7 +4245,7 @@
           </w:tcPr>
           <w:p>
             <w:r>
-              <w:t>Sections 1–6; record the brief recall in the workbook.</w:t>
+              <w:t>Use Your mission, Notice the evidence, See how it works, Words that unlock the idea and Follow a worked example; record recall in the workbook.</w:t>
             </w:r>
           </w:p>
         </w:tc>
@@ -4277,7 +4277,7 @@
           </w:tcPr>
           <w:p>
             <w:r>
-              <w:t>Sections 7–10; use the matching workbook W2 and misconception check.</w:t>
+              <w:t>Use Find and repair a mistake, Practise together and Build your understanding; use the matching workbook W2 and Individual reasoning check.</w:t>
             </w:r>
           </w:p>
         </w:tc>
@@ -4309,7 +4309,7 @@
           </w:tcPr>
           <w:p>
             <w:r>
-              <w:t>Sections 9 and 11–14. Give extra time to finish the full task set; use Section 15 when the week includes a coding lab.</w:t>
+              <w:t>Use Run the investigation, Connect your project and Try a new case independently. Allow extra time for the full task set. When code is supplied, use the examples in See how it works or Follow a worked example and the browser lab in Supported practice, repair and portfolio.</w:t>
             </w:r>
           </w:p>
         </w:tc>
@@ -5069,7 +5069,7 @@
         <w:drawing>
           <wp:inline xmlns:a="http://schemas.openxmlformats.org/drawingml/2006/main" xmlns:pic="http://schemas.openxmlformats.org/drawingml/2006/picture">
             <wp:extent cx="5486400" cy="3182112"/>
-            <wp:docPr id="4" name="Picture 4" descr="Record HWC shape: Shape is [2, 1, 3]; top green is 4 and bottom green5. → Reorder to CHW: Shape [3, 2, 1]; red plane [[1],[2]], green [[4],[5]], blue [[7],[8]]. → Check same pixel: Bottom green is HWC [1, 0, 1]=5 and CHW [1, 1, 0]=5."/>
+            <wp:docPr id="4" name="Picture 4" descr="Record HWC shape: Shape is [2, 1, 3]; top green is 4 and bottom green 5. → Reorder to CHW: Shape [3, 2, 1]; red plane [[1],[2]], green [[4],[5]], blue [[7],[8]]. → Check same pixel: Bottom green is HWC [1, 0, 1]=5 and CHW [1, 1, 0]=5."/>
             <wp:cNvGraphicFramePr>
               <a:graphicFrameLocks noChangeAspect="1"/>
             </wp:cNvGraphicFramePr>
@@ -5108,7 +5108,7 @@
         <w:rPr>
           <w:b w:val="0"/>
         </w:rPr>
-        <w:t>Record HWC shape: Shape is [2, 1, 3]; top green is 4 and bottom green5. → Reorder to CHW: Shape [3, 2, 1]; red plane [[1],[2]], green [[4],[5]], blue [[7],[8]]. → Check same pixel: Bottom green is HWC [1, 0, 1]=5 and CHW [1, 1, 0]=5.</w:t>
+        <w:t>Record HWC shape: Shape is [2, 1, 3]; top green is 4 and bottom green 5. → Reorder to CHW: Shape [3, 2, 1]; red plane [[1],[2]], green [[4],[5]], blue [[7],[8]]. → Check same pixel: Bottom green is HWC [1, 0, 1]=5 and CHW [1, 1, 0]=5.</w:t>
       </w:r>
     </w:p>
     <w:p>
@@ -5771,7 +5771,7 @@
         <w:rPr>
           <w:b w:val="0"/>
         </w:rPr>
-        <w:t xml:space="preserve">Supported practice key: NHWC [0, 1, 0, 1]=5: image0, row1, column0, green </w:t>
+        <w:t xml:space="preserve">Supported practice key: NHWC [0, 1, 0, 1]=5: image 0, row 1, column 0, green </w:t>
       </w:r>
       <w:r>
         <w:rPr>
@@ -5783,7 +5783,7 @@
         <w:rPr>
           <w:b w:val="0"/>
         </w:rPr>
-        <w:t>1. The value is unchanged by batching. Changed-case check: Batch shape is [3, 2, 1, 3].</w:t>
+        <w:t xml:space="preserve"> 1. The value is unchanged by batching. Changed-case check: Batch shape is [3, 2, 1, 3].</w:t>
       </w:r>
     </w:p>
     <w:p>

--- a/downloads/teacher/ai-5-week-20.docx
+++ b/downloads/teacher/ai-5-week-20.docx
@@ -25,20 +25,38 @@
         <w:pStyle w:val="Heading1"/>
       </w:pPr>
       <w:r>
-        <w:t>01. Prepare the purpose, prerequisites and materials</w:t>
+        <w:t>Make every shape carry an explicit schema.</w:t>
       </w:r>
     </w:p>
     <w:p>
       <w:r>
-        <w:t>Prepare Image tensors and channels: check the target, prerequisites, resources and adaptable teaching schedule.</w:t>
+        <w:t>Use complete pixels,channel planes and known-index checks;separate axis conversion,fixed scaling and colour averaging.</w:t>
       </w:r>
     </w:p>
     <w:p>
-      <w:pPr>
-        <w:pStyle w:val="Heading3"/>
-      </w:pPr>
-      <w:r>
-        <w:t>Teach the learning cycle</w:t>
+      <w:r>
+        <w:t>Assess independent plane values,green index,batch shape and count with checked keys.</w:t>
+      </w:r>
+    </w:p>
+    <w:p>
+      <w:pPr>
+        <w:pStyle w:val="Heading1"/>
+      </w:pPr>
+      <w:r>
+        <w:t>01. Prepare the connected mathematical investigation</w:t>
+      </w:r>
+    </w:p>
+    <w:p>
+      <w:r>
+        <w:t>Keep explanation,shared practice and independent evidence distinct.</w:t>
+      </w:r>
+    </w:p>
+    <w:p>
+      <w:pPr>
+        <w:pStyle w:val="Heading2"/>
+      </w:pPr>
+      <w:r>
+        <w:t>Target and main teaching plan</w:t>
       </w:r>
     </w:p>
     <w:p>
@@ -243,18 +261,21 @@
     </w:p>
     <w:p>
       <w:pPr>
-        <w:pStyle w:val="Heading3"/>
-      </w:pPr>
-      <w:r>
-        <w:t>Retrieval answer guidance</w:t>
+        <w:pStyle w:val="Heading2"/>
+      </w:pPr>
+      <w:r>
+        <w:t>Preparation and prerequisite</w:t>
       </w:r>
     </w:p>
     <w:p>
       <w:pPr>
-        <w:pStyle w:val="Heading3"/>
-      </w:pPr>
-      <w:r>
-        <w:t>Learned representations</w:t>
+        <w:spacing w:line="336" w:lineRule="auto" w:after="180"/>
+      </w:pPr>
+      <w:r>
+        <w:rPr>
+          <w:b w:val="0"/>
+        </w:rPr>
+        <w:t>Printed lesson and workbook; paper and pencil</w:t>
       </w:r>
     </w:p>
     <w:p>
@@ -265,7 +286,7 @@
         <w:rPr>
           <w:b w:val="0"/>
         </w:rPr>
-        <w:t>Without opening the old lesson, explain one key idea from Learned representations. Give an example and a mistake that the idea helps you avoid.</w:t>
+        <w:t>Calculator and optional local Python 3 editor; no packages or AI accounts needed</w:t>
       </w:r>
     </w:p>
     <w:p>
@@ -276,19 +297,7 @@
         <w:rPr>
           <w:b w:val="0"/>
         </w:rPr>
-        <w:t xml:space="preserve">Look for: Trace an </w:t>
-      </w:r>
-      <w:r>
-        <w:rPr>
-          <w:b/>
-        </w:rPr>
-        <w:t>input</w:t>
-      </w:r>
-      <w:r>
-        <w:rPr>
-          <w:b w:val="0"/>
-        </w:rPr>
-        <w:t xml:space="preserve"> through a hidden representation and a decision rule</w:t>
+        <w:t>Use the fictional examples supplied; prepare the fresh retry before class</w:t>
       </w:r>
     </w:p>
     <w:p>
@@ -299,27 +308,27 @@
         <w:rPr>
           <w:b w:val="0"/>
         </w:rPr>
-        <w:t xml:space="preserve">Reference example, not the only acceptable wording: Teacher explanation: The vectors are [5, 0], [0, 5] and [0, 0]. </w:t>
+        <w:t xml:space="preserve">Different </w:t>
       </w:r>
       <w:r>
         <w:rPr>
           <w:b/>
         </w:rPr>
-        <w:t>Prediction</w:t>
+        <w:t>input</w:t>
       </w:r>
       <w:r>
         <w:rPr>
           <w:b w:val="0"/>
         </w:rPr>
-        <w:t>s are 1, 0 and 0. Equal width and height does not satisfy strictly greater.</w:t>
+        <w:t>s can map to the same representation. The number of components alone does not guarantee that the original values can be recovered.</w:t>
       </w:r>
     </w:p>
     <w:p>
       <w:pPr>
-        <w:pStyle w:val="Heading3"/>
-      </w:pPr>
-      <w:r>
-        <w:t>Initialisation and reproducibility</w:t>
+        <w:pStyle w:val="Heading2"/>
+      </w:pPr>
+      <w:r>
+        <w:t>Opening retrieval</w:t>
       </w:r>
     </w:p>
     <w:p>
@@ -330,7 +339,7 @@
         <w:rPr>
           <w:b w:val="0"/>
         </w:rPr>
-        <w:t>Without opening the old lesson, explain one key idea from Initialisation and reproducibility. Give an example and a mistake that the idea helps you avoid.</w:t>
+        <w:t>Without opening the old lesson, explain one key idea from Learned representations. Give an example and a mistake that the idea helps you avoid.</w:t>
       </w:r>
     </w:p>
     <w:p>
@@ -341,19 +350,19 @@
         <w:rPr>
           <w:b w:val="0"/>
         </w:rPr>
-        <w:t xml:space="preserve">Look for: Trace how starting values affect a fixed </w:t>
+        <w:t xml:space="preserve">Look for: Trace an </w:t>
       </w:r>
       <w:r>
         <w:rPr>
           <w:b/>
         </w:rPr>
-        <w:t>training</w:t>
+        <w:t>input</w:t>
       </w:r>
       <w:r>
         <w:rPr>
           <w:b w:val="0"/>
         </w:rPr>
-        <w:t xml:space="preserve"> budget</w:t>
+        <w:t xml:space="preserve"> through a hidden representation and a decision rule</w:t>
       </w:r>
     </w:p>
     <w:p>
@@ -364,27 +373,30 @@
         <w:rPr>
           <w:b w:val="0"/>
         </w:rPr>
-        <w:t xml:space="preserve">Reference example, not the only acceptable wording: Teacher explanation: States are -2, 0 and 1. Final </w:t>
+        <w:t xml:space="preserve">Reference example, not the only acceptable wording: Teacher explanation: The vectors are [5, 0], [0, 5] and [0, 0]. </w:t>
       </w:r>
       <w:r>
         <w:rPr>
           <w:b/>
         </w:rPr>
-        <w:t>training</w:t>
+        <w:t>Prediction</w:t>
       </w:r>
       <w:r>
         <w:rPr>
           <w:b w:val="0"/>
         </w:rPr>
-        <w:t xml:space="preserve"> MSE is 2.5. Each step halves the signed distance from 2.</w:t>
+        <w:t>s are 1, 0 and 0. Equal width and height does not satisfy strictly greater.</w:t>
       </w:r>
     </w:p>
     <w:p>
       <w:pPr>
-        <w:pStyle w:val="Heading3"/>
-      </w:pPr>
-      <w:r>
-        <w:t>Learning rate experiments</w:t>
+        <w:spacing w:line="336" w:lineRule="auto" w:after="180"/>
+      </w:pPr>
+      <w:r>
+        <w:rPr>
+          <w:b w:val="0"/>
+        </w:rPr>
+        <w:t>Without opening the old lesson, explain one key idea from Initialisation and reproducibility. Give an example and a mistake that the idea helps you avoid.</w:t>
       </w:r>
     </w:p>
     <w:p>
@@ -395,7 +407,19 @@
         <w:rPr>
           <w:b w:val="0"/>
         </w:rPr>
-        <w:t>Without opening the old lesson, explain one key idea from Learning rate experiments. Give an example and a mistake that the idea helps you avoid.</w:t>
+        <w:t xml:space="preserve">Look for: Trace how starting values affect a fixed </w:t>
+      </w:r>
+      <w:r>
+        <w:rPr>
+          <w:b/>
+        </w:rPr>
+        <w:t>training</w:t>
+      </w:r>
+      <w:r>
+        <w:rPr>
+          <w:b w:val="0"/>
+        </w:rPr>
+        <w:t xml:space="preserve"> budget</w:t>
       </w:r>
     </w:p>
     <w:p>
@@ -406,7 +430,19 @@
         <w:rPr>
           <w:b w:val="0"/>
         </w:rPr>
-        <w:t>Look for: Run a controlled comparison of learning rates</w:t>
+        <w:t xml:space="preserve">Reference example, not the only acceptable wording: Teacher explanation: States are -2, 0 and 1. Final </w:t>
+      </w:r>
+      <w:r>
+        <w:rPr>
+          <w:b/>
+        </w:rPr>
+        <w:t>training</w:t>
+      </w:r>
+      <w:r>
+        <w:rPr>
+          <w:b w:val="0"/>
+        </w:rPr>
+        <w:t xml:space="preserve"> MSE is 2.5. Each step halves the signed distance from 2.</w:t>
       </w:r>
     </w:p>
     <w:p>
@@ -417,7 +453,7 @@
         <w:rPr>
           <w:b w:val="0"/>
         </w:rPr>
-        <w:t>Reference example, not the only acceptable wording: Teacher explanation: First v = 0.5 with MSE 5.625. Second gradient -7.5 gives v = 0.875 and MSE 3.1640625. Distance is multiplied by 0.75 each step.</w:t>
+        <w:t>Without opening the old lesson, explain one key idea from Learning rate experiments. Give an example and a mistake that the idea helps you avoid.</w:t>
       </w:r>
     </w:p>
     <w:p>
@@ -428,19 +464,7 @@
         <w:rPr>
           <w:b w:val="0"/>
         </w:rPr>
-        <w:t xml:space="preserve">For the compact alternative schedule, use two 45-minute sessions. Draw the four-pixel image and label row, column and </w:t>
-      </w:r>
-      <w:r>
-        <w:rPr>
-          <w:b/>
-        </w:rPr>
-        <w:t>channel</w:t>
-      </w:r>
-      <w:r>
-        <w:rPr>
-          <w:b w:val="0"/>
-        </w:rPr>
-        <w:t xml:space="preserve"> before writing nested brackets. Keep RGB ordering, zero-based indices and the 0 to 255 contract explicit.</w:t>
+        <w:t>Look for: Run a controlled comparison of learning rates</w:t>
       </w:r>
     </w:p>
     <w:p>
@@ -451,27 +475,15 @@
         <w:rPr>
           <w:b w:val="0"/>
         </w:rPr>
-        <w:t>Distinguish an axis permutation from regrouping, and fixed scaling from fitted pre</w:t>
-      </w:r>
-      <w:r>
-        <w:rPr>
-          <w:b/>
-        </w:rPr>
-        <w:t>process</w:t>
-      </w:r>
-      <w:r>
-        <w:rPr>
-          <w:b w:val="0"/>
-        </w:rPr>
-        <w:t>ing. No external image files or student photographs are needed.</w:t>
+        <w:t>Reference example, not the only acceptable wording: Teacher explanation: First v = 0.5 with MSE 5.625. Second gradient -7.5 gives v = 0.875 and MSE 3.1640625. Distance is multiplied by 0.75 each step.</w:t>
       </w:r>
     </w:p>
     <w:p>
       <w:pPr>
-        <w:pStyle w:val="Heading3"/>
-      </w:pPr>
-      <w:r>
-        <w:t>Outcomes</w:t>
+        <w:pStyle w:val="Heading2"/>
+      </w:pPr>
+      <w:r>
+        <w:t>Pictured end goal</w:t>
       </w:r>
     </w:p>
     <w:p>
@@ -482,65 +494,47 @@
         <w:rPr>
           <w:b w:val="0"/>
         </w:rPr>
-        <w:t xml:space="preserve">Read a pixel using declared row column and </w:t>
+        <w:t xml:space="preserve">By the end, I can explain image </w:t>
       </w:r>
       <w:r>
         <w:rPr>
           <w:b/>
         </w:rPr>
+        <w:t>tensor</w:t>
+      </w:r>
+      <w:r>
+        <w:rPr>
+          <w:b w:val="0"/>
+        </w:rPr>
+        <w:t xml:space="preserve">s and </w:t>
+      </w:r>
+      <w:r>
+        <w:rPr>
+          <w:b/>
+        </w:rPr>
         <w:t>channel</w:t>
       </w:r>
       <w:r>
         <w:rPr>
           <w:b w:val="0"/>
         </w:rPr>
-        <w:t xml:space="preserve"> axes</w:t>
+        <w:t>s using a traced example and a stated limitation.</w:t>
       </w:r>
     </w:p>
     <w:p>
       <w:pPr>
-        <w:spacing w:line="336" w:lineRule="auto" w:after="180"/>
-      </w:pPr>
-      <w:r>
-        <w:rPr>
-          <w:b w:val="0"/>
-        </w:rPr>
-        <w:t xml:space="preserve">Convert </w:t>
-      </w:r>
-      <w:r>
-        <w:rPr>
-          <w:b/>
-        </w:rPr>
-        <w:t>channel</w:t>
-      </w:r>
-      <w:r>
-        <w:rPr>
-          <w:b w:val="0"/>
-        </w:rPr>
-        <w:t xml:space="preserve"> layout without changing pixel meaning</w:t>
+        <w:pStyle w:val="Heading2"/>
+      </w:pPr>
+      <w:r>
+        <w:t>Earlier wording, alternatives and picture transcripts · reference / check after trying</w:t>
       </w:r>
     </w:p>
     <w:p>
       <w:pPr>
-        <w:spacing w:line="336" w:lineRule="auto" w:after="180"/>
-      </w:pPr>
-      <w:r>
-        <w:rPr>
-          <w:b w:val="0"/>
-        </w:rPr>
-        <w:t xml:space="preserve">Distinguish fixed </w:t>
-      </w:r>
-      <w:r>
-        <w:rPr>
-          <w:b/>
-        </w:rPr>
-        <w:t>value scaling</w:t>
-      </w:r>
-      <w:r>
-        <w:rPr>
-          <w:b w:val="0"/>
-        </w:rPr>
-        <w:t xml:space="preserve"> from information losing transformations</w:t>
+        <w:pStyle w:val="Heading3"/>
+      </w:pPr>
+      <w:r>
+        <w:t>Teach the learning cycle</w:t>
       </w:r>
     </w:p>
     <w:p>
@@ -548,48 +542,54 @@
         <w:pStyle w:val="Heading3"/>
       </w:pPr>
       <w:r>
-        <w:t>Preparation</w:t>
+        <w:t>Retrieval answer guidance</w:t>
       </w:r>
     </w:p>
     <w:p>
       <w:pPr>
-        <w:spacing w:line="336" w:lineRule="auto" w:after="180"/>
-      </w:pPr>
-      <w:r>
-        <w:rPr>
-          <w:b w:val="0"/>
-        </w:rPr>
-        <w:t>Printed lesson and workbook; paper and pencil</w:t>
+        <w:pStyle w:val="Heading3"/>
+      </w:pPr>
+      <w:r>
+        <w:t>Learned representations</w:t>
       </w:r>
     </w:p>
     <w:p>
       <w:pPr>
-        <w:spacing w:line="336" w:lineRule="auto" w:after="180"/>
-      </w:pPr>
-      <w:r>
-        <w:rPr>
-          <w:b w:val="0"/>
-        </w:rPr>
-        <w:t>Calculator and optional local Python 3 editor; no packages or AI accounts needed</w:t>
+        <w:pStyle w:val="Heading3"/>
+      </w:pPr>
+      <w:r>
+        <w:t>Initialisation and reproducibility</w:t>
       </w:r>
     </w:p>
     <w:p>
       <w:pPr>
-        <w:spacing w:line="336" w:lineRule="auto" w:after="180"/>
-      </w:pPr>
-      <w:r>
-        <w:rPr>
-          <w:b w:val="0"/>
-        </w:rPr>
-        <w:t>Use the fictional examples supplied; prepare the fresh retry before class</w:t>
+        <w:pStyle w:val="Heading3"/>
+      </w:pPr>
+      <w:r>
+        <w:t>Learning rate experiments</w:t>
       </w:r>
     </w:p>
     <w:p>
       <w:pPr>
-        <w:pStyle w:val="Heading3"/>
-      </w:pPr>
-      <w:r>
-        <w:t>Prerequisite answer</w:t>
+        <w:spacing w:line="336" w:lineRule="auto" w:after="180"/>
+      </w:pPr>
+      <w:r>
+        <w:rPr>
+          <w:b w:val="0"/>
+        </w:rPr>
+        <w:t xml:space="preserve">For the compact alternative schedule, use two 45-minute sessions. Draw the four-pixel image and label row, column and </w:t>
+      </w:r>
+      <w:r>
+        <w:rPr>
+          <w:b/>
+        </w:rPr>
+        <w:t>channel</w:t>
+      </w:r>
+      <w:r>
+        <w:rPr>
+          <w:b w:val="0"/>
+        </w:rPr>
+        <w:t xml:space="preserve"> before writing nested brackets. Keep RGB ordering, zero-based indices and the 0 to 255 contract explicit.</w:t>
       </w:r>
     </w:p>
     <w:p>
@@ -600,19 +600,19 @@
         <w:rPr>
           <w:b w:val="0"/>
         </w:rPr>
-        <w:t xml:space="preserve">Different </w:t>
+        <w:t>Distinguish an axis permutation from regrouping, and fixed scaling from fitted pre</w:t>
       </w:r>
       <w:r>
         <w:rPr>
           <w:b/>
         </w:rPr>
-        <w:t>input</w:t>
+        <w:t>process</w:t>
       </w:r>
       <w:r>
         <w:rPr>
           <w:b w:val="0"/>
         </w:rPr>
-        <w:t>s can map to the same representation. The number of components alone does not guarantee that the original values can be recovered.</w:t>
+        <w:t>ing. No external image files or student photographs are needed.</w:t>
       </w:r>
     </w:p>
     <w:p>
@@ -620,7 +620,7 @@
         <w:pStyle w:val="Heading3"/>
       </w:pPr>
       <w:r>
-        <w:t>End goal for the pictorial case</w:t>
+        <w:t>Outcomes</w:t>
       </w:r>
     </w:p>
     <w:p>
@@ -631,31 +631,19 @@
         <w:rPr>
           <w:b w:val="0"/>
         </w:rPr>
-        <w:t xml:space="preserve">By the end, I can explain image </w:t>
+        <w:t xml:space="preserve">Read a pixel using declared row column and </w:t>
       </w:r>
       <w:r>
         <w:rPr>
           <w:b/>
         </w:rPr>
-        <w:t>tensor</w:t>
+        <w:t>channel</w:t>
       </w:r>
       <w:r>
         <w:rPr>
           <w:b w:val="0"/>
         </w:rPr>
-        <w:t xml:space="preserve">s and </w:t>
-      </w:r>
-      <w:r>
-        <w:rPr>
-          <w:b/>
-        </w:rPr>
-        <w:t>channel</w:t>
-      </w:r>
-      <w:r>
-        <w:rPr>
-          <w:b w:val="0"/>
-        </w:rPr>
-        <w:t>s using a traced example and a stated limitation.</w:t>
+        <w:t xml:space="preserve"> axes</w:t>
       </w:r>
     </w:p>
     <w:p>
@@ -666,20 +654,50 @@
         <w:rPr>
           <w:b w:val="0"/>
         </w:rPr>
-        <w:t>This added worked case illustrates the week’s main idea. Retain all original and connected topics; schedule its practice within the teaching cycle.</w:t>
+        <w:t xml:space="preserve">Convert </w:t>
+      </w:r>
+      <w:r>
+        <w:rPr>
+          <w:b/>
+        </w:rPr>
+        <w:t>channel</w:t>
+      </w:r>
+      <w:r>
+        <w:rPr>
+          <w:b w:val="0"/>
+        </w:rPr>
+        <w:t xml:space="preserve"> layout without changing pixel meaning</w:t>
       </w:r>
     </w:p>
     <w:p>
       <w:pPr>
-        <w:pStyle w:val="Heading1"/>
-      </w:pPr>
-      <w:r>
-        <w:t>02. Explain and model the mechanism</w:t>
+        <w:spacing w:line="336" w:lineRule="auto" w:after="180"/>
+      </w:pPr>
+      <w:r>
+        <w:rPr>
+          <w:b w:val="0"/>
+        </w:rPr>
+        <w:t xml:space="preserve">Distinguish fixed </w:t>
+      </w:r>
+      <w:r>
+        <w:rPr>
+          <w:b/>
+        </w:rPr>
+        <w:t>value scaling</w:t>
+      </w:r>
+      <w:r>
+        <w:rPr>
+          <w:b w:val="0"/>
+        </w:rPr>
+        <w:t xml:space="preserve"> from information losing transformations</w:t>
       </w:r>
     </w:p>
     <w:p>
-      <w:r>
-        <w:t>Model Image tensors and channels using the supplied case, labelled mechanism and reasoning. Make the scope of each conclusion explicit.</w:t>
+      <w:pPr>
+        <w:pStyle w:val="Heading3"/>
+      </w:pPr>
+      <w:r>
+        <w:t>Preparation</w:t>
       </w:r>
     </w:p>
     <w:p>
@@ -687,42 +705,15 @@
         <w:pStyle w:val="Heading3"/>
       </w:pPr>
       <w:r>
-        <w:t>Explain Image tensors and channels · 1</w:t>
+        <w:t>Prerequisite answer</w:t>
       </w:r>
     </w:p>
     <w:p>
       <w:pPr>
-        <w:spacing w:line="336" w:lineRule="auto" w:after="180"/>
-      </w:pPr>
-      <w:r>
-        <w:rPr>
-          <w:b w:val="0"/>
-        </w:rPr>
-        <w:t xml:space="preserve">A small fictional RGB image has height 2 pixels, width 2 pixels and three </w:t>
-      </w:r>
-      <w:r>
-        <w:rPr>
-          <w:b/>
-        </w:rPr>
-        <w:t>channel</w:t>
-      </w:r>
-      <w:r>
-        <w:rPr>
-          <w:b w:val="0"/>
-        </w:rPr>
-        <w:t>s ordered red, green, blue. Store it as image[row][column][</w:t>
-      </w:r>
-      <w:r>
-        <w:rPr>
-          <w:b/>
-        </w:rPr>
-        <w:t>channel</w:t>
-      </w:r>
-      <w:r>
-        <w:rPr>
-          <w:b w:val="0"/>
-        </w:rPr>
-        <w:t>], abbreviated HWC.</w:t>
+        <w:pStyle w:val="Heading3"/>
+      </w:pPr>
+      <w:r>
+        <w:t>End goal for the pictorial case</w:t>
       </w:r>
     </w:p>
     <w:p>
@@ -733,100 +724,28 @@
         <w:rPr>
           <w:b w:val="0"/>
         </w:rPr>
-        <w:t xml:space="preserve">Use zero-based indices: the top row is 0, the left column is 0, and red, green and blue are </w:t>
-      </w:r>
-      <w:r>
-        <w:rPr>
-          <w:b/>
-        </w:rPr>
-        <w:t>channel</w:t>
-      </w:r>
-      <w:r>
-        <w:rPr>
-          <w:b w:val="0"/>
-        </w:rPr>
-        <w:t>s 0, 1 and 2. Each stored component is an integer from 0 to 255.</w:t>
+        <w:t>This added worked case illustrates the week’s main idea. Retain all original and connected topics; schedule its practice within the teaching cycle.</w:t>
       </w:r>
     </w:p>
     <w:p>
       <w:pPr>
-        <w:spacing w:line="336" w:lineRule="auto" w:after="180"/>
-      </w:pPr>
-      <w:r>
-        <w:rPr>
-          <w:b w:val="0"/>
-        </w:rPr>
-        <w:t xml:space="preserve">The shape is 2 by 2 by 3. There are four pixels and twelve </w:t>
-      </w:r>
-      <w:r>
-        <w:rPr>
-          <w:b/>
-        </w:rPr>
-        <w:t>channel</w:t>
-      </w:r>
-      <w:r>
-        <w:rPr>
-          <w:b w:val="0"/>
-        </w:rPr>
-        <w:t xml:space="preserve"> values. The blue component of the bottom-left pixel is image[1][0][2] = 255.</w:t>
+        <w:pStyle w:val="Heading1"/>
+      </w:pPr>
+      <w:r>
+        <w:t>02. Teach axis conversion with complete named-pixel checks</w:t>
       </w:r>
     </w:p>
     <w:p>
-      <w:pPr>
-        <w:spacing w:line="336" w:lineRule="auto" w:after="180"/>
-      </w:pPr>
-      <w:r>
-        <w:rPr>
-          <w:b w:val="0"/>
-        </w:rPr>
-        <w:t xml:space="preserve">A single </w:t>
-      </w:r>
-      <w:r>
-        <w:rPr>
-          <w:b/>
-        </w:rPr>
-        <w:t>channel</w:t>
-      </w:r>
-      <w:r>
-        <w:rPr>
-          <w:b w:val="0"/>
-        </w:rPr>
-        <w:t xml:space="preserve"> is a plane of values across positions; it is not a separate photograph or a label.</w:t>
+      <w:r>
+        <w:t>Keep main2×2,pictured2×1and independent1×2images distinct.</w:t>
       </w:r>
     </w:p>
     <w:p>
       <w:pPr>
-        <w:spacing w:line="336" w:lineRule="auto" w:after="180"/>
-      </w:pPr>
-      <w:r>
-        <w:rPr>
-          <w:b w:val="0"/>
-        </w:rPr>
-        <w:t xml:space="preserve">Shape needs a schema. A grayscale image might be stored as H by W or H by W by 1. An RGB image uses three </w:t>
-      </w:r>
-      <w:r>
-        <w:rPr>
-          <w:b/>
-        </w:rPr>
-        <w:t>channel</w:t>
-      </w:r>
-      <w:r>
-        <w:rPr>
-          <w:b w:val="0"/>
-        </w:rPr>
-        <w:t xml:space="preserve">s here; other formats can include additional </w:t>
-      </w:r>
-      <w:r>
-        <w:rPr>
-          <w:b/>
-        </w:rPr>
-        <w:t>channel</w:t>
-      </w:r>
-      <w:r>
-        <w:rPr>
-          <w:b w:val="0"/>
-        </w:rPr>
-        <w:t>s.</w:t>
+        <w:pStyle w:val="Heading2"/>
+      </w:pPr>
+      <w:r>
+        <w:t>Main contract,complete planes/indices and guided key</w:t>
       </w:r>
     </w:p>
     <w:p>
@@ -837,7 +756,31 @@
         <w:rPr>
           <w:b w:val="0"/>
         </w:rPr>
-        <w:t>Declare the format instead of assuming every three-dimensional array means the same thing.</w:t>
+        <w:t xml:space="preserve">A small fictional RGB image has height 2 pixels, width 2 pixels and three </w:t>
+      </w:r>
+      <w:r>
+        <w:rPr>
+          <w:b/>
+        </w:rPr>
+        <w:t>channel</w:t>
+      </w:r>
+      <w:r>
+        <w:rPr>
+          <w:b w:val="0"/>
+        </w:rPr>
+        <w:t>s ordered red, green, blue. Store it as image[row][column][</w:t>
+      </w:r>
+      <w:r>
+        <w:rPr>
+          <w:b/>
+        </w:rPr>
+        <w:t>channel</w:t>
+      </w:r>
+      <w:r>
+        <w:rPr>
+          <w:b w:val="0"/>
+        </w:rPr>
+        <w:t>], abbreviated HWC.</w:t>
       </w:r>
     </w:p>
     <w:p>
@@ -848,7 +791,7 @@
         <w:rPr>
           <w:b w:val="0"/>
         </w:rPr>
-        <w:t xml:space="preserve">A </w:t>
+        <w:t xml:space="preserve">Use zero-based indices: the top row is 0, the left column is 0, and red, green and blue are </w:t>
       </w:r>
       <w:r>
         <w:rPr>
@@ -860,19 +803,7 @@
         <w:rPr>
           <w:b w:val="0"/>
         </w:rPr>
-        <w:t>-first layout uses image[</w:t>
-      </w:r>
-      <w:r>
-        <w:rPr>
-          <w:b/>
-        </w:rPr>
-        <w:t>channel</w:t>
-      </w:r>
-      <w:r>
-        <w:rPr>
-          <w:b w:val="0"/>
-        </w:rPr>
-        <w:t>][row][column], abbreviated CHW. Our image then has shape 3 by 2 by 2. A correct conversion preserves the rule chw[c][r][k] = hwc[r][k][c].</w:t>
+        <w:t>s 0, 1 and 2. Each stored component is an integer from 0 to 255.</w:t>
       </w:r>
     </w:p>
     <w:p>
@@ -883,15 +814,42 @@
         <w:rPr>
           <w:b w:val="0"/>
         </w:rPr>
-        <w:t>The code assumes a nonempty rectangular image with exactly three values per pixel.</w:t>
+        <w:t xml:space="preserve">The shape is 2 by 2 by 3. There are four pixels and twelve </w:t>
+      </w:r>
+      <w:r>
+        <w:rPr>
+          <w:b/>
+        </w:rPr>
+        <w:t>channel</w:t>
+      </w:r>
+      <w:r>
+        <w:rPr>
+          <w:b w:val="0"/>
+        </w:rPr>
+        <w:t xml:space="preserve"> values. The blue component of the bottom-left pixel is image[1][0][2] = 255.</w:t>
       </w:r>
     </w:p>
     <w:p>
       <w:pPr>
-        <w:pStyle w:val="Heading3"/>
-      </w:pPr>
-      <w:r>
-        <w:t>Explain Image tensors and channels · 2</w:t>
+        <w:spacing w:line="336" w:lineRule="auto" w:after="180"/>
+      </w:pPr>
+      <w:r>
+        <w:rPr>
+          <w:b w:val="0"/>
+        </w:rPr>
+        <w:t xml:space="preserve">A single </w:t>
+      </w:r>
+      <w:r>
+        <w:rPr>
+          <w:b/>
+        </w:rPr>
+        <w:t>channel</w:t>
+      </w:r>
+      <w:r>
+        <w:rPr>
+          <w:b w:val="0"/>
+        </w:rPr>
+        <w:t xml:space="preserve"> is a plane of values across positions; it is not a separate photograph or a label.</w:t>
       </w:r>
     </w:p>
     <w:p>
@@ -902,7 +860,31 @@
         <w:rPr>
           <w:b w:val="0"/>
         </w:rPr>
-        <w:t>Reading nested values in order and merely regrouping them into a new shape does not perform this axis conversion. The first four flattened HWC values are [255, 0, 0, 0].</w:t>
+        <w:t xml:space="preserve">Shape needs a schema. A grayscale image might be stored as H by W or H by W by 1. An RGB image uses three </w:t>
+      </w:r>
+      <w:r>
+        <w:rPr>
+          <w:b/>
+        </w:rPr>
+        <w:t>channel</w:t>
+      </w:r>
+      <w:r>
+        <w:rPr>
+          <w:b w:val="0"/>
+        </w:rPr>
+        <w:t xml:space="preserve">s here; other formats can include additional </w:t>
+      </w:r>
+      <w:r>
+        <w:rPr>
+          <w:b/>
+        </w:rPr>
+        <w:t>channel</w:t>
+      </w:r>
+      <w:r>
+        <w:rPr>
+          <w:b w:val="0"/>
+        </w:rPr>
+        <w:t>s.</w:t>
       </w:r>
     </w:p>
     <w:p>
@@ -913,6 +895,74 @@
         <w:rPr>
           <w:b w:val="0"/>
         </w:rPr>
+        <w:t>Declare the format instead of assuming every three-dimensional array means the same thing.</w:t>
+      </w:r>
+    </w:p>
+    <w:p>
+      <w:pPr>
+        <w:spacing w:line="336" w:lineRule="auto" w:after="180"/>
+      </w:pPr>
+      <w:r>
+        <w:rPr>
+          <w:b w:val="0"/>
+        </w:rPr>
+        <w:t xml:space="preserve">A </w:t>
+      </w:r>
+      <w:r>
+        <w:rPr>
+          <w:b/>
+        </w:rPr>
+        <w:t>channel</w:t>
+      </w:r>
+      <w:r>
+        <w:rPr>
+          <w:b w:val="0"/>
+        </w:rPr>
+        <w:t>-first layout uses image[</w:t>
+      </w:r>
+      <w:r>
+        <w:rPr>
+          <w:b/>
+        </w:rPr>
+        <w:t>channel</w:t>
+      </w:r>
+      <w:r>
+        <w:rPr>
+          <w:b w:val="0"/>
+        </w:rPr>
+        <w:t>][row][column], abbreviated CHW. Our image then has shape 3 by 2 by 2. A correct conversion preserves the rule chw[c][r][k] = hwc[r][k][c].</w:t>
+      </w:r>
+    </w:p>
+    <w:p>
+      <w:pPr>
+        <w:spacing w:line="336" w:lineRule="auto" w:after="180"/>
+      </w:pPr>
+      <w:r>
+        <w:rPr>
+          <w:b w:val="0"/>
+        </w:rPr>
+        <w:t>The code assumes a nonempty rectangular image with exactly three values per pixel.</w:t>
+      </w:r>
+    </w:p>
+    <w:p>
+      <w:pPr>
+        <w:spacing w:line="336" w:lineRule="auto" w:after="180"/>
+      </w:pPr>
+      <w:r>
+        <w:rPr>
+          <w:b w:val="0"/>
+        </w:rPr>
+        <w:t>Reading nested values in order and merely regrouping them into a new shape does not perform this axis conversion. The first four flattened HWC values are [255, 0, 0, 0].</w:t>
+      </w:r>
+    </w:p>
+    <w:p>
+      <w:pPr>
+        <w:spacing w:line="336" w:lineRule="auto" w:after="180"/>
+      </w:pPr>
+      <w:r>
+        <w:rPr>
+          <w:b w:val="0"/>
+        </w:rPr>
         <w:t xml:space="preserve">A naive regrouping makes these the first </w:t>
       </w:r>
       <w:r>
@@ -926,6 +976,861 @@
           <w:b w:val="0"/>
         </w:rPr>
         <w:t xml:space="preserve"> plane, but the correct red plane is [[255, 0], [0, 255]]. Shape agreement alone cannot detect this mistake.</w:t>
+      </w:r>
+    </w:p>
+    <w:tbl>
+      <w:tblPr>
+        <w:tblStyle w:val="LightShading-Accent1"/>
+        <w:tblW w:type="auto" w:w="0"/>
+        <w:tblLook w:firstColumn="1" w:firstRow="1" w:lastColumn="0" w:lastRow="0" w:noHBand="0" w:noVBand="1" w:val="04A0"/>
+      </w:tblPr>
+      <w:tblGrid>
+        <w:gridCol w:w="3408"/>
+        <w:gridCol w:w="3408"/>
+        <w:gridCol w:w="3408"/>
+      </w:tblGrid>
+      <w:tr>
+        <w:trPr>
+          <w:tblHeader/>
+        </w:trPr>
+        <w:tc>
+          <w:tcPr>
+            <w:tcW w:type="dxa" w:w="3408"/>
+          </w:tcPr>
+          <w:p>
+            <w:r>
+              <w:t>CHW channel index / name</w:t>
+            </w:r>
+          </w:p>
+        </w:tc>
+        <w:tc>
+          <w:tcPr>
+            <w:tcW w:type="dxa" w:w="3408"/>
+          </w:tcPr>
+          <w:p>
+            <w:r>
+              <w:t>Row0 values(column 0 then1)</w:t>
+            </w:r>
+          </w:p>
+        </w:tc>
+        <w:tc>
+          <w:tcPr>
+            <w:tcW w:type="dxa" w:w="3408"/>
+          </w:tcPr>
+          <w:p>
+            <w:r>
+              <w:t>Row1 values(column 0 then1)</w:t>
+            </w:r>
+          </w:p>
+        </w:tc>
+      </w:tr>
+      <w:tr>
+        <w:tc>
+          <w:tcPr>
+            <w:tcW w:type="dxa" w:w="3408"/>
+          </w:tcPr>
+          <w:p>
+            <w:r>
+              <w:t>0 /red</w:t>
+            </w:r>
+          </w:p>
+        </w:tc>
+        <w:tc>
+          <w:tcPr>
+            <w:tcW w:type="dxa" w:w="3408"/>
+          </w:tcPr>
+          <w:p>
+            <w:r>
+              <w:t>[255, 0]</w:t>
+            </w:r>
+          </w:p>
+        </w:tc>
+        <w:tc>
+          <w:tcPr>
+            <w:tcW w:type="dxa" w:w="3408"/>
+          </w:tcPr>
+          <w:p>
+            <w:r>
+              <w:t>[0, 255]</w:t>
+            </w:r>
+          </w:p>
+        </w:tc>
+      </w:tr>
+      <w:tr>
+        <w:tc>
+          <w:tcPr>
+            <w:tcW w:type="dxa" w:w="3408"/>
+          </w:tcPr>
+          <w:p>
+            <w:r>
+              <w:t>1 /green</w:t>
+            </w:r>
+          </w:p>
+        </w:tc>
+        <w:tc>
+          <w:tcPr>
+            <w:tcW w:type="dxa" w:w="3408"/>
+          </w:tcPr>
+          <w:p>
+            <w:r>
+              <w:t>[0, 255]</w:t>
+            </w:r>
+          </w:p>
+        </w:tc>
+        <w:tc>
+          <w:tcPr>
+            <w:tcW w:type="dxa" w:w="3408"/>
+          </w:tcPr>
+          <w:p>
+            <w:r>
+              <w:t>[0, 255]</w:t>
+            </w:r>
+          </w:p>
+        </w:tc>
+      </w:tr>
+      <w:tr>
+        <w:tc>
+          <w:tcPr>
+            <w:tcW w:type="dxa" w:w="3408"/>
+          </w:tcPr>
+          <w:p>
+            <w:r>
+              <w:t>2 /blue</w:t>
+            </w:r>
+          </w:p>
+        </w:tc>
+        <w:tc>
+          <w:tcPr>
+            <w:tcW w:type="dxa" w:w="3408"/>
+          </w:tcPr>
+          <w:p>
+            <w:r>
+              <w:t>[0, 0]</w:t>
+            </w:r>
+          </w:p>
+        </w:tc>
+        <w:tc>
+          <w:tcPr>
+            <w:tcW w:type="dxa" w:w="3408"/>
+          </w:tcPr>
+          <w:p>
+            <w:r>
+              <w:t>[255, 255]</w:t>
+            </w:r>
+          </w:p>
+        </w:tc>
+      </w:tr>
+    </w:tbl>
+    <w:tbl>
+      <w:tblPr>
+        <w:tblStyle w:val="LightShading-Accent1"/>
+        <w:tblW w:type="auto" w:w="0"/>
+        <w:tblLook w:firstColumn="1" w:firstRow="1" w:lastColumn="0" w:lastRow="0" w:noHBand="0" w:noVBand="1" w:val="04A0"/>
+      </w:tblPr>
+      <w:tblGrid>
+        <w:gridCol w:w="2556"/>
+        <w:gridCol w:w="2556"/>
+        <w:gridCol w:w="2556"/>
+        <w:gridCol w:w="2556"/>
+      </w:tblGrid>
+      <w:tr>
+        <w:trPr>
+          <w:tblHeader/>
+        </w:trPr>
+        <w:tc>
+          <w:tcPr>
+            <w:tcW w:type="dxa" w:w="2556"/>
+          </w:tcPr>
+          <w:p>
+            <w:r>
+              <w:t>Same measurement</w:t>
+            </w:r>
+          </w:p>
+        </w:tc>
+        <w:tc>
+          <w:tcPr>
+            <w:tcW w:type="dxa" w:w="2556"/>
+          </w:tcPr>
+          <w:p>
+            <w:r>
+              <w:t>HWC index</w:t>
+            </w:r>
+          </w:p>
+        </w:tc>
+        <w:tc>
+          <w:tcPr>
+            <w:tcW w:type="dxa" w:w="2556"/>
+          </w:tcPr>
+          <w:p>
+            <w:r>
+              <w:t>CHW index</w:t>
+            </w:r>
+          </w:p>
+        </w:tc>
+        <w:tc>
+          <w:tcPr>
+            <w:tcW w:type="dxa" w:w="2556"/>
+          </w:tcPr>
+          <w:p>
+            <w:r>
+              <w:t>Preserved value</w:t>
+            </w:r>
+          </w:p>
+        </w:tc>
+      </w:tr>
+      <w:tr>
+        <w:tc>
+          <w:tcPr>
+            <w:tcW w:type="dxa" w:w="2556"/>
+          </w:tcPr>
+          <w:p>
+            <w:r>
+              <w:t>Top-right green</w:t>
+            </w:r>
+          </w:p>
+        </w:tc>
+        <w:tc>
+          <w:tcPr>
+            <w:tcW w:type="dxa" w:w="2556"/>
+          </w:tcPr>
+          <w:p>
+            <w:r>
+              <w:t>[0][1][1]</w:t>
+            </w:r>
+          </w:p>
+        </w:tc>
+        <w:tc>
+          <w:tcPr>
+            <w:tcW w:type="dxa" w:w="2556"/>
+          </w:tcPr>
+          <w:p>
+            <w:r>
+              <w:t>[1][0][1]</w:t>
+            </w:r>
+          </w:p>
+        </w:tc>
+        <w:tc>
+          <w:tcPr>
+            <w:tcW w:type="dxa" w:w="2556"/>
+          </w:tcPr>
+          <w:p>
+            <w:r>
+              <w:t>255</w:t>
+            </w:r>
+          </w:p>
+        </w:tc>
+      </w:tr>
+      <w:tr>
+        <w:tc>
+          <w:tcPr>
+            <w:tcW w:type="dxa" w:w="2556"/>
+          </w:tcPr>
+          <w:p>
+            <w:r>
+              <w:t>Bottom-left blue</w:t>
+            </w:r>
+          </w:p>
+        </w:tc>
+        <w:tc>
+          <w:tcPr>
+            <w:tcW w:type="dxa" w:w="2556"/>
+          </w:tcPr>
+          <w:p>
+            <w:r>
+              <w:t>[1][0][2]</w:t>
+            </w:r>
+          </w:p>
+        </w:tc>
+        <w:tc>
+          <w:tcPr>
+            <w:tcW w:type="dxa" w:w="2556"/>
+          </w:tcPr>
+          <w:p>
+            <w:r>
+              <w:t>[2][1][0]</w:t>
+            </w:r>
+          </w:p>
+        </w:tc>
+        <w:tc>
+          <w:tcPr>
+            <w:tcW w:type="dxa" w:w="2556"/>
+          </w:tcPr>
+          <w:p>
+            <w:r>
+              <w:t>255</w:t>
+            </w:r>
+          </w:p>
+        </w:tc>
+      </w:tr>
+      <w:tr>
+        <w:tc>
+          <w:tcPr>
+            <w:tcW w:type="dxa" w:w="2556"/>
+          </w:tcPr>
+          <w:p>
+            <w:r>
+              <w:t>Bottom-right red</w:t>
+            </w:r>
+          </w:p>
+        </w:tc>
+        <w:tc>
+          <w:tcPr>
+            <w:tcW w:type="dxa" w:w="2556"/>
+          </w:tcPr>
+          <w:p>
+            <w:r>
+              <w:t>[1][1][0]</w:t>
+            </w:r>
+          </w:p>
+        </w:tc>
+        <w:tc>
+          <w:tcPr>
+            <w:tcW w:type="dxa" w:w="2556"/>
+          </w:tcPr>
+          <w:p>
+            <w:r>
+              <w:t>[0][1][1]</w:t>
+            </w:r>
+          </w:p>
+        </w:tc>
+        <w:tc>
+          <w:tcPr>
+            <w:tcW w:type="dxa" w:w="2556"/>
+          </w:tcPr>
+          <w:p>
+            <w:r>
+              <w:t>255</w:t>
+            </w:r>
+          </w:p>
+        </w:tc>
+      </w:tr>
+      <w:tr>
+        <w:tc>
+          <w:tcPr>
+            <w:tcW w:type="dxa" w:w="2556"/>
+          </w:tcPr>
+          <w:p>
+            <w:r>
+              <w:t>Top-left blue</w:t>
+            </w:r>
+          </w:p>
+        </w:tc>
+        <w:tc>
+          <w:tcPr>
+            <w:tcW w:type="dxa" w:w="2556"/>
+          </w:tcPr>
+          <w:p>
+            <w:r>
+              <w:t>[0][0][2]</w:t>
+            </w:r>
+          </w:p>
+        </w:tc>
+        <w:tc>
+          <w:tcPr>
+            <w:tcW w:type="dxa" w:w="2556"/>
+          </w:tcPr>
+          <w:p>
+            <w:r>
+              <w:t>[2][0][0]</w:t>
+            </w:r>
+          </w:p>
+        </w:tc>
+        <w:tc>
+          <w:tcPr>
+            <w:tcW w:type="dxa" w:w="2556"/>
+          </w:tcPr>
+          <w:p>
+            <w:r>
+              <w:t>0</w:t>
+            </w:r>
+          </w:p>
+        </w:tc>
+      </w:tr>
+    </w:tbl>
+    <w:p>
+      <w:pPr>
+        <w:spacing w:line="336" w:lineRule="auto" w:after="180"/>
+      </w:pPr>
+      <w:r>
+        <w:rPr>
+          <w:b w:val="0"/>
+        </w:rPr>
+        <w:t>The complete converter assumes a nonempty rectangular image with exactly three valid raw channel values per pixel. It checks a known measurement and round-trip reconstruction for the supplied image, not every possible malformed file. CHW conversion reads the same value with a different axis order. Merely reshaping consecutive flattened values gives a wrong red plane even when dimensions look right.</w:t>
+      </w:r>
+    </w:p>
+    <w:p>
+      <w:pPr>
+        <w:spacing w:line="336" w:lineRule="auto" w:after="180"/>
+      </w:pPr>
+      <w:r>
+        <w:rPr>
+          <w:b w:val="0"/>
+        </w:rPr>
+        <w:t>Keep the RGB channel names, raw 0–255 range and traversal order with the shape.</w:t>
+      </w:r>
+    </w:p>
+    <w:p>
+      <w:pPr>
+        <w:spacing w:line="336" w:lineRule="auto" w:after="180"/>
+      </w:pPr>
+      <w:r>
+        <w:rPr>
+          <w:b w:val="0"/>
+        </w:rPr>
+        <w:t>Guided: top-right is [0, 255, 0] and bottom-right is [255, 255, 255]. The top-right green value is hwc[0][1][1] or chw[1][0][1], both 255. Exit: shape alone misses both errors.</w:t>
+      </w:r>
+    </w:p>
+    <w:p>
+      <w:pPr>
+        <w:spacing w:line="336" w:lineRule="auto" w:after="180"/>
+      </w:pPr>
+      <w:r>
+        <w:rPr>
+          <w:b w:val="0"/>
+        </w:rPr>
+        <w:t>Check the top-left RGB pixel is red before scaling and that a raw value 255 becomes exactly 1 under one declared division, rather than approximately 0.00392.</w:t>
+      </w:r>
+    </w:p>
+    <w:p>
+      <w:pPr>
+        <w:pStyle w:val="Heading2"/>
+      </w:pPr>
+      <w:r>
+        <w:t>Labelled image and all three channel planes</w:t>
+      </w:r>
+    </w:p>
+    <w:p>
+      <w:r>
+        <w:drawing>
+          <wp:inline xmlns:a="http://schemas.openxmlformats.org/drawingml/2006/main" xmlns:pic="http://schemas.openxmlformats.org/drawingml/2006/picture">
+            <wp:extent cx="5486400" cy="1952733"/>
+            <wp:docPr id="1" name="Picture 1" descr="A2by2RGB image has red/green pixels in row0and blue/white pixels in row1. Three labelled channel planes preserve positions:Red[[255,0],[0,255]],Green[[0,255],[0,255]],Blue[[0,0],[255,255]]. Each plane uses its channel colour for255and black for0with numeric labels. HWC[r][k][c]equals CHW[c][r][k]."/>
+            <wp:cNvGraphicFramePr>
+              <a:graphicFrameLocks noChangeAspect="1"/>
+            </wp:cNvGraphicFramePr>
+            <a:graphic>
+              <a:graphicData uri="http://schemas.openxmlformats.org/drawingml/2006/picture">
+                <pic:pic>
+                  <pic:nvPicPr>
+                    <pic:cNvPr id="0" name="ai-5-20-rgb-channel-planes.png"/>
+                    <pic:cNvPicPr/>
+                  </pic:nvPicPr>
+                  <pic:blipFill>
+                    <a:blip r:embed="rId9"/>
+                    <a:stretch>
+                      <a:fillRect/>
+                    </a:stretch>
+                  </pic:blipFill>
+                  <pic:spPr>
+                    <a:xfrm>
+                      <a:off x="0" y="0"/>
+                      <a:ext cx="5486400" cy="1952733"/>
+                    </a:xfrm>
+                    <a:prstGeom prst="rect"/>
+                  </pic:spPr>
+                </pic:pic>
+              </a:graphicData>
+            </a:graphic>
+          </wp:inline>
+        </w:drawing>
+      </w:r>
+    </w:p>
+    <w:p>
+      <w:pPr>
+        <w:pStyle w:val="Heading2"/>
+      </w:pPr>
+      <w:r>
+        <w:t>Separate pictured values and full batched index</w:t>
+      </w:r>
+    </w:p>
+    <w:p>
+      <w:pPr>
+        <w:spacing w:line="336" w:lineRule="auto" w:after="180"/>
+      </w:pPr>
+      <w:r>
+        <w:rPr>
+          <w:b w:val="0"/>
+        </w:rPr>
+        <w:t xml:space="preserve">Move colour values between </w:t>
+      </w:r>
+      <w:r>
+        <w:rPr>
+          <w:b/>
+        </w:rPr>
+        <w:t>tensor</w:t>
+      </w:r>
+      <w:r>
+        <w:rPr>
+          <w:b w:val="0"/>
+        </w:rPr>
+        <w:t xml:space="preserve"> layouts without changing the pixels.</w:t>
+      </w:r>
+    </w:p>
+    <w:p>
+      <w:pPr>
+        <w:spacing w:line="336" w:lineRule="auto" w:after="180"/>
+      </w:pPr>
+      <w:r>
+        <w:rPr>
+          <w:b w:val="0"/>
+        </w:rPr>
+        <w:t xml:space="preserve">Toy RGB image has 2 rows, 1 column. Top pixel [1, 4, 7]; bottom [2, 5, 8]. HWC means height, width, </w:t>
+      </w:r>
+      <w:r>
+        <w:rPr>
+          <w:b/>
+        </w:rPr>
+        <w:t>channel</w:t>
+      </w:r>
+      <w:r>
+        <w:rPr>
+          <w:b w:val="0"/>
+        </w:rPr>
+        <w:t>.</w:t>
+      </w:r>
+    </w:p>
+    <w:p>
+      <w:pPr>
+        <w:spacing w:line="336" w:lineRule="auto" w:after="180"/>
+      </w:pPr>
+      <w:r>
+        <w:rPr>
+          <w:b w:val="0"/>
+        </w:rPr>
+        <w:t xml:space="preserve">All </w:t>
+      </w:r>
+      <w:r>
+        <w:rPr>
+          <w:b/>
+        </w:rPr>
+        <w:t>input</w:t>
+      </w:r>
+      <w:r>
+        <w:rPr>
+          <w:b w:val="0"/>
+        </w:rPr>
+        <w:t>s and outcomes in this worked example are invented classroom data; no real model run is claimed.</w:t>
+      </w:r>
+    </w:p>
+    <w:p>
+      <w:pPr>
+        <w:spacing w:line="336" w:lineRule="auto" w:after="180"/>
+      </w:pPr>
+      <w:r>
+        <w:rPr>
+          <w:b w:val="0"/>
+        </w:rPr>
+        <w:t>The picture is a separate two-row, one-column RGB image:top[1, 4, 7], bottom[2, 5, 8]. HWC shape 2×1×3 becomes CHW3×2×1, with red[[1], [2]], green[[4], [5]], blue[[7], [8]]. Bottom green stays 5at HWC[1][0][1]and CHW[1][1][0]. Three such images in NHWC have shape 3×2×1×3; bottom green in the first image is batch[0][1][0][1].</w:t>
+      </w:r>
+    </w:p>
+    <w:p>
+      <w:pPr>
+        <w:spacing w:line="336" w:lineRule="auto" w:after="180"/>
+      </w:pPr>
+      <w:r>
+        <w:rPr>
+          <w:b w:val="0"/>
+        </w:rPr>
+        <w:t>These small values are raw classroom examples, not the main red/green/blue/white image’s255 values.</w:t>
+      </w:r>
+    </w:p>
+    <w:p>
+      <w:pPr>
+        <w:pStyle w:val="Heading2"/>
+      </w:pPr>
+      <w:r>
+        <w:t>Trace preserved measurement through the new batch axis</w:t>
+      </w:r>
+    </w:p>
+    <w:p>
+      <w:r>
+        <w:drawing>
+          <wp:inline xmlns:a="http://schemas.openxmlformats.org/drawingml/2006/main" xmlns:pic="http://schemas.openxmlformats.org/drawingml/2006/picture">
+            <wp:extent cx="5486400" cy="3182112"/>
+            <wp:docPr id="2" name="Picture 2" descr="Record HWC shape: Shape is [2, 1, 3]; top green is 4 and bottom green 5. → Reorder to CHW: Shape [3, 2, 1]; red plane [[1],[2]], green [[4],[5]], blue [[7],[8]]. → Check same pixel: Bottom green is HWC [1, 0, 1]=5 and CHW [1, 1, 0]=5."/>
+            <wp:cNvGraphicFramePr>
+              <a:graphicFrameLocks noChangeAspect="1"/>
+            </wp:cNvGraphicFramePr>
+            <a:graphic>
+              <a:graphicData uri="http://schemas.openxmlformats.org/drawingml/2006/picture">
+                <pic:pic>
+                  <pic:nvPicPr>
+                    <pic:cNvPr id="0" name="academy-story-ai-5-20-02.png"/>
+                    <pic:cNvPicPr/>
+                  </pic:nvPicPr>
+                  <pic:blipFill>
+                    <a:blip r:embed="rId10"/>
+                    <a:stretch>
+                      <a:fillRect/>
+                    </a:stretch>
+                  </pic:blipFill>
+                  <pic:spPr>
+                    <a:xfrm>
+                      <a:off x="0" y="0"/>
+                      <a:ext cx="5486400" cy="3182112"/>
+                    </a:xfrm>
+                    <a:prstGeom prst="rect"/>
+                  </pic:spPr>
+                </pic:pic>
+              </a:graphicData>
+            </a:graphic>
+          </wp:inline>
+        </w:drawing>
+      </w:r>
+    </w:p>
+    <w:p>
+      <w:pPr>
+        <w:pStyle w:val="Heading3"/>
+      </w:pPr>
+      <w:r>
+        <w:t>Read the picture one step at a time</w:t>
+      </w:r>
+    </w:p>
+    <w:tbl>
+      <w:tblPr>
+        <w:tblStyle w:val="LightShading-Accent1"/>
+        <w:tblW w:type="auto" w:w="0"/>
+        <w:tblLook w:firstColumn="1" w:firstRow="1" w:lastColumn="0" w:lastRow="0" w:noHBand="0" w:noVBand="1" w:val="04A0"/>
+      </w:tblPr>
+      <w:tblGrid>
+        <w:gridCol w:w="5112"/>
+        <w:gridCol w:w="5112"/>
+      </w:tblGrid>
+      <w:tr>
+        <w:trPr>
+          <w:tblHeader/>
+        </w:trPr>
+        <w:tc>
+          <w:tcPr>
+            <w:tcW w:type="dxa" w:w="5112"/>
+          </w:tcPr>
+          <w:p>
+            <w:r>
+              <w:t>Step</w:t>
+            </w:r>
+          </w:p>
+        </w:tc>
+        <w:tc>
+          <w:tcPr>
+            <w:tcW w:type="dxa" w:w="5112"/>
+          </w:tcPr>
+          <w:p>
+            <w:r>
+              <w:t>What happens and why</w:t>
+            </w:r>
+          </w:p>
+        </w:tc>
+      </w:tr>
+      <w:tr>
+        <w:tc>
+          <w:tcPr>
+            <w:tcW w:type="dxa" w:w="5112"/>
+          </w:tcPr>
+          <w:p>
+            <w:r>
+              <w:t>1. Record HWC shape</w:t>
+            </w:r>
+          </w:p>
+        </w:tc>
+        <w:tc>
+          <w:tcPr>
+            <w:tcW w:type="dxa" w:w="5112"/>
+          </w:tcPr>
+          <w:p>
+            <w:r>
+              <w:t>Shape is [2, 1, 3]; top green is 4 and bottom green 5.</w:t>
+            </w:r>
+          </w:p>
+        </w:tc>
+      </w:tr>
+      <w:tr>
+        <w:tc>
+          <w:tcPr>
+            <w:tcW w:type="dxa" w:w="5112"/>
+          </w:tcPr>
+          <w:p>
+            <w:r>
+              <w:t>2. Reorder to CHW</w:t>
+            </w:r>
+          </w:p>
+        </w:tc>
+        <w:tc>
+          <w:tcPr>
+            <w:tcW w:type="dxa" w:w="5112"/>
+          </w:tcPr>
+          <w:p>
+            <w:r>
+              <w:t>Shape [3, 2, 1]; red plane [[1],[2]], green [[4],[5]], blue [[7],[8]].</w:t>
+            </w:r>
+          </w:p>
+        </w:tc>
+      </w:tr>
+      <w:tr>
+        <w:tc>
+          <w:tcPr>
+            <w:tcW w:type="dxa" w:w="5112"/>
+          </w:tcPr>
+          <w:p>
+            <w:r>
+              <w:t>3. Check same pixel</w:t>
+            </w:r>
+          </w:p>
+        </w:tc>
+        <w:tc>
+          <w:tcPr>
+            <w:tcW w:type="dxa" w:w="5112"/>
+          </w:tcPr>
+          <w:p>
+            <w:r>
+              <w:t>Bottom green is HWC [1, 0, 1]=5 and CHW [1, 1, 0]=5.</w:t>
+            </w:r>
+          </w:p>
+        </w:tc>
+      </w:tr>
+    </w:tbl>
+    <w:p>
+      <w:r>
+        <w:t>Match each pictured step to the supplied facts. This is a worked teaching case, not an independent assessment.</w:t>
+      </w:r>
+    </w:p>
+    <w:p>
+      <w:pPr>
+        <w:spacing w:line="336" w:lineRule="auto" w:after="180"/>
+      </w:pPr>
+      <w:r>
+        <w:rPr>
+          <w:b w:val="0"/>
+        </w:rPr>
+        <w:t xml:space="preserve">A </w:t>
+      </w:r>
+      <w:r>
+        <w:rPr>
+          <w:b/>
+        </w:rPr>
+        <w:t>tensor</w:t>
+      </w:r>
+      <w:r>
+        <w:rPr>
+          <w:b w:val="0"/>
+        </w:rPr>
+        <w:t xml:space="preserve"> is an array with named dimensions. HWC orders height, width and colour; CHW puts colour first. Rearranging the layout changes where values are stored, not the colour measurement itself.</w:t>
+      </w:r>
+    </w:p>
+    <w:p>
+      <w:pPr>
+        <w:spacing w:line="336" w:lineRule="auto" w:after="180"/>
+      </w:pPr>
+      <w:r>
+        <w:rPr>
+          <w:b w:val="0"/>
+        </w:rPr>
+        <w:t xml:space="preserve">Trace a named pixel through both layouts using zero-based indices. Adding a batch dimension counts images and does not add a new colour </w:t>
+      </w:r>
+      <w:r>
+        <w:rPr>
+          <w:b/>
+        </w:rPr>
+        <w:t>channel</w:t>
+      </w:r>
+      <w:r>
+        <w:rPr>
+          <w:b w:val="0"/>
+        </w:rPr>
+        <w:t>.</w:t>
+      </w:r>
+    </w:p>
+    <w:p>
+      <w:pPr>
+        <w:spacing w:line="336" w:lineRule="auto" w:after="180"/>
+      </w:pPr>
+      <w:r>
+        <w:rPr>
+          <w:b w:val="0"/>
+        </w:rPr>
+        <w:t xml:space="preserve">Shape consistency does not prove correct colour order or value range; document </w:t>
+      </w:r>
+      <w:r>
+        <w:rPr>
+          <w:b/>
+        </w:rPr>
+        <w:t>channel</w:t>
+      </w:r>
+      <w:r>
+        <w:rPr>
+          <w:b w:val="0"/>
+        </w:rPr>
+        <w:t xml:space="preserve"> names and pre</w:t>
+      </w:r>
+      <w:r>
+        <w:rPr>
+          <w:b/>
+        </w:rPr>
+        <w:t>process</w:t>
+      </w:r>
+      <w:r>
+        <w:rPr>
+          <w:b w:val="0"/>
+        </w:rPr>
+        <w:t>ing.</w:t>
+      </w:r>
+    </w:p>
+    <w:p>
+      <w:pPr>
+        <w:spacing w:line="336" w:lineRule="auto" w:after="180"/>
+      </w:pPr>
+      <w:r>
+        <w:rPr>
+          <w:b w:val="0"/>
+        </w:rPr>
+        <w:t>Change: Add a batch containing three identical images in NHWC layout.</w:t>
+      </w:r>
+    </w:p>
+    <w:p>
+      <w:pPr>
+        <w:spacing w:line="336" w:lineRule="auto" w:after="180"/>
+      </w:pPr>
+      <w:r>
+        <w:rPr>
+          <w:b/>
+        </w:rPr>
+        <w:t>Prediction</w:t>
+      </w:r>
+      <w:r>
+        <w:rPr>
+          <w:b w:val="0"/>
+        </w:rPr>
+        <w:t>: Batch shape is [3, 2, 1, 3].</w:t>
+      </w:r>
+    </w:p>
+    <w:p>
+      <w:pPr>
+        <w:spacing w:line="336" w:lineRule="auto" w:after="180"/>
+      </w:pPr>
+      <w:r>
+        <w:rPr>
+          <w:b w:val="0"/>
+        </w:rPr>
+        <w:t xml:space="preserve">Reason: The new first dimension counts images; it does not add a fourth colour </w:t>
+      </w:r>
+      <w:r>
+        <w:rPr>
+          <w:b/>
+        </w:rPr>
+        <w:t>channel</w:t>
+      </w:r>
+      <w:r>
+        <w:rPr>
+          <w:b w:val="0"/>
+        </w:rPr>
+        <w:t>.</w:t>
+      </w:r>
+    </w:p>
+    <w:p>
+      <w:pPr>
+        <w:pStyle w:val="Heading2"/>
+      </w:pPr>
+      <w:r>
+        <w:t>Earlier wording, alternatives and picture transcripts · reference / check after trying</w:t>
       </w:r>
     </w:p>
     <w:tbl>
@@ -1213,36 +2118,6 @@
         <w:pStyle w:val="Heading3"/>
       </w:pPr>
       <w:r>
-        <w:t>Explain Image tensors and channels · 3</w:t>
-      </w:r>
-    </w:p>
-    <w:p>
-      <w:pPr>
-        <w:spacing w:line="336" w:lineRule="auto" w:after="180"/>
-      </w:pPr>
-      <w:r>
-        <w:rPr>
-          <w:b w:val="0"/>
-        </w:rPr>
-        <w:t>Guided: top-right is [0, 255, 0] and bottom-right is [255, 255, 255]. The top-right green value is hwc[0][1][1] or chw[1][0][1], both 255. Exit: shape alone misses both errors.</w:t>
-      </w:r>
-    </w:p>
-    <w:p>
-      <w:pPr>
-        <w:spacing w:line="336" w:lineRule="auto" w:after="180"/>
-      </w:pPr>
-      <w:r>
-        <w:rPr>
-          <w:b w:val="0"/>
-        </w:rPr>
-        <w:t>Check the top-left RGB pixel is red before scaling and that a raw value 255 becomes exactly 1 under one declared division, rather than approximately 0.00392.</w:t>
-      </w:r>
-    </w:p>
-    <w:p>
-      <w:pPr>
-        <w:pStyle w:val="Heading3"/>
-      </w:pPr>
-      <w:r>
         <w:t>Model the reasoning aloud</w:t>
       </w:r>
     </w:p>
@@ -1587,97 +2462,10 @@
     </w:p>
     <w:p>
       <w:pPr>
-        <w:spacing w:line="336" w:lineRule="auto" w:after="180"/>
-      </w:pPr>
-      <w:r>
-        <w:rPr>
-          <w:b w:val="0"/>
-        </w:rPr>
-        <w:t xml:space="preserve">Move colour values between </w:t>
-      </w:r>
-      <w:r>
-        <w:rPr>
-          <w:b/>
-        </w:rPr>
-        <w:t>tensor</w:t>
-      </w:r>
-      <w:r>
-        <w:rPr>
-          <w:b w:val="0"/>
-        </w:rPr>
-        <w:t xml:space="preserve"> layouts without changing the pixels.</w:t>
-      </w:r>
-    </w:p>
-    <w:p>
-      <w:pPr>
         <w:pStyle w:val="Heading3"/>
       </w:pPr>
       <w:r>
         <w:t>The facts we will use</w:t>
-      </w:r>
-    </w:p>
-    <w:p>
-      <w:pPr>
-        <w:pStyle w:val="Heading3"/>
-      </w:pPr>
-      <w:r>
-        <w:t>Supplied facts</w:t>
-      </w:r>
-    </w:p>
-    <w:p>
-      <w:pPr>
-        <w:spacing w:line="336" w:lineRule="auto" w:after="180"/>
-        <w:shd w:fill="F1F6FC"/>
-      </w:pPr>
-      <w:r>
-        <w:rPr>
-          <w:b w:val="0"/>
-        </w:rPr>
-        <w:t xml:space="preserve">Toy RGB image has 2 rows, 1 column. Top pixel [1, 4, 7]; bottom [2, 5, 8]. HWC means height, width, </w:t>
-      </w:r>
-      <w:r>
-        <w:rPr>
-          <w:b/>
-        </w:rPr>
-        <w:t>channel</w:t>
-      </w:r>
-      <w:r>
-        <w:rPr>
-          <w:b w:val="0"/>
-        </w:rPr>
-        <w:t>.</w:t>
-      </w:r>
-    </w:p>
-    <w:p>
-      <w:pPr>
-        <w:pStyle w:val="Heading3"/>
-      </w:pPr>
-      <w:r>
-        <w:t>Supplied facts</w:t>
-      </w:r>
-    </w:p>
-    <w:p>
-      <w:pPr>
-        <w:spacing w:line="336" w:lineRule="auto" w:after="180"/>
-        <w:shd w:fill="F1F6FC"/>
-      </w:pPr>
-      <w:r>
-        <w:rPr>
-          <w:b w:val="0"/>
-        </w:rPr>
-        <w:t xml:space="preserve">All </w:t>
-      </w:r>
-      <w:r>
-        <w:rPr>
-          <w:b/>
-        </w:rPr>
-        <w:t>input</w:t>
-      </w:r>
-      <w:r>
-        <w:rPr>
-          <w:b w:val="0"/>
-        </w:rPr>
-        <w:t>s and outcomes in this worked example are invented classroom data; no real model run is claimed.</w:t>
       </w:r>
     </w:p>
     <w:p>
@@ -1685,7 +2473,7 @@
         <w:drawing>
           <wp:inline xmlns:a="http://schemas.openxmlformats.org/drawingml/2006/main" xmlns:pic="http://schemas.openxmlformats.org/drawingml/2006/picture">
             <wp:extent cx="5486400" cy="3077029"/>
-            <wp:docPr id="1" name="Picture 1" descr="Two RGB pixels before layout conversion"/>
+            <wp:docPr id="3" name="Picture 3" descr="Two RGB pixels before layout conversion"/>
             <wp:cNvGraphicFramePr>
               <a:graphicFrameLocks noChangeAspect="1"/>
             </wp:cNvGraphicFramePr>
@@ -1697,7 +2485,7 @@
                     <pic:cNvPicPr/>
                   </pic:nvPicPr>
                   <pic:blipFill>
-                    <a:blip r:embed="rId9"/>
+                    <a:blip r:embed="rId11"/>
                     <a:stretch>
                       <a:fillRect/>
                     </a:stretch>
@@ -1721,7 +2509,7 @@
         <w:drawing>
           <wp:inline xmlns:a="http://schemas.openxmlformats.org/drawingml/2006/main" xmlns:pic="http://schemas.openxmlformats.org/drawingml/2006/picture">
             <wp:extent cx="5486400" cy="5185229"/>
-            <wp:docPr id="2" name="Picture 2" descr="Image tensors and channels. Record HWC shape: Shape is [2, 1, 3]; top green is 4 and bottom green 5.. Reorder to CHW: Shape [3, 2, 1]; red plane [[1],[2]], green [[4],[5]], blue [[7],[8]].. Check same pixel: Bottom green is HWC [1, 0, 1]=5 and CHW [1, 1, 0]=5."/>
+            <wp:docPr id="4" name="Picture 4" descr="Image tensors and channels. Record HWC shape: Shape is [2, 1, 3]; top green is 4 and bottom green 5.. Reorder to CHW: Shape [3, 2, 1]; red plane [[1],[2]], green [[4],[5]], blue [[7],[8]].. Check same pixel: Bottom green is HWC [1, 0, 1]=5 and CHW [1, 1, 0]=5."/>
             <wp:cNvGraphicFramePr>
               <a:graphicFrameLocks noChangeAspect="1"/>
             </wp:cNvGraphicFramePr>
@@ -1733,7 +2521,7 @@
                     <pic:cNvPicPr/>
                   </pic:nvPicPr>
                   <pic:blipFill>
-                    <a:blip r:embed="rId10"/>
+                    <a:blip r:embed="rId12"/>
                     <a:stretch>
                       <a:fillRect/>
                     </a:stretch>
@@ -1757,114 +2545,7 @@
         <w:pStyle w:val="Heading3"/>
       </w:pPr>
       <w:r>
-        <w:t>Read the picture one step at a time</w:t>
-      </w:r>
-    </w:p>
-    <w:tbl>
-      <w:tblPr>
-        <w:tblStyle w:val="LightShading-Accent1"/>
-        <w:tblW w:type="auto" w:w="0"/>
-        <w:tblLook w:firstColumn="1" w:firstRow="1" w:lastColumn="0" w:lastRow="0" w:noHBand="0" w:noVBand="1" w:val="04A0"/>
-      </w:tblPr>
-      <w:tblGrid>
-        <w:gridCol w:w="5112"/>
-        <w:gridCol w:w="5112"/>
-      </w:tblGrid>
-      <w:tr>
-        <w:trPr>
-          <w:tblHeader/>
-        </w:trPr>
-        <w:tc>
-          <w:tcPr>
-            <w:tcW w:type="dxa" w:w="5112"/>
-          </w:tcPr>
-          <w:p>
-            <w:r>
-              <w:t>Step</w:t>
-            </w:r>
-          </w:p>
-        </w:tc>
-        <w:tc>
-          <w:tcPr>
-            <w:tcW w:type="dxa" w:w="5112"/>
-          </w:tcPr>
-          <w:p>
-            <w:r>
-              <w:t>What happens and why</w:t>
-            </w:r>
-          </w:p>
-        </w:tc>
-      </w:tr>
-      <w:tr>
-        <w:tc>
-          <w:tcPr>
-            <w:tcW w:type="dxa" w:w="5112"/>
-          </w:tcPr>
-          <w:p>
-            <w:r>
-              <w:t>1. Record HWC shape</w:t>
-            </w:r>
-          </w:p>
-        </w:tc>
-        <w:tc>
-          <w:tcPr>
-            <w:tcW w:type="dxa" w:w="5112"/>
-          </w:tcPr>
-          <w:p>
-            <w:r>
-              <w:t>Shape is [2, 1, 3]; top green is 4 and bottom green 5.</w:t>
-            </w:r>
-          </w:p>
-        </w:tc>
-      </w:tr>
-      <w:tr>
-        <w:tc>
-          <w:tcPr>
-            <w:tcW w:type="dxa" w:w="5112"/>
-          </w:tcPr>
-          <w:p>
-            <w:r>
-              <w:t>2. Reorder to CHW</w:t>
-            </w:r>
-          </w:p>
-        </w:tc>
-        <w:tc>
-          <w:tcPr>
-            <w:tcW w:type="dxa" w:w="5112"/>
-          </w:tcPr>
-          <w:p>
-            <w:r>
-              <w:t>Shape [3, 2, 1]; red plane [[1],[2]], green [[4],[5]], blue [[7],[8]].</w:t>
-            </w:r>
-          </w:p>
-        </w:tc>
-      </w:tr>
-      <w:tr>
-        <w:tc>
-          <w:tcPr>
-            <w:tcW w:type="dxa" w:w="5112"/>
-          </w:tcPr>
-          <w:p>
-            <w:r>
-              <w:t>3. Check same pixel</w:t>
-            </w:r>
-          </w:p>
-        </w:tc>
-        <w:tc>
-          <w:tcPr>
-            <w:tcW w:type="dxa" w:w="5112"/>
-          </w:tcPr>
-          <w:p>
-            <w:r>
-              <w:t>Bottom green is HWC [1, 0, 1]=5 and CHW [1, 1, 0]=5.</w:t>
-            </w:r>
-          </w:p>
-        </w:tc>
-      </w:tr>
-    </w:tbl>
-    <w:p>
-      <w:r>
-        <w:t>Match each pictured step to the supplied facts. This is a worked teaching case, not an independent assessment.</w:t>
+        <w:t>Why this result follows</w:t>
       </w:r>
     </w:p>
     <w:p>
@@ -1872,7 +2553,7 @@
         <w:pStyle w:val="Heading3"/>
       </w:pPr>
       <w:r>
-        <w:t>Why this result follows</w:t>
+        <w:t>What this example does not establish</w:t>
       </w:r>
     </w:p>
     <w:p>
@@ -1880,209 +2561,227 @@
         <w:pStyle w:val="Heading3"/>
       </w:pPr>
       <w:r>
-        <w:t>Why the result follows</w:t>
+        <w:t>Change one thing in the pictured case</w:t>
       </w:r>
     </w:p>
     <w:p>
       <w:pPr>
-        <w:spacing w:line="336" w:lineRule="auto" w:after="180"/>
-        <w:shd w:fill="F1F6FC"/>
-      </w:pPr>
-      <w:r>
-        <w:rPr>
-          <w:b w:val="0"/>
-        </w:rPr>
-        <w:t xml:space="preserve">A </w:t>
-      </w:r>
-      <w:r>
-        <w:rPr>
-          <w:b/>
-        </w:rPr>
-        <w:t>tensor</w:t>
-      </w:r>
-      <w:r>
-        <w:rPr>
-          <w:b w:val="0"/>
-        </w:rPr>
-        <w:t xml:space="preserve"> is an array with named dimensions. HWC orders height, width and colour; CHW puts colour first. Rearranging the layout changes where values are stored, not the colour measurement itself.</w:t>
+        <w:pStyle w:val="Heading3"/>
+      </w:pPr>
+      <w:r>
+        <w:t>Ask while showing the picture</w:t>
       </w:r>
     </w:p>
     <w:p>
       <w:pPr>
         <w:spacing w:line="336" w:lineRule="auto" w:after="180"/>
-        <w:shd w:fill="F1F6FC"/>
       </w:pPr>
       <w:r>
         <w:rPr>
           <w:b w:val="0"/>
         </w:rPr>
-        <w:t xml:space="preserve">Trace a named pixel through both layouts using zero-based indices. Adding a batch dimension counts images and does not add a new colour </w:t>
+        <w:t xml:space="preserve">Cover the result. Ask learners to name the </w:t>
       </w:r>
       <w:r>
         <w:rPr>
           <w:b/>
         </w:rPr>
-        <w:t>channel</w:t>
+        <w:t>input</w:t>
       </w:r>
       <w:r>
         <w:rPr>
           <w:b w:val="0"/>
         </w:rPr>
-        <w:t>.</w:t>
+        <w:t xml:space="preserve">s and predict the next step. Uncover one step, connect the icon to the actual procedure, and explain its </w:t>
+      </w:r>
+      <w:r>
+        <w:rPr>
+          <w:b/>
+        </w:rPr>
+        <w:t>evidence</w:t>
+      </w:r>
+      <w:r>
+        <w:rPr>
+          <w:b w:val="0"/>
+        </w:rPr>
+        <w:t>. Then change the supplied condition and compare.</w:t>
       </w:r>
     </w:p>
     <w:p>
       <w:pPr>
-        <w:pStyle w:val="Heading3"/>
-      </w:pPr>
-      <w:r>
-        <w:t>What this example does not establish</w:t>
+        <w:spacing w:line="336" w:lineRule="auto" w:after="180"/>
+      </w:pPr>
+      <w:r>
+        <w:rPr>
+          <w:b w:val="0"/>
+        </w:rPr>
+        <w:t>The picture is a representation; it does not document execution of a real AI model.</w:t>
       </w:r>
     </w:p>
     <w:p>
       <w:pPr>
-        <w:pStyle w:val="Heading3"/>
-      </w:pPr>
-      <w:r>
-        <w:t>Keep the stated limit</w:t>
+        <w:pStyle w:val="Heading1"/>
+      </w:pPr>
+      <w:r>
+        <w:t>03. Model a step,then remove help</w:t>
       </w:r>
     </w:p>
     <w:p>
-      <w:pPr>
-        <w:spacing w:line="336" w:lineRule="auto" w:after="180"/>
-        <w:shd w:fill="FFF5E6"/>
-      </w:pPr>
-      <w:r>
-        <w:rPr>
-          <w:b w:val="0"/>
-        </w:rPr>
-        <w:t xml:space="preserve">Shape consistency does not prove correct colour order or value range; document </w:t>
-      </w:r>
-      <w:r>
-        <w:rPr>
-          <w:b/>
-        </w:rPr>
-        <w:t>channel</w:t>
-      </w:r>
-      <w:r>
-        <w:rPr>
-          <w:b w:val="0"/>
-        </w:rPr>
-        <w:t xml:space="preserve"> names and pre</w:t>
-      </w:r>
-      <w:r>
-        <w:rPr>
-          <w:b/>
-        </w:rPr>
-        <w:t>process</w:t>
-      </w:r>
-      <w:r>
-        <w:rPr>
-          <w:b w:val="0"/>
-        </w:rPr>
-        <w:t>ing.</w:t>
+      <w:r>
+        <w:t>Collect each learner’s reasoning before showing a key.</w:t>
       </w:r>
     </w:p>
     <w:p>
       <w:pPr>
-        <w:pStyle w:val="Heading3"/>
-      </w:pPr>
-      <w:r>
-        <w:t>Change one thing in the pictured case</w:t>
+        <w:pStyle w:val="Heading2"/>
+      </w:pPr>
+      <w:r>
+        <w:t>Current completion task and checked reasoning</w:t>
       </w:r>
     </w:p>
     <w:p>
       <w:pPr>
-        <w:pStyle w:val="Heading3"/>
-      </w:pPr>
-      <w:r>
-        <w:t>Change one thing</w:t>
+        <w:spacing w:line="336" w:lineRule="auto" w:after="180"/>
+      </w:pPr>
+      <w:r>
+        <w:rPr>
+          <w:b w:val="0"/>
+        </w:rPr>
+        <w:t>Completion task: A program flattens the lesson HWC array and groups the first four values into a 2 by 2 red plane. Give that incorrect plane and the correct plane. Identify a position where they disagree.</w:t>
       </w:r>
     </w:p>
     <w:p>
       <w:pPr>
         <w:spacing w:line="336" w:lineRule="auto" w:after="180"/>
-        <w:shd w:fill="F5F1FB"/>
       </w:pPr>
       <w:r>
         <w:rPr>
           <w:b w:val="0"/>
         </w:rPr>
-        <w:t>Change: Add a batch containing three identical images in NHWC layout.</w:t>
+        <w:t>Teacher check: Teacher explanation: The incorrect plane is [[255, 0], [0, 0]]. The correct red plane is [[255, 0], [0, 255]]. They disagree at row 1 column 1. Regrouping consecutive values does not transpose axes.</w:t>
       </w:r>
     </w:p>
     <w:p>
       <w:pPr>
-        <w:pStyle w:val="Heading3"/>
-      </w:pPr>
-      <w:r>
-        <w:t>Predicted result</w:t>
+        <w:spacing w:line="336" w:lineRule="auto" w:after="180"/>
+      </w:pPr>
+      <w:r>
+        <w:rPr>
+          <w:b w:val="0"/>
+        </w:rPr>
+        <w:t xml:space="preserve">Start by identifying the given </w:t>
+      </w:r>
+      <w:r>
+        <w:rPr>
+          <w:b/>
+        </w:rPr>
+        <w:t>input</w:t>
+      </w:r>
+      <w:r>
+        <w:rPr>
+          <w:b w:val="0"/>
+        </w:rPr>
+        <w:t>s together. Leave the intermediate steps blank. If needed, model one step, then withdraw that help on the next step. Move to a full trace only when the partial trace is understood.</w:t>
       </w:r>
     </w:p>
     <w:p>
       <w:pPr>
         <w:spacing w:line="336" w:lineRule="auto" w:after="180"/>
-        <w:shd w:fill="F1F6FC"/>
-      </w:pPr>
-      <w:r>
-        <w:rPr>
-          <w:b/>
-        </w:rPr>
-        <w:t>Prediction</w:t>
-      </w:r>
+      </w:pPr>
       <w:r>
         <w:rPr>
           <w:b w:val="0"/>
         </w:rPr>
-        <w:t>: Batch shape is [3, 2, 1, 3].</w:t>
+        <w:t>For partners, alternate explainer and checker; collect a response from every learner before discussion.</w:t>
       </w:r>
     </w:p>
     <w:p>
       <w:pPr>
-        <w:pStyle w:val="Heading3"/>
-      </w:pPr>
-      <w:r>
-        <w:t>Why the result follows</w:t>
+        <w:pStyle w:val="Heading2"/>
+      </w:pPr>
+      <w:r>
+        <w:t>Individual misconception check</w:t>
       </w:r>
     </w:p>
     <w:p>
       <w:pPr>
         <w:spacing w:line="336" w:lineRule="auto" w:after="180"/>
-        <w:shd w:fill="F1F6FC"/>
       </w:pPr>
       <w:r>
         <w:rPr>
           <w:b w:val="0"/>
         </w:rPr>
-        <w:t xml:space="preserve">Reason: The new first dimension counts images; it does not add a fourth colour </w:t>
+        <w:t xml:space="preserve">Use the worked case for Image </w:t>
       </w:r>
       <w:r>
         <w:rPr>
           <w:b/>
         </w:rPr>
+        <w:t>tensor</w:t>
+      </w:r>
+      <w:r>
+        <w:rPr>
+          <w:b w:val="0"/>
+        </w:rPr>
+        <w:t xml:space="preserve">s and </w:t>
+      </w:r>
+      <w:r>
+        <w:rPr>
+          <w:b/>
+        </w:rPr>
         <w:t>channel</w:t>
       </w:r>
       <w:r>
         <w:rPr>
           <w:b w:val="0"/>
         </w:rPr>
-        <w:t>.</w:t>
+        <w:t xml:space="preserve">s. Proposed explanation: “Three </w:t>
+      </w:r>
+      <w:r>
+        <w:rPr>
+          <w:b/>
+        </w:rPr>
+        <w:t>channel</w:t>
+      </w:r>
+      <w:r>
+        <w:rPr>
+          <w:b w:val="0"/>
+        </w:rPr>
+        <w:t>s mean three images”. Decide whether this explanation is supported.</w:t>
       </w:r>
     </w:p>
     <w:p>
       <w:pPr>
-        <w:pStyle w:val="Heading3"/>
-      </w:pPr>
-      <w:r>
-        <w:t>Ask while showing the picture</w:t>
+        <w:spacing w:line="336" w:lineRule="auto" w:after="180"/>
+      </w:pPr>
+      <w:r>
+        <w:rPr>
+          <w:b w:val="0"/>
+        </w:rPr>
+        <w:t>Point to the step or supplied fact that decides; explain your repair if needed.</w:t>
       </w:r>
     </w:p>
     <w:p>
       <w:pPr>
-        <w:pStyle w:val="Heading3"/>
-      </w:pPr>
-      <w:r>
-        <w:t>Ask while showing the picture · 4</w:t>
+        <w:spacing w:line="336" w:lineRule="auto" w:after="180"/>
+      </w:pPr>
+      <w:r>
+        <w:rPr>
+          <w:b w:val="0"/>
+        </w:rPr>
+        <w:t xml:space="preserve">Expected correction: </w:t>
+      </w:r>
+      <w:r>
+        <w:rPr>
+          <w:b/>
+        </w:rPr>
+        <w:t>Channel</w:t>
+      </w:r>
+      <w:r>
+        <w:rPr>
+          <w:b w:val="0"/>
+        </w:rPr>
+        <w:t>s are component planes at matching spatial positions in one image.</w:t>
       </w:r>
     </w:p>
     <w:p>
@@ -2093,31 +2792,7 @@
         <w:rPr>
           <w:b w:val="0"/>
         </w:rPr>
-        <w:t xml:space="preserve">Cover the result. Ask learners to name the </w:t>
-      </w:r>
-      <w:r>
-        <w:rPr>
-          <w:b/>
-        </w:rPr>
-        <w:t>input</w:t>
-      </w:r>
-      <w:r>
-        <w:rPr>
-          <w:b w:val="0"/>
-        </w:rPr>
-        <w:t xml:space="preserve">s and predict the next step. Uncover one step, connect the icon to the actual procedure, and explain its </w:t>
-      </w:r>
-      <w:r>
-        <w:rPr>
-          <w:b/>
-        </w:rPr>
-        <w:t>evidence</w:t>
-      </w:r>
-      <w:r>
-        <w:rPr>
-          <w:b w:val="0"/>
-        </w:rPr>
-        <w:t>. Then change the supplied condition and compare.</w:t>
+        <w:t>Collect explanations, not only yes/no votes. If a misunderstanding is common, re-model the relevant step for the class.</w:t>
       </w:r>
     </w:p>
     <w:p>
@@ -2128,20 +2803,204 @@
         <w:rPr>
           <w:b w:val="0"/>
         </w:rPr>
-        <w:t>The picture is a representation; it does not document execution of a real AI model.</w:t>
+        <w:t>If it affects a few learners, give a short targeted group explanation while others solve a more demanding variation.</w:t>
       </w:r>
     </w:p>
     <w:p>
       <w:pPr>
-        <w:pStyle w:val="Heading1"/>
-      </w:pPr>
-      <w:r>
-        <w:t>03. Demonstrate and guide practice</w:t>
+        <w:pStyle w:val="Heading2"/>
+      </w:pPr>
+      <w:r>
+        <w:t>Pictured reasoning and changed case</w:t>
       </w:r>
     </w:p>
     <w:p>
-      <w:r>
-        <w:t>Demonstrate Image tensors and channels, reduce support deliberately and check individual reasoning before discussing answers.</w:t>
+      <w:pPr>
+        <w:spacing w:line="336" w:lineRule="auto" w:after="180"/>
+      </w:pPr>
+      <w:r>
+        <w:rPr>
+          <w:b w:val="0"/>
+        </w:rPr>
+        <w:t xml:space="preserve">Where is the bottom green pixel in the first batched image? Point to the relevant step in the picture, then write the changed result and the rule or </w:t>
+      </w:r>
+      <w:r>
+        <w:rPr>
+          <w:b/>
+        </w:rPr>
+        <w:t>evidence</w:t>
+      </w:r>
+      <w:r>
+        <w:rPr>
+          <w:b w:val="0"/>
+        </w:rPr>
+        <w:t xml:space="preserve"> that supports it.</w:t>
+      </w:r>
+    </w:p>
+    <w:p>
+      <w:pPr>
+        <w:spacing w:line="336" w:lineRule="auto" w:after="180"/>
+      </w:pPr>
+      <w:r>
+        <w:rPr>
+          <w:b w:val="0"/>
+        </w:rPr>
+        <w:t xml:space="preserve">NHWC [0, 1, 0, 1]=5: image 0, row 1, column 0, green </w:t>
+      </w:r>
+      <w:r>
+        <w:rPr>
+          <w:b/>
+        </w:rPr>
+        <w:t>channel</w:t>
+      </w:r>
+      <w:r>
+        <w:rPr>
+          <w:b w:val="0"/>
+        </w:rPr>
+        <w:t xml:space="preserve"> 1. The value is unchanged by batching. Changed-case check: Batch shape is [3, 2, 1, 3]. The new first dimension counts images; it does not add a fourth colour </w:t>
+      </w:r>
+      <w:r>
+        <w:rPr>
+          <w:b/>
+        </w:rPr>
+        <w:t>channel</w:t>
+      </w:r>
+      <w:r>
+        <w:rPr>
+          <w:b w:val="0"/>
+        </w:rPr>
+        <w:t>.</w:t>
+      </w:r>
+    </w:p>
+    <w:p>
+      <w:pPr>
+        <w:spacing w:line="336" w:lineRule="auto" w:after="180"/>
+      </w:pPr>
+      <w:r>
+        <w:rPr>
+          <w:b w:val="0"/>
+        </w:rPr>
+        <w:t xml:space="preserve">Changed-case reasoning: Batch shape is [3, 2, 1, 3]. The new first dimension counts images; it does not add a fourth colour </w:t>
+      </w:r>
+      <w:r>
+        <w:rPr>
+          <w:b/>
+        </w:rPr>
+        <w:t>channel</w:t>
+      </w:r>
+      <w:r>
+        <w:rPr>
+          <w:b w:val="0"/>
+        </w:rPr>
+        <w:t>.</w:t>
+      </w:r>
+    </w:p>
+    <w:p>
+      <w:pPr>
+        <w:spacing w:line="336" w:lineRule="auto" w:after="180"/>
+      </w:pPr>
+      <w:r>
+        <w:rPr>
+          <w:b w:val="0"/>
+        </w:rPr>
+        <w:t xml:space="preserve">Collect each learner’s explanation before discussion. Use the first missing connection between </w:t>
+      </w:r>
+      <w:r>
+        <w:rPr>
+          <w:b/>
+        </w:rPr>
+        <w:t>input</w:t>
+      </w:r>
+      <w:r>
+        <w:rPr>
+          <w:b w:val="0"/>
+        </w:rPr>
+        <w:t xml:space="preserve">, deciding step and result to choose support. This question is worked-case practice, not fresh mastery </w:t>
+      </w:r>
+      <w:r>
+        <w:rPr>
+          <w:b/>
+        </w:rPr>
+        <w:t>evidence</w:t>
+      </w:r>
+      <w:r>
+        <w:rPr>
+          <w:b w:val="0"/>
+        </w:rPr>
+        <w:t>.</w:t>
+      </w:r>
+    </w:p>
+    <w:p>
+      <w:pPr>
+        <w:pStyle w:val="Heading2"/>
+      </w:pPr>
+      <w:r>
+        <w:t>Accessible support and extension</w:t>
+      </w:r>
+    </w:p>
+    <w:p>
+      <w:pPr>
+        <w:spacing w:line="336" w:lineRule="auto" w:after="180"/>
+      </w:pPr>
+      <w:r>
+        <w:rPr>
+          <w:b w:val="0"/>
+        </w:rPr>
+        <w:t xml:space="preserve">Use See how it works and Follow a worked example. Collect a </w:t>
+      </w:r>
+      <w:r>
+        <w:rPr>
+          <w:b/>
+        </w:rPr>
+        <w:t>prediction</w:t>
+      </w:r>
+      <w:r>
+        <w:rPr>
+          <w:b w:val="0"/>
+        </w:rPr>
+        <w:t xml:space="preserve"> before revealing its result; ask the learner to point to each intermediate fact.</w:t>
+      </w:r>
+    </w:p>
+    <w:p>
+      <w:pPr>
+        <w:spacing w:line="336" w:lineRule="auto" w:after="180"/>
+      </w:pPr>
+      <w:r>
+        <w:rPr>
+          <w:b w:val="0"/>
+        </w:rPr>
+        <w:t>Use three labelled paper grids and a coordinate ledger; provide colour names so success does not depend on colour vision. Allow fraction answers for scaling.</w:t>
+      </w:r>
+    </w:p>
+    <w:p>
+      <w:pPr>
+        <w:spacing w:line="336" w:lineRule="auto" w:after="180"/>
+      </w:pPr>
+      <w:r>
+        <w:rPr>
+          <w:b w:val="0"/>
+        </w:rPr>
+        <w:t xml:space="preserve">Extension: convert a rectangular image HWC to CHW and back, checking every coordinate, then construct two different colours with the same classroom </w:t>
+      </w:r>
+      <w:r>
+        <w:rPr>
+          <w:b/>
+        </w:rPr>
+        <w:t>channel</w:t>
+      </w:r>
+      <w:r>
+        <w:rPr>
+          <w:b w:val="0"/>
+        </w:rPr>
+        <w:t xml:space="preserve"> mean.</w:t>
+      </w:r>
+    </w:p>
+    <w:p>
+      <w:pPr>
+        <w:pStyle w:val="Heading2"/>
+      </w:pPr>
+      <w:r>
+        <w:t>Earlier wording, alternatives and picture transcripts · reference / check after trying</w:t>
       </w:r>
     </w:p>
     <w:tbl>
@@ -2358,59 +3217,26 @@
     </w:tbl>
     <w:p>
       <w:pPr>
-        <w:spacing w:line="336" w:lineRule="auto" w:after="180"/>
-      </w:pPr>
-      <w:r>
-        <w:rPr>
-          <w:b w:val="0"/>
-        </w:rPr>
-        <w:t xml:space="preserve">Use See how it works and Follow a worked example. Collect a </w:t>
-      </w:r>
-      <w:r>
-        <w:rPr>
-          <w:b/>
-        </w:rPr>
-        <w:t>prediction</w:t>
-      </w:r>
-      <w:r>
-        <w:rPr>
-          <w:b w:val="0"/>
-        </w:rPr>
-        <w:t xml:space="preserve"> before revealing its result; ask the learner to point to each intermediate fact.</w:t>
+        <w:pStyle w:val="Heading3"/>
+      </w:pPr>
+      <w:r>
+        <w:t>Reduce help deliberately</w:t>
       </w:r>
     </w:p>
     <w:p>
       <w:pPr>
-        <w:spacing w:line="336" w:lineRule="auto" w:after="180"/>
-      </w:pPr>
-      <w:r>
-        <w:rPr>
-          <w:b w:val="0"/>
-        </w:rPr>
-        <w:t>Use three labelled paper grids and a coordinate ledger; provide colour names so success does not depend on colour vision. Allow fraction answers for scaling.</w:t>
+        <w:pStyle w:val="Heading3"/>
+      </w:pPr>
+      <w:r>
+        <w:t>Individual reasoning check</w:t>
       </w:r>
     </w:p>
     <w:p>
       <w:pPr>
-        <w:spacing w:line="336" w:lineRule="auto" w:after="180"/>
-      </w:pPr>
-      <w:r>
-        <w:rPr>
-          <w:b w:val="0"/>
-        </w:rPr>
-        <w:t xml:space="preserve">Extension: convert a rectangular image HWC to CHW and back, checking every coordinate, then construct two different colours with the same classroom </w:t>
-      </w:r>
-      <w:r>
-        <w:rPr>
-          <w:b/>
-        </w:rPr>
-        <w:t>channel</w:t>
-      </w:r>
-      <w:r>
-        <w:rPr>
-          <w:b w:val="0"/>
-        </w:rPr>
-        <w:t xml:space="preserve"> mean.</w:t>
+        <w:pStyle w:val="Heading3"/>
+      </w:pPr>
+      <w:r>
+        <w:t>Pictorial practice question</w:t>
       </w:r>
     </w:p>
     <w:p>
@@ -2418,47 +3244,39 @@
         <w:pStyle w:val="Heading3"/>
       </w:pPr>
       <w:r>
-        <w:t>Reduce help deliberately</w:t>
+        <w:t>Reasoned teacher answer</w:t>
       </w:r>
     </w:p>
     <w:p>
       <w:pPr>
-        <w:pStyle w:val="Heading3"/>
-      </w:pPr>
-      <w:r>
-        <w:t>Completion practice</w:t>
+        <w:pStyle w:val="Heading1"/>
+      </w:pPr>
+      <w:r>
+        <w:t>04. Run the complete supplied investigation</w:t>
       </w:r>
     </w:p>
     <w:p>
-      <w:pPr>
-        <w:spacing w:line="336" w:lineRule="auto" w:after="180"/>
-        <w:shd w:fill="F5F1FB"/>
-      </w:pPr>
-      <w:r>
-        <w:rPr>
-          <w:b w:val="0"/>
-        </w:rPr>
-        <w:t>Completion task: A program flattens the lesson HWC array and groups the first four values into a 2 by 2 red plane. Give that incorrect plane and the correct plane. Identify a position where they disagree.</w:t>
+      <w:r>
+        <w:t>Separate predictions,actual runs and paper traces.</w:t>
       </w:r>
     </w:p>
     <w:p>
       <w:pPr>
-        <w:pStyle w:val="Heading3"/>
-      </w:pPr>
-      <w:r>
-        <w:t>Reasoning to listen for</w:t>
+        <w:pStyle w:val="Heading2"/>
+      </w:pPr>
+      <w:r>
+        <w:t>Complete inputs,expected results and limits</w:t>
       </w:r>
     </w:p>
     <w:p>
       <w:pPr>
         <w:spacing w:line="336" w:lineRule="auto" w:after="180"/>
-        <w:shd w:fill="F1F6FC"/>
       </w:pPr>
       <w:r>
         <w:rPr>
           <w:b w:val="0"/>
         </w:rPr>
-        <w:t>Teacher check: Teacher explanation: The incorrect plane is [[255, 0], [0, 0]]. The correct red plane is [[255, 0], [0, 255]]. They disagree at row 1 column 1. Regrouping consecutive values does not transpose axes.</w:t>
+        <w:t>Main complete planes/indices/probes supplied. W2 wrongred[[255, 0], [0, 0]], correct[[255, 0], [0, 255]], mismatchr 1c1. W3 fixedscaling[1, 128/255, 0], simplemeans 85/85 losecolour. W5 knownrawtop-leftmustberedandraw 255 mustscaleonce1, not.003922. IndependentHWC1×2×3; planesR[[10, 40]], G[[20, 50]], B[[30, 60]], CHW3×1×2. GreenatHWC[0][1][1]/CHW[1][0][1]=50. FourcopiesNHWC4×1×2×3, total 24.</w:t>
       </w:r>
     </w:p>
     <w:p>
@@ -2469,38 +3287,50 @@
         <w:rPr>
           <w:b w:val="0"/>
         </w:rPr>
-        <w:t xml:space="preserve">Start by identifying the given </w:t>
-      </w:r>
-      <w:r>
-        <w:rPr>
-          <w:b/>
-        </w:rPr>
-        <w:t>input</w:t>
-      </w:r>
-      <w:r>
-        <w:rPr>
-          <w:b w:val="0"/>
-        </w:rPr>
-        <w:t>s together. Leave the intermediate steps blank. If needed, model one step, then withdraw that help on the next step. Move to a full trace only when the partial trace is understood.</w:t>
+        <w:t>State exact axes and counts, not only array lengths.</w:t>
       </w:r>
     </w:p>
     <w:p>
       <w:pPr>
-        <w:spacing w:line="336" w:lineRule="auto" w:after="180"/>
-      </w:pPr>
-      <w:r>
-        <w:rPr>
-          <w:b w:val="0"/>
-        </w:rPr>
-        <w:t>For partners, alternate explainer and checker; collect a response from every learner before discussion.</w:t>
+        <w:pStyle w:val="Heading2"/>
+      </w:pPr>
+      <w:r>
+        <w:t>Diagnose the current misconceptions</w:t>
       </w:r>
     </w:p>
     <w:p>
       <w:pPr>
-        <w:pStyle w:val="Heading3"/>
-      </w:pPr>
-      <w:r>
-        <w:t>Individual reasoning check</w:t>
+        <w:spacing w:line="336" w:lineRule="auto" w:after="180"/>
+      </w:pPr>
+      <w:r>
+        <w:rPr>
+          <w:b w:val="0"/>
+        </w:rPr>
+        <w:t xml:space="preserve">Three </w:t>
+      </w:r>
+      <w:r>
+        <w:rPr>
+          <w:b/>
+        </w:rPr>
+        <w:t>channel</w:t>
+      </w:r>
+      <w:r>
+        <w:rPr>
+          <w:b w:val="0"/>
+        </w:rPr>
+        <w:t xml:space="preserve">s mean three images: </w:t>
+      </w:r>
+      <w:r>
+        <w:rPr>
+          <w:b/>
+        </w:rPr>
+        <w:t>Channel</w:t>
+      </w:r>
+      <w:r>
+        <w:rPr>
+          <w:b w:val="0"/>
+        </w:rPr>
+        <w:t>s are component planes at matching spatial positions in one image.</w:t>
       </w:r>
     </w:p>
     <w:p>
@@ -2511,43 +3341,7 @@
         <w:rPr>
           <w:b w:val="0"/>
         </w:rPr>
-        <w:t xml:space="preserve">Use the worked case for Image </w:t>
-      </w:r>
-      <w:r>
-        <w:rPr>
-          <w:b/>
-        </w:rPr>
-        <w:t>tensor</w:t>
-      </w:r>
-      <w:r>
-        <w:rPr>
-          <w:b w:val="0"/>
-        </w:rPr>
-        <w:t xml:space="preserve">s and </w:t>
-      </w:r>
-      <w:r>
-        <w:rPr>
-          <w:b/>
-        </w:rPr>
-        <w:t>channel</w:t>
-      </w:r>
-      <w:r>
-        <w:rPr>
-          <w:b w:val="0"/>
-        </w:rPr>
-        <w:t xml:space="preserve">s. Proposed explanation: “Three </w:t>
-      </w:r>
-      <w:r>
-        <w:rPr>
-          <w:b/>
-        </w:rPr>
-        <w:t>channel</w:t>
-      </w:r>
-      <w:r>
-        <w:rPr>
-          <w:b w:val="0"/>
-        </w:rPr>
-        <w:t>s mean three images”. Decide whether this explanation is supported.</w:t>
+        <w:t>Reshaping automatically changes axis meanings correctly: Axis permutation must preserve coordinate correspondence; regrouping a flattened list can mix positions and colours.</w:t>
       </w:r>
     </w:p>
     <w:p>
@@ -2558,318 +3352,62 @@
         <w:rPr>
           <w:b w:val="0"/>
         </w:rPr>
-        <w:t>Point to the step or supplied fact that decides; explain your repair if needed.</w:t>
+        <w:t xml:space="preserve">Every conversion to a smaller number preserves information: Exact fixed scaling differs from rounding and </w:t>
+      </w:r>
+      <w:r>
+        <w:rPr>
+          <w:b/>
+        </w:rPr>
+        <w:t>channel</w:t>
+      </w:r>
+      <w:r>
+        <w:rPr>
+          <w:b w:val="0"/>
+        </w:rPr>
+        <w:t xml:space="preserve"> averaging, which can collapse distinct values.</w:t>
       </w:r>
     </w:p>
     <w:p>
       <w:pPr>
-        <w:pStyle w:val="Heading3"/>
-      </w:pPr>
-      <w:r>
-        <w:t>Expected repair</w:t>
+        <w:spacing w:line="336" w:lineRule="auto" w:after="180"/>
+      </w:pPr>
+      <w:r>
+        <w:rPr>
+          <w:b w:val="0"/>
+        </w:rPr>
+        <w:t xml:space="preserve">Use Run the investigation for the </w:t>
+      </w:r>
+      <w:r>
+        <w:rPr>
+          <w:b/>
+        </w:rPr>
+        <w:t>evidence</w:t>
+      </w:r>
+      <w:r>
+        <w:rPr>
+          <w:b w:val="0"/>
+        </w:rPr>
+        <w:t xml:space="preserve"> ledger. Add a boundary or missing-</w:t>
+      </w:r>
+      <w:r>
+        <w:rPr>
+          <w:b/>
+        </w:rPr>
+        <w:t>input</w:t>
+      </w:r>
+      <w:r>
+        <w:rPr>
+          <w:b w:val="0"/>
+        </w:rPr>
+        <w:t xml:space="preserve"> case and record the expected response before checking. More successful repeats of one case do not establish wider coverage.</w:t>
       </w:r>
     </w:p>
     <w:p>
       <w:pPr>
-        <w:spacing w:line="336" w:lineRule="auto" w:after="180"/>
-        <w:shd w:fill="F1F6FC"/>
-      </w:pPr>
-      <w:r>
-        <w:rPr>
-          <w:b w:val="0"/>
-        </w:rPr>
-        <w:t xml:space="preserve">Expected correction: </w:t>
-      </w:r>
-      <w:r>
-        <w:rPr>
-          <w:b/>
-        </w:rPr>
-        <w:t>Channel</w:t>
-      </w:r>
-      <w:r>
-        <w:rPr>
-          <w:b w:val="0"/>
-        </w:rPr>
-        <w:t>s are component planes at matching spatial positions in one image.</w:t>
-      </w:r>
-    </w:p>
-    <w:p>
-      <w:pPr>
-        <w:spacing w:line="336" w:lineRule="auto" w:after="180"/>
-      </w:pPr>
-      <w:r>
-        <w:rPr>
-          <w:b w:val="0"/>
-        </w:rPr>
-        <w:t>Collect explanations, not only yes/no votes. If a misunderstanding is common, re-model the relevant step for the class.</w:t>
-      </w:r>
-    </w:p>
-    <w:p>
-      <w:pPr>
-        <w:spacing w:line="336" w:lineRule="auto" w:after="180"/>
-      </w:pPr>
-      <w:r>
-        <w:rPr>
-          <w:b w:val="0"/>
-        </w:rPr>
-        <w:t>If it affects a few learners, give a short targeted group explanation while others solve a more demanding variation.</w:t>
-      </w:r>
-    </w:p>
-    <w:p>
-      <w:pPr>
-        <w:pStyle w:val="Heading3"/>
-      </w:pPr>
-      <w:r>
-        <w:t>Pictorial practice question</w:t>
-      </w:r>
-    </w:p>
-    <w:p>
-      <w:pPr>
-        <w:spacing w:line="336" w:lineRule="auto" w:after="180"/>
-      </w:pPr>
-      <w:r>
-        <w:rPr>
-          <w:b w:val="0"/>
-        </w:rPr>
-        <w:t xml:space="preserve">Where is the bottom green pixel in the first batched image? Point to the relevant step in the picture, then write the changed result and the rule or </w:t>
-      </w:r>
-      <w:r>
-        <w:rPr>
-          <w:b/>
-        </w:rPr>
-        <w:t>evidence</w:t>
-      </w:r>
-      <w:r>
-        <w:rPr>
-          <w:b w:val="0"/>
-        </w:rPr>
-        <w:t xml:space="preserve"> that supports it.</w:t>
-      </w:r>
-    </w:p>
-    <w:p>
-      <w:pPr>
-        <w:pStyle w:val="Heading3"/>
-      </w:pPr>
-      <w:r>
-        <w:t>Reasoned teacher answer</w:t>
-      </w:r>
-    </w:p>
-    <w:p>
-      <w:pPr>
-        <w:spacing w:line="336" w:lineRule="auto" w:after="180"/>
-      </w:pPr>
-      <w:r>
-        <w:rPr>
-          <w:b w:val="0"/>
-        </w:rPr>
-        <w:t xml:space="preserve">NHWC [0, 1, 0, 1]=5: image 0, row 1, column 0, green </w:t>
-      </w:r>
-      <w:r>
-        <w:rPr>
-          <w:b/>
-        </w:rPr>
-        <w:t>channel</w:t>
-      </w:r>
-      <w:r>
-        <w:rPr>
-          <w:b w:val="0"/>
-        </w:rPr>
-        <w:t xml:space="preserve"> 1. The value is unchanged by batching. Changed-case check: Batch shape is [3, 2, 1, 3]. The new first dimension counts images; it does not add a fourth colour </w:t>
-      </w:r>
-      <w:r>
-        <w:rPr>
-          <w:b/>
-        </w:rPr>
-        <w:t>channel</w:t>
-      </w:r>
-      <w:r>
-        <w:rPr>
-          <w:b w:val="0"/>
-        </w:rPr>
-        <w:t>.</w:t>
-      </w:r>
-    </w:p>
-    <w:p>
-      <w:pPr>
-        <w:spacing w:line="336" w:lineRule="auto" w:after="180"/>
-      </w:pPr>
-      <w:r>
-        <w:rPr>
-          <w:b w:val="0"/>
-        </w:rPr>
-        <w:t xml:space="preserve">Changed-case reasoning: Batch shape is [3, 2, 1, 3]. The new first dimension counts images; it does not add a fourth colour </w:t>
-      </w:r>
-      <w:r>
-        <w:rPr>
-          <w:b/>
-        </w:rPr>
-        <w:t>channel</w:t>
-      </w:r>
-      <w:r>
-        <w:rPr>
-          <w:b w:val="0"/>
-        </w:rPr>
-        <w:t>.</w:t>
-      </w:r>
-    </w:p>
-    <w:p>
-      <w:pPr>
-        <w:spacing w:line="336" w:lineRule="auto" w:after="180"/>
-      </w:pPr>
-      <w:r>
-        <w:rPr>
-          <w:b w:val="0"/>
-        </w:rPr>
-        <w:t xml:space="preserve">Collect each learner’s explanation before discussion. Use the first missing connection between </w:t>
-      </w:r>
-      <w:r>
-        <w:rPr>
-          <w:b/>
-        </w:rPr>
-        <w:t>input</w:t>
-      </w:r>
-      <w:r>
-        <w:rPr>
-          <w:b w:val="0"/>
-        </w:rPr>
-        <w:t xml:space="preserve">, deciding step and result to choose support. This question is worked-case practice, not fresh mastery </w:t>
-      </w:r>
-      <w:r>
-        <w:rPr>
-          <w:b/>
-        </w:rPr>
-        <w:t>evidence</w:t>
-      </w:r>
-      <w:r>
-        <w:rPr>
-          <w:b w:val="0"/>
-        </w:rPr>
-        <w:t>.</w:t>
-      </w:r>
-    </w:p>
-    <w:p>
-      <w:pPr>
-        <w:pStyle w:val="Heading1"/>
-      </w:pPr>
-      <w:r>
-        <w:t>04. Run the investigation and diagnose misconceptions</w:t>
-      </w:r>
-    </w:p>
-    <w:p>
-      <w:r>
-        <w:t>Run the Image tensors and channels investigation and use the first unsupported step to choose a teaching response.</w:t>
-      </w:r>
-    </w:p>
-    <w:p>
-      <w:pPr>
-        <w:spacing w:line="336" w:lineRule="auto" w:after="180"/>
-      </w:pPr>
-      <w:r>
-        <w:rPr>
-          <w:b w:val="0"/>
-        </w:rPr>
-        <w:t xml:space="preserve">Three </w:t>
-      </w:r>
-      <w:r>
-        <w:rPr>
-          <w:b/>
-        </w:rPr>
-        <w:t>channel</w:t>
-      </w:r>
-      <w:r>
-        <w:rPr>
-          <w:b w:val="0"/>
-        </w:rPr>
-        <w:t xml:space="preserve">s mean three images: </w:t>
-      </w:r>
-      <w:r>
-        <w:rPr>
-          <w:b/>
-        </w:rPr>
-        <w:t>Channel</w:t>
-      </w:r>
-      <w:r>
-        <w:rPr>
-          <w:b w:val="0"/>
-        </w:rPr>
-        <w:t>s are component planes at matching spatial positions in one image.</w:t>
-      </w:r>
-    </w:p>
-    <w:p>
-      <w:pPr>
-        <w:spacing w:line="336" w:lineRule="auto" w:after="180"/>
-      </w:pPr>
-      <w:r>
-        <w:rPr>
-          <w:b w:val="0"/>
-        </w:rPr>
-        <w:t>Reshaping automatically changes axis meanings correctly: Axis permutation must preserve coordinate correspondence; regrouping a flattened list can mix positions and colours.</w:t>
-      </w:r>
-    </w:p>
-    <w:p>
-      <w:pPr>
-        <w:spacing w:line="336" w:lineRule="auto" w:after="180"/>
-      </w:pPr>
-      <w:r>
-        <w:rPr>
-          <w:b w:val="0"/>
-        </w:rPr>
-        <w:t xml:space="preserve">Every conversion to a smaller number preserves information: Exact fixed scaling differs from rounding and </w:t>
-      </w:r>
-      <w:r>
-        <w:rPr>
-          <w:b/>
-        </w:rPr>
-        <w:t>channel</w:t>
-      </w:r>
-      <w:r>
-        <w:rPr>
-          <w:b w:val="0"/>
-        </w:rPr>
-        <w:t xml:space="preserve"> averaging, which can collapse distinct values.</w:t>
-      </w:r>
-    </w:p>
-    <w:p>
-      <w:pPr>
-        <w:spacing w:line="336" w:lineRule="auto" w:after="180"/>
-      </w:pPr>
-      <w:r>
-        <w:rPr>
-          <w:b w:val="0"/>
-        </w:rPr>
-        <w:t xml:space="preserve">Use Run the investigation for the </w:t>
-      </w:r>
-      <w:r>
-        <w:rPr>
-          <w:b/>
-        </w:rPr>
-        <w:t>evidence</w:t>
-      </w:r>
-      <w:r>
-        <w:rPr>
-          <w:b w:val="0"/>
-        </w:rPr>
-        <w:t xml:space="preserve"> ledger. Add a boundary or missing-</w:t>
-      </w:r>
-      <w:r>
-        <w:rPr>
-          <w:b/>
-        </w:rPr>
-        <w:t>input</w:t>
-      </w:r>
-      <w:r>
-        <w:rPr>
-          <w:b w:val="0"/>
-        </w:rPr>
-        <w:t xml:space="preserve"> case and record the expected response before checking. More successful repeats of one case do not establish wider coverage.</w:t>
-      </w:r>
-    </w:p>
-    <w:p>
-      <w:pPr>
-        <w:pStyle w:val="Heading3"/>
-      </w:pPr>
-      <w:r>
-        <w:t>Match the support to the first error</w:t>
+        <w:pStyle w:val="Heading2"/>
+      </w:pPr>
+      <w:r>
+        <w:t>Choose accessible support</w:t>
       </w:r>
     </w:p>
     <w:tbl>
@@ -3042,465 +3580,92 @@
     </w:p>
     <w:p>
       <w:pPr>
-        <w:pStyle w:val="Heading1"/>
-      </w:pPr>
-      <w:r>
-        <w:t>05. Assess and explain the answers</w:t>
+        <w:pStyle w:val="Heading2"/>
+      </w:pPr>
+      <w:r>
+        <w:t>Earlier wording, alternatives and picture transcripts · reference / check after trying</w:t>
       </w:r>
     </w:p>
     <w:p>
-      <w:r>
-        <w:t>Use the Image tensors and channels questions, teacher keys and criteria after the relevant attempts. Previously discussed cases are practice; protect the separately selected independent task.</w:t>
+      <w:pPr>
+        <w:pStyle w:val="Heading3"/>
+      </w:pPr>
+      <w:r>
+        <w:t>Match the support to the first error</w:t>
       </w:r>
     </w:p>
     <w:p>
       <w:pPr>
-        <w:pStyle w:val="Heading3"/>
-      </w:pPr>
-      <w:r>
-        <w:t>Guided and exit questions</w:t>
+        <w:pStyle w:val="Heading1"/>
+      </w:pPr>
+      <w:r>
+        <w:t>05. Assess the new schema or calculation transfer</w:t>
       </w:r>
     </w:p>
     <w:p>
-      <w:pPr>
-        <w:spacing w:line="336" w:lineRule="auto" w:after="180"/>
-      </w:pPr>
-      <w:r>
-        <w:rPr>
-          <w:b w:val="0"/>
-        </w:rPr>
-        <w:t>Guided: top-right is [0, 255, 0] and bottom-right is [255, 255, 255]. The top-right green value is hwc[0][1][1] or chw[1][0][1], both 255. Exit: shape alone misses both errors.</w:t>
+      <w:r>
+        <w:t>Keep the selected answer private until after a first attempt.</w:t>
       </w:r>
     </w:p>
     <w:p>
       <w:pPr>
-        <w:spacing w:line="336" w:lineRule="auto" w:after="180"/>
-      </w:pPr>
-      <w:r>
-        <w:rPr>
-          <w:b w:val="0"/>
-        </w:rPr>
-        <w:t>Check the top-left RGB pixel is red before scaling and that a raw value 255 becomes exactly 1 under one declared division, rather than approximately 0.00392.</w:t>
+        <w:pStyle w:val="Heading2"/>
+      </w:pPr>
+      <w:r>
+        <w:t>Selected independent task and checked answer</w:t>
       </w:r>
     </w:p>
     <w:p>
       <w:pPr>
-        <w:pStyle w:val="Heading3"/>
-      </w:pPr>
-      <w:r>
-        <w:t>W1 Read a pixel precisely</w:t>
+        <w:spacing w:line="336" w:lineRule="auto" w:after="180"/>
+      </w:pPr>
+      <w:r>
+        <w:rPr>
+          <w:b w:val="0"/>
+        </w:rPr>
+        <w:t>Selected case: A one-row two-column RGB image has pixels [10, 20, 30] then [40, 50, 60]. State its HWC shape and all three CHW planes. Give the green value at row 0 column 1 in both layouts.</w:t>
       </w:r>
     </w:p>
     <w:p>
       <w:pPr>
-        <w:pStyle w:val="Heading3"/>
-      </w:pPr>
-      <w:r>
-        <w:t>Workbook question · W1</w:t>
+        <w:spacing w:line="336" w:lineRule="auto" w:after="180"/>
+      </w:pPr>
+      <w:r>
+        <w:rPr>
+          <w:b w:val="0"/>
+        </w:rPr>
+        <w:t xml:space="preserve">A batch contains four copies: give its NHWC shape and total </w:t>
+      </w:r>
+      <w:r>
+        <w:rPr>
+          <w:b/>
+        </w:rPr>
+        <w:t>channel</w:t>
+      </w:r>
+      <w:r>
+        <w:rPr>
+          <w:b w:val="0"/>
+        </w:rPr>
+        <w:t>-value count.</w:t>
       </w:r>
     </w:p>
     <w:p>
       <w:pPr>
         <w:spacing w:line="336" w:lineRule="auto" w:after="180"/>
-        <w:shd w:fill="F5F1FB"/>
       </w:pPr>
       <w:r>
         <w:rPr>
           <w:b w:val="0"/>
         </w:rPr>
-        <w:t xml:space="preserve">For the lesson image, give image[1][0], image[1][0][2], the HWC shape, pixel count and number of </w:t>
-      </w:r>
-      <w:r>
-        <w:rPr>
-          <w:b/>
-        </w:rPr>
-        <w:t>channel</w:t>
-      </w:r>
-      <w:r>
-        <w:rPr>
-          <w:b w:val="0"/>
-        </w:rPr>
-        <w:t xml:space="preserve"> values.</w:t>
+        <w:t>Teacher explanation: HWC shape is 1 by 2 by 3. CHW planes are [[10, 40]], [[20, 50]], [[30, 60]], giving shape 3 by 1 by 2. hwc[0][1][1] and chw[1][0][1] both equal 50. Batch shape is 4 by 1 by 2 by 3, containing 24 values.</w:t>
       </w:r>
     </w:p>
     <w:p>
       <w:pPr>
-        <w:pStyle w:val="Heading3"/>
-      </w:pPr>
-      <w:r>
-        <w:t>Teacher reasoning · W1</w:t>
-      </w:r>
-    </w:p>
-    <w:p>
-      <w:pPr>
-        <w:spacing w:line="336" w:lineRule="auto" w:after="180"/>
-        <w:shd w:fill="F1F6FC"/>
-      </w:pPr>
-      <w:r>
-        <w:rPr>
-          <w:b w:val="0"/>
-        </w:rPr>
-        <w:t xml:space="preserve">Teacher explanation: The RGB pixel is [0, 0, 255]; its blue value is 255. Shape is 2 by 2 by 3, with four pixels and twelve </w:t>
-      </w:r>
-      <w:r>
-        <w:rPr>
-          <w:b/>
-        </w:rPr>
-        <w:t>channel</w:t>
-      </w:r>
-      <w:r>
-        <w:rPr>
-          <w:b w:val="0"/>
-        </w:rPr>
-        <w:t xml:space="preserve"> values.</w:t>
-      </w:r>
-    </w:p>
-    <w:p>
-      <w:pPr>
-        <w:pStyle w:val="Heading3"/>
-      </w:pPr>
-      <w:r>
-        <w:t>W2 Audit an axis conversion</w:t>
-      </w:r>
-    </w:p>
-    <w:p>
-      <w:pPr>
-        <w:pStyle w:val="Heading3"/>
-      </w:pPr>
-      <w:r>
-        <w:t>Workbook question · W2</w:t>
-      </w:r>
-    </w:p>
-    <w:p>
-      <w:pPr>
-        <w:spacing w:line="336" w:lineRule="auto" w:after="180"/>
-        <w:shd w:fill="F5F1FB"/>
-      </w:pPr>
-      <w:r>
-        <w:rPr>
-          <w:b w:val="0"/>
-        </w:rPr>
-        <w:t>A program flattens the lesson HWC array and groups the first four values into a 2 by 2 red plane. Give that incorrect plane and the correct plane. Identify a position where they disagree.</w:t>
-      </w:r>
-    </w:p>
-    <w:p>
-      <w:pPr>
-        <w:pStyle w:val="Heading3"/>
-      </w:pPr>
-      <w:r>
-        <w:t>Teacher reasoning · W2</w:t>
-      </w:r>
-    </w:p>
-    <w:p>
-      <w:pPr>
-        <w:spacing w:line="336" w:lineRule="auto" w:after="180"/>
-        <w:shd w:fill="F1F6FC"/>
-      </w:pPr>
-      <w:r>
-        <w:rPr>
-          <w:b w:val="0"/>
-        </w:rPr>
-        <w:t>Teacher explanation: The incorrect plane is [[255, 0], [0, 0]]. The correct red plane is [[255, 0], [0, 255]]. They disagree at row 1 column 1. Regrouping consecutive values does not transpose axes.</w:t>
-      </w:r>
-    </w:p>
-    <w:p>
-      <w:pPr>
-        <w:pStyle w:val="Heading3"/>
-      </w:pPr>
-      <w:r>
-        <w:t>W3 Check scaling and lost colour</w:t>
-      </w:r>
-    </w:p>
-    <w:p>
-      <w:pPr>
-        <w:pStyle w:val="Heading3"/>
-      </w:pPr>
-      <w:r>
-        <w:t>Workbook question · W3</w:t>
-      </w:r>
-    </w:p>
-    <w:p>
-      <w:pPr>
-        <w:spacing w:line="336" w:lineRule="auto" w:after="180"/>
-        <w:shd w:fill="F5F1FB"/>
-      </w:pPr>
-      <w:r>
-        <w:rPr>
-          <w:b w:val="0"/>
-        </w:rPr>
-        <w:t>Scale [255, 128, 0] by 255, keeping the middle value as a fraction. Then calculate the classroom RGB means of pure red and pure green. Which operation loses the distinction between those colours?</w:t>
-      </w:r>
-    </w:p>
-    <w:p>
-      <w:pPr>
-        <w:pStyle w:val="Heading3"/>
-      </w:pPr>
-      <w:r>
-        <w:t>Teacher reasoning · W3</w:t>
-      </w:r>
-    </w:p>
-    <w:p>
-      <w:pPr>
-        <w:spacing w:line="336" w:lineRule="auto" w:after="180"/>
-        <w:shd w:fill="F1F6FC"/>
-      </w:pPr>
-      <w:r>
-        <w:rPr>
-          <w:b w:val="0"/>
-        </w:rPr>
-        <w:t>Teacher explanation: Scaling gives [1, 128/255, 0]. Both RGB means are 85, so averaging loses the red versus green distinction. Exact fixed scaling preserves the triplet distinction.</w:t>
-      </w:r>
-    </w:p>
-    <w:p>
-      <w:pPr>
-        <w:pStyle w:val="Heading3"/>
-      </w:pPr>
-      <w:r>
-        <w:t>W4 Convert a new image independently</w:t>
-      </w:r>
-    </w:p>
-    <w:p>
-      <w:pPr>
-        <w:pStyle w:val="Heading3"/>
-      </w:pPr>
-      <w:r>
-        <w:t>Workbook question · W4</w:t>
-      </w:r>
-    </w:p>
-    <w:p>
-      <w:pPr>
-        <w:spacing w:line="336" w:lineRule="auto" w:after="180"/>
-        <w:shd w:fill="F5F1FB"/>
-      </w:pPr>
-      <w:r>
-        <w:rPr>
-          <w:b w:val="0"/>
-        </w:rPr>
-        <w:t>A one-row two-column RGB image has pixels [10, 20, 30] then [40, 50, 60]. State its HWC shape and all three CHW planes. Give the green value at row 0 column 1 in both layouts.</w:t>
-      </w:r>
-    </w:p>
-    <w:p>
-      <w:pPr>
-        <w:spacing w:line="336" w:lineRule="auto" w:after="180"/>
-        <w:shd w:fill="F5F1FB"/>
-      </w:pPr>
-      <w:r>
-        <w:rPr>
-          <w:b w:val="0"/>
-        </w:rPr>
-        <w:t xml:space="preserve">A batch contains four copies: give its NHWC shape and total </w:t>
-      </w:r>
-      <w:r>
-        <w:rPr>
-          <w:b/>
-        </w:rPr>
-        <w:t>channel</w:t>
-      </w:r>
-      <w:r>
-        <w:rPr>
-          <w:b w:val="0"/>
-        </w:rPr>
-        <w:t>-value count.</w:t>
-      </w:r>
-    </w:p>
-    <w:p>
-      <w:pPr>
-        <w:pStyle w:val="Heading3"/>
-      </w:pPr>
-      <w:r>
-        <w:t>Teacher reasoning · W4</w:t>
-      </w:r>
-    </w:p>
-    <w:p>
-      <w:pPr>
-        <w:spacing w:line="336" w:lineRule="auto" w:after="180"/>
-        <w:shd w:fill="F1F6FC"/>
-      </w:pPr>
-      <w:r>
-        <w:rPr>
-          <w:b w:val="0"/>
-        </w:rPr>
-        <w:t>Teacher explanation: HWC shape is 1 by 2 by 3. CHW planes are [[10, 40]], [[20, 50]], [[30, 60]], giving shape 3 by 1 by 2. hwc[0][1][1] and chw[1][0][1] both equal 50. Batch shape is 4 by 1 by 2 by 3, containing 24 values.</w:t>
-      </w:r>
-    </w:p>
-    <w:p>
-      <w:pPr>
-        <w:pStyle w:val="Heading3"/>
-      </w:pPr>
-      <w:r>
-        <w:t>W5 Design revealing pipeline checks</w:t>
-      </w:r>
-    </w:p>
-    <w:p>
-      <w:pPr>
-        <w:pStyle w:val="Heading3"/>
-      </w:pPr>
-      <w:r>
-        <w:t>Workbook question · W5</w:t>
-      </w:r>
-    </w:p>
-    <w:p>
-      <w:pPr>
-        <w:spacing w:line="336" w:lineRule="auto" w:after="180"/>
-        <w:shd w:fill="F5F1FB"/>
-      </w:pPr>
-      <w:r>
-        <w:rPr>
-          <w:b w:val="0"/>
-        </w:rPr>
-        <w:t>The lesson image is loaded with red and blue exchanged, then scaled twice. Give two expected checks that would expose these errors even though the shape is correct.</w:t>
-      </w:r>
-    </w:p>
-    <w:p>
-      <w:pPr>
-        <w:pStyle w:val="Heading3"/>
-      </w:pPr>
-      <w:r>
-        <w:t>Teacher reasoning · W5</w:t>
-      </w:r>
-    </w:p>
-    <w:p>
-      <w:pPr>
-        <w:spacing w:line="336" w:lineRule="auto" w:after="180"/>
-        <w:shd w:fill="F1F6FC"/>
-      </w:pPr>
-      <w:r>
-        <w:rPr>
-          <w:b w:val="0"/>
-        </w:rPr>
-        <w:t>Teacher explanation: Before scaling, the top-left pixel must be [255, 0, 0], not [0, 0, 255]. A known raw component of 255 must become 1 after scaling once; approximately 0.00392 indicates division twice.</w:t>
-      </w:r>
-    </w:p>
-    <w:p>
-      <w:pPr>
-        <w:spacing w:line="336" w:lineRule="auto" w:after="180"/>
-        <w:shd w:fill="F1F6FC"/>
-      </w:pPr>
-      <w:r>
-        <w:rPr>
-          <w:b w:val="0"/>
-        </w:rPr>
-        <w:t>Test named values and positions as well as dimensions.</w:t>
-      </w:r>
-    </w:p>
-    <w:p>
-      <w:pPr>
-        <w:pStyle w:val="Heading3"/>
-      </w:pPr>
-      <w:r>
-        <w:t>Independent assessment and fresh retry</w:t>
-      </w:r>
-    </w:p>
-    <w:p>
-      <w:pPr>
-        <w:pStyle w:val="Heading3"/>
-      </w:pPr>
-      <w:r>
-        <w:t>Teacher key · Independent assessment and fresh retry</w:t>
-      </w:r>
-    </w:p>
-    <w:p>
-      <w:pPr>
-        <w:spacing w:line="336" w:lineRule="auto" w:after="180"/>
-        <w:shd w:fill="F1F6FC"/>
-      </w:pPr>
-      <w:r>
-        <w:rPr>
-          <w:b w:val="0"/>
-        </w:rPr>
-        <w:t>W4 requires three planes, both coordinate references to value 50, NHWC shape 4 by 1 by 2 by 3 and 24 values. Fresh retry: a two-row one-column image contains [3, 6, 9] above [12, 15, 18]. HWC shape is 2 by 1 by 3.</w:t>
-      </w:r>
-    </w:p>
-    <w:p>
-      <w:pPr>
-        <w:spacing w:line="336" w:lineRule="auto" w:after="180"/>
-        <w:shd w:fill="F1F6FC"/>
-      </w:pPr>
-      <w:r>
-        <w:rPr>
-          <w:b w:val="0"/>
-        </w:rPr>
-        <w:t>CHW planes are [[3], [12]], [[6], [15]], [[9], [18]]. The bottom blue component is hwc[1][0][2] = chw[2][1][0] = 18. A batch of three has NHWC shape 3 by 2 by 1 by 3 and 18 values.</w:t>
-      </w:r>
-    </w:p>
-    <w:p>
-      <w:pPr>
-        <w:pStyle w:val="Heading3"/>
-      </w:pPr>
-      <w:r>
-        <w:t>Assess independent transfer</w:t>
-      </w:r>
-    </w:p>
-    <w:p>
-      <w:pPr>
-        <w:pStyle w:val="Heading3"/>
-      </w:pPr>
-      <w:r>
-        <w:t>Independent question · withhold the key</w:t>
-      </w:r>
-    </w:p>
-    <w:p>
-      <w:pPr>
-        <w:spacing w:line="336" w:lineRule="auto" w:after="180"/>
-        <w:shd w:fill="F5F1FB"/>
-      </w:pPr>
-      <w:r>
-        <w:rPr>
-          <w:b w:val="0"/>
-        </w:rPr>
-        <w:t>Selected case: A one-row two-column RGB image has pixels [10, 20, 30] then [40, 50, 60]. State its HWC shape and all three CHW planes. Give the green value at row 0 column 1 in both layouts.</w:t>
-      </w:r>
-    </w:p>
-    <w:p>
-      <w:pPr>
-        <w:spacing w:line="336" w:lineRule="auto" w:after="180"/>
-        <w:shd w:fill="F5F1FB"/>
-      </w:pPr>
-      <w:r>
-        <w:rPr>
-          <w:b w:val="0"/>
-        </w:rPr>
-        <w:t xml:space="preserve">A batch contains four copies: give its NHWC shape and total </w:t>
-      </w:r>
-      <w:r>
-        <w:rPr>
-          <w:b/>
-        </w:rPr>
-        <w:t>channel</w:t>
-      </w:r>
-      <w:r>
-        <w:rPr>
-          <w:b w:val="0"/>
-        </w:rPr>
-        <w:t>-value count.</w:t>
-      </w:r>
-    </w:p>
-    <w:p>
-      <w:pPr>
-        <w:pStyle w:val="Heading3"/>
-      </w:pPr>
-      <w:r>
-        <w:t>Selected case answer</w:t>
-      </w:r>
-    </w:p>
-    <w:p>
-      <w:pPr>
-        <w:pStyle w:val="Heading3"/>
-      </w:pPr>
-      <w:r>
-        <w:t>Teacher key · Selected case answer</w:t>
-      </w:r>
-    </w:p>
-    <w:p>
-      <w:pPr>
-        <w:spacing w:line="336" w:lineRule="auto" w:after="180"/>
-        <w:shd w:fill="F1F6FC"/>
-      </w:pPr>
-      <w:r>
-        <w:rPr>
-          <w:b w:val="0"/>
-        </w:rPr>
-        <w:t>Teacher explanation: HWC shape is 1 by 2 by 3. CHW planes are [[10, 40]], [[20, 50]], [[30, 60]], giving shape 3 by 1 by 2. hwc[0][1][1] and chw[1][0][1] both equal 50. Batch shape is 4 by 1 by 2 by 3, containing 24 values.</w:t>
+        <w:pStyle w:val="Heading2"/>
+      </w:pPr>
+      <w:r>
+        <w:t>Judge explanation,trace and limits</w:t>
       </w:r>
     </w:p>
     <w:tbl>
@@ -3607,54 +3772,55 @@
     </w:tbl>
     <w:p>
       <w:pPr>
-        <w:pStyle w:val="Heading3"/>
-      </w:pPr>
-      <w:r>
-        <w:t>Teacher key · Selected case answer</w:t>
+        <w:spacing w:line="336" w:lineRule="auto" w:after="180"/>
+      </w:pPr>
+      <w:r>
+        <w:rPr>
+          <w:b w:val="0"/>
+        </w:rPr>
+        <w:t>Record each dimension as not yet, with support, or independent. Accept a valid alternative procedure with a defensible trace.</w:t>
       </w:r>
     </w:p>
     <w:p>
       <w:pPr>
         <w:spacing w:line="336" w:lineRule="auto" w:after="180"/>
-        <w:shd w:fill="F1F6FC"/>
       </w:pPr>
       <w:r>
         <w:rPr>
           <w:b w:val="0"/>
         </w:rPr>
-        <w:t>Record each dimension as not yet, with support, or independent. Accept a valid alternative procedure with a defensible trace.</w:t>
+        <w:t xml:space="preserve">Do not penalise an honestly recorded model failure if the learner correctly explains its </w:t>
+      </w:r>
+      <w:r>
+        <w:rPr>
+          <w:b/>
+        </w:rPr>
+        <w:t>evidence</w:t>
+      </w:r>
+      <w:r>
+        <w:rPr>
+          <w:b w:val="0"/>
+        </w:rPr>
+        <w:t xml:space="preserve"> and limits.</w:t>
       </w:r>
     </w:p>
     <w:p>
       <w:pPr>
-        <w:spacing w:line="336" w:lineRule="auto" w:after="180"/>
-        <w:shd w:fill="F1F6FC"/>
-      </w:pPr>
-      <w:r>
-        <w:rPr>
-          <w:b w:val="0"/>
-        </w:rPr>
-        <w:t xml:space="preserve">Do not penalise an honestly recorded model failure if the learner correctly explains its </w:t>
-      </w:r>
-      <w:r>
-        <w:rPr>
-          <w:b/>
-        </w:rPr>
-        <w:t>evidence</w:t>
-      </w:r>
-      <w:r>
-        <w:rPr>
-          <w:b w:val="0"/>
-        </w:rPr>
-        <w:t xml:space="preserve"> and limits.</w:t>
+        <w:pStyle w:val="Heading2"/>
+      </w:pPr>
+      <w:r>
+        <w:t>Give one usable repair</w:t>
       </w:r>
     </w:p>
     <w:p>
       <w:pPr>
-        <w:pStyle w:val="Heading3"/>
-      </w:pPr>
-      <w:r>
-        <w:t>Feedback that the learner uses</w:t>
+        <w:spacing w:line="336" w:lineRule="auto" w:after="180"/>
+      </w:pPr>
+      <w:r>
+        <w:rPr>
+          <w:b w:val="0"/>
+        </w:rPr>
+        <w:t>Name the earliest unsupported step and give one action to repair it. Have the learner make that repair now and explain why. Then assess the relevant skill on a fresh, fully specified case.</w:t>
       </w:r>
     </w:p>
     <w:p>
@@ -3665,90 +3831,69 @@
         <w:rPr>
           <w:b w:val="0"/>
         </w:rPr>
-        <w:t>Name the earliest unsupported step and give one action to repair it. Have the learner make that repair now and explain why. Then assess the relevant skill on a fresh, fully specified case.</w:t>
+        <w:t>Confirm it was not previously practised with feedback; solve and check the new case before assigning it. A follow-up design prompt is a starting brief, not automatically an equivalent test.</w:t>
       </w:r>
     </w:p>
     <w:p>
       <w:pPr>
-        <w:spacing w:line="336" w:lineRule="auto" w:after="180"/>
-      </w:pPr>
-      <w:r>
-        <w:rPr>
-          <w:b w:val="0"/>
-        </w:rPr>
-        <w:t>Confirm it was not previously practised with feedback; solve and check the new case before assigning it. A follow-up design prompt is a starting brief, not automatically an equivalent test.</w:t>
+        <w:pStyle w:val="Heading2"/>
+      </w:pPr>
+      <w:r>
+        <w:t>W1 Read a pixel precisely</w:t>
       </w:r>
     </w:p>
     <w:p>
       <w:pPr>
-        <w:pStyle w:val="Heading1"/>
-      </w:pPr>
-      <w:r>
-        <w:t>06. Connect the project, support and next lesson</w:t>
+        <w:spacing w:line="336" w:lineRule="auto" w:after="180"/>
+      </w:pPr>
+      <w:r>
+        <w:rPr>
+          <w:b w:val="0"/>
+        </w:rPr>
+        <w:t xml:space="preserve">For the lesson image, give image[1][0], image[1][0][2], the HWC shape, pixel count and number of </w:t>
+      </w:r>
+      <w:r>
+        <w:rPr>
+          <w:b/>
+        </w:rPr>
+        <w:t>channel</w:t>
+      </w:r>
+      <w:r>
+        <w:rPr>
+          <w:b w:val="0"/>
+        </w:rPr>
+        <w:t xml:space="preserve"> values.</w:t>
       </w:r>
     </w:p>
     <w:p>
-      <w:r>
-        <w:t>Connect Image tensors and channels to Image-pattern Network Investigation, adapt support and plan a later changed-case check.</w:t>
+      <w:pPr>
+        <w:spacing w:line="336" w:lineRule="auto" w:after="180"/>
+      </w:pPr>
+      <w:r>
+        <w:rPr>
+          <w:b w:val="0"/>
+        </w:rPr>
+        <w:t xml:space="preserve">Teacher explanation: The RGB pixel is [0, 0, 255]; its blue value is 255. Shape is 2 by 2 by 3, with four pixels and twelve </w:t>
+      </w:r>
+      <w:r>
+        <w:rPr>
+          <w:b/>
+        </w:rPr>
+        <w:t>channel</w:t>
+      </w:r>
+      <w:r>
+        <w:rPr>
+          <w:b w:val="0"/>
+        </w:rPr>
+        <w:t xml:space="preserve"> values.</w:t>
       </w:r>
     </w:p>
     <w:p>
       <w:pPr>
-        <w:spacing w:line="336" w:lineRule="auto" w:after="180"/>
-      </w:pPr>
-      <w:r>
-        <w:rPr>
-          <w:b w:val="0"/>
-        </w:rPr>
-        <w:t xml:space="preserve">Add a labelled image </w:t>
-      </w:r>
-      <w:r>
-        <w:rPr>
-          <w:b/>
-        </w:rPr>
-        <w:t>tensor</w:t>
-      </w:r>
-      <w:r>
-        <w:rPr>
-          <w:b w:val="0"/>
-        </w:rPr>
-        <w:t xml:space="preserve">s and </w:t>
-      </w:r>
-      <w:r>
-        <w:rPr>
-          <w:b/>
-        </w:rPr>
-        <w:t>channel</w:t>
-      </w:r>
-      <w:r>
-        <w:rPr>
-          <w:b w:val="0"/>
-        </w:rPr>
-        <w:t xml:space="preserve">s </w:t>
-      </w:r>
-      <w:r>
-        <w:rPr>
-          <w:b/>
-        </w:rPr>
-        <w:t>evidence</w:t>
-      </w:r>
-      <w:r>
-        <w:rPr>
-          <w:b w:val="0"/>
-        </w:rPr>
-        <w:t xml:space="preserve"> sheet to Image-pattern Network Investigation. Show how you can read a pixel using declared row column and </w:t>
-      </w:r>
-      <w:r>
-        <w:rPr>
-          <w:b/>
-        </w:rPr>
-        <w:t>channel</w:t>
-      </w:r>
-      <w:r>
-        <w:rPr>
-          <w:b w:val="0"/>
-        </w:rPr>
-        <w:t xml:space="preserve"> axes.</w:t>
+        <w:pStyle w:val="Heading2"/>
+      </w:pPr>
+      <w:r>
+        <w:t>W2 Audit an axis conversion</w:t>
       </w:r>
     </w:p>
     <w:p>
@@ -3759,31 +3904,7 @@
         <w:rPr>
           <w:b w:val="0"/>
         </w:rPr>
-        <w:t xml:space="preserve">Use the supplied fictional case and keep its </w:t>
-      </w:r>
-      <w:r>
-        <w:rPr>
-          <w:b/>
-        </w:rPr>
-        <w:t>input</w:t>
-      </w:r>
-      <w:r>
-        <w:rPr>
-          <w:b w:val="0"/>
-        </w:rPr>
-        <w:t xml:space="preserve">s, intermediate steps, calculation or </w:t>
-      </w:r>
-      <w:r>
-        <w:rPr>
-          <w:b/>
-        </w:rPr>
-        <w:t>prediction</w:t>
-      </w:r>
-      <w:r>
-        <w:rPr>
-          <w:b w:val="0"/>
-        </w:rPr>
-        <w:t>, and limitation. Connect this record to last week’s record; a matching answer without a trace is insufficient.</w:t>
+        <w:t>A program flattens the lesson HWC array and groups the first four values into a 2 by 2 red plane. Give that incorrect plane and the correct plane. Identify a position where they disagree.</w:t>
       </w:r>
     </w:p>
     <w:p>
@@ -3794,30 +3915,15 @@
         <w:rPr>
           <w:b w:val="0"/>
         </w:rPr>
-        <w:t>Use three labelled paper grids and a coordinate ledger; provide colour names so success does not depend on colour vision. Allow fraction answers for scaling.</w:t>
+        <w:t>Teacher explanation: The incorrect plane is [[255, 0], [0, 0]]. The correct red plane is [[255, 0], [0, 255]]. They disagree at row 1 column 1. Regrouping consecutive values does not transpose axes.</w:t>
       </w:r>
     </w:p>
     <w:p>
       <w:pPr>
-        <w:spacing w:line="336" w:lineRule="auto" w:after="180"/>
-      </w:pPr>
-      <w:r>
-        <w:rPr>
-          <w:b w:val="0"/>
-        </w:rPr>
-        <w:t xml:space="preserve">Extension: convert a rectangular image HWC to CHW and back, checking every coordinate, then construct two different colours with the same classroom </w:t>
-      </w:r>
-      <w:r>
-        <w:rPr>
-          <w:b/>
-        </w:rPr>
-        <w:t>channel</w:t>
-      </w:r>
-      <w:r>
-        <w:rPr>
-          <w:b w:val="0"/>
-        </w:rPr>
-        <w:t xml:space="preserve"> mean.</w:t>
+        <w:pStyle w:val="Heading2"/>
+      </w:pPr>
+      <w:r>
+        <w:t>W3 Check scaling and lost colour</w:t>
       </w:r>
     </w:p>
     <w:p>
@@ -3828,7 +3934,7 @@
         <w:rPr>
           <w:b w:val="0"/>
         </w:rPr>
-        <w:t>Week 21 introduces convolution as a local operation with explicit neighbourhoods and boundary rules.</w:t>
+        <w:t>Scale [255, 128, 0] by 255, keeping the middle value as a fraction. Then calculate the classroom RGB means of pure red and pure green. Which operation loses the distinction between those colours?</w:t>
       </w:r>
     </w:p>
     <w:p>
@@ -3839,15 +3945,438 @@
         <w:rPr>
           <w:b w:val="0"/>
         </w:rPr>
-        <w:t>Retain the project ledger and assess a changed case after support. Check the relevant prerequisite before carrying this component forward.</w:t>
+        <w:t>Teacher explanation: Scaling gives [1, 128/255, 0]. Both RGB means are 85, so averaging loses the red versus green distinction. Exact fixed scaling preserves the triplet distinction.</w:t>
       </w:r>
     </w:p>
     <w:p>
       <w:pPr>
+        <w:pStyle w:val="Heading2"/>
+      </w:pPr>
+      <w:r>
+        <w:t>W5 Design revealing pipeline checks</w:t>
+      </w:r>
+    </w:p>
+    <w:p>
+      <w:pPr>
+        <w:spacing w:line="336" w:lineRule="auto" w:after="180"/>
+      </w:pPr>
+      <w:r>
+        <w:rPr>
+          <w:b w:val="0"/>
+        </w:rPr>
+        <w:t>The lesson image is loaded with red and blue exchanged, then scaled twice. Give two expected checks that would expose these errors even though the shape is correct.</w:t>
+      </w:r>
+    </w:p>
+    <w:p>
+      <w:pPr>
+        <w:spacing w:line="336" w:lineRule="auto" w:after="180"/>
+      </w:pPr>
+      <w:r>
+        <w:rPr>
+          <w:b w:val="0"/>
+        </w:rPr>
+        <w:t>Teacher explanation: Before scaling, the top-left pixel must be [255, 0, 0], not [0, 0, 255]. A known raw component of 255 must become 1 after scaling once; approximately 0.00392 indicates division twice.</w:t>
+      </w:r>
+    </w:p>
+    <w:p>
+      <w:pPr>
+        <w:spacing w:line="336" w:lineRule="auto" w:after="180"/>
+      </w:pPr>
+      <w:r>
+        <w:rPr>
+          <w:b w:val="0"/>
+        </w:rPr>
+        <w:t>Test named values and positions as well as dimensions.</w:t>
+      </w:r>
+    </w:p>
+    <w:p>
+      <w:pPr>
+        <w:pStyle w:val="Heading2"/>
+      </w:pPr>
+      <w:r>
+        <w:t>Earlier wording, alternatives and picture transcripts · reference / check after trying</w:t>
+      </w:r>
+    </w:p>
+    <w:p>
+      <w:pPr>
         <w:pStyle w:val="Heading3"/>
       </w:pPr>
       <w:r>
-        <w:t>Plan the delayed return</w:t>
+        <w:t>Guided and exit questions</w:t>
+      </w:r>
+    </w:p>
+    <w:p>
+      <w:pPr>
+        <w:spacing w:line="336" w:lineRule="auto" w:after="180"/>
+      </w:pPr>
+      <w:r>
+        <w:rPr>
+          <w:b w:val="0"/>
+        </w:rPr>
+        <w:t>Guided: top-right is [0, 255, 0] and bottom-right is [255, 255, 255]. The top-right green value is hwc[0][1][1] or chw[1][0][1], both 255. Exit: shape alone misses both errors.</w:t>
+      </w:r>
+    </w:p>
+    <w:p>
+      <w:pPr>
+        <w:spacing w:line="336" w:lineRule="auto" w:after="180"/>
+      </w:pPr>
+      <w:r>
+        <w:rPr>
+          <w:b w:val="0"/>
+        </w:rPr>
+        <w:t>Check the top-left RGB pixel is red before scaling and that a raw value 255 becomes exactly 1 under one declared division, rather than approximately 0.00392.</w:t>
+      </w:r>
+    </w:p>
+    <w:p>
+      <w:pPr>
+        <w:pStyle w:val="Heading3"/>
+      </w:pPr>
+      <w:r>
+        <w:t>W1 Read a pixel precisely</w:t>
+      </w:r>
+    </w:p>
+    <w:p>
+      <w:pPr>
+        <w:pStyle w:val="Heading3"/>
+      </w:pPr>
+      <w:r>
+        <w:t>W2 Audit an axis conversion</w:t>
+      </w:r>
+    </w:p>
+    <w:p>
+      <w:pPr>
+        <w:pStyle w:val="Heading3"/>
+      </w:pPr>
+      <w:r>
+        <w:t>W3 Check scaling and lost colour</w:t>
+      </w:r>
+    </w:p>
+    <w:p>
+      <w:pPr>
+        <w:pStyle w:val="Heading3"/>
+      </w:pPr>
+      <w:r>
+        <w:t>W4 Convert a new image independently</w:t>
+      </w:r>
+    </w:p>
+    <w:p>
+      <w:pPr>
+        <w:spacing w:line="336" w:lineRule="auto" w:after="180"/>
+      </w:pPr>
+      <w:r>
+        <w:rPr>
+          <w:b w:val="0"/>
+        </w:rPr>
+        <w:t>A one-row two-column RGB image has pixels [10, 20, 30] then [40, 50, 60]. State its HWC shape and all three CHW planes. Give the green value at row 0 column 1 in both layouts.</w:t>
+      </w:r>
+    </w:p>
+    <w:p>
+      <w:pPr>
+        <w:spacing w:line="336" w:lineRule="auto" w:after="180"/>
+      </w:pPr>
+      <w:r>
+        <w:rPr>
+          <w:b w:val="0"/>
+        </w:rPr>
+        <w:t xml:space="preserve">A batch contains four copies: give its NHWC shape and total </w:t>
+      </w:r>
+      <w:r>
+        <w:rPr>
+          <w:b/>
+        </w:rPr>
+        <w:t>channel</w:t>
+      </w:r>
+      <w:r>
+        <w:rPr>
+          <w:b w:val="0"/>
+        </w:rPr>
+        <w:t>-value count.</w:t>
+      </w:r>
+    </w:p>
+    <w:p>
+      <w:pPr>
+        <w:spacing w:line="336" w:lineRule="auto" w:after="180"/>
+      </w:pPr>
+      <w:r>
+        <w:rPr>
+          <w:b w:val="0"/>
+        </w:rPr>
+        <w:t>Teacher explanation: HWC shape is 1 by 2 by 3. CHW planes are [[10, 40]], [[20, 50]], [[30, 60]], giving shape 3 by 1 by 2. hwc[0][1][1] and chw[1][0][1] both equal 50. Batch shape is 4 by 1 by 2 by 3, containing 24 values.</w:t>
+      </w:r>
+    </w:p>
+    <w:p>
+      <w:pPr>
+        <w:pStyle w:val="Heading3"/>
+      </w:pPr>
+      <w:r>
+        <w:t>W5 Design revealing pipeline checks</w:t>
+      </w:r>
+    </w:p>
+    <w:p>
+      <w:pPr>
+        <w:pStyle w:val="Heading3"/>
+      </w:pPr>
+      <w:r>
+        <w:t>Independent assessment and fresh retry</w:t>
+      </w:r>
+    </w:p>
+    <w:p>
+      <w:pPr>
+        <w:spacing w:line="336" w:lineRule="auto" w:after="180"/>
+      </w:pPr>
+      <w:r>
+        <w:rPr>
+          <w:b w:val="0"/>
+        </w:rPr>
+        <w:t>W4 requires three planes, both coordinate references to value 50, NHWC shape 4 by 1 by 2 by 3 and 24 values. Fresh retry: a two-row one-column image contains [3, 6, 9] above [12, 15, 18]. HWC shape is 2 by 1 by 3.</w:t>
+      </w:r>
+    </w:p>
+    <w:p>
+      <w:pPr>
+        <w:spacing w:line="336" w:lineRule="auto" w:after="180"/>
+      </w:pPr>
+      <w:r>
+        <w:rPr>
+          <w:b w:val="0"/>
+        </w:rPr>
+        <w:t>CHW planes are [[3], [12]], [[6], [15]], [[9], [18]]. The bottom blue component is hwc[1][0][2] = chw[2][1][0] = 18. A batch of three has NHWC shape 3 by 2 by 1 by 3 and 18 values.</w:t>
+      </w:r>
+    </w:p>
+    <w:p>
+      <w:pPr>
+        <w:pStyle w:val="Heading3"/>
+      </w:pPr>
+      <w:r>
+        <w:t>Assess independent transfer</w:t>
+      </w:r>
+    </w:p>
+    <w:p>
+      <w:pPr>
+        <w:pStyle w:val="Heading3"/>
+      </w:pPr>
+      <w:r>
+        <w:t>Selected case answer</w:t>
+      </w:r>
+    </w:p>
+    <w:p>
+      <w:pPr>
+        <w:pStyle w:val="Heading3"/>
+      </w:pPr>
+      <w:r>
+        <w:t>Feedback that the learner uses</w:t>
+      </w:r>
+    </w:p>
+    <w:p>
+      <w:pPr>
+        <w:pStyle w:val="Heading1"/>
+      </w:pPr>
+      <w:r>
+        <w:t>06. Connect,support and revisit the mathematics</w:t>
+      </w:r>
+    </w:p>
+    <w:p>
+      <w:r>
+        <w:t>Use the saved evidence to choose the next step.</w:t>
+      </w:r>
+    </w:p>
+    <w:p>
+      <w:pPr>
+        <w:pStyle w:val="Heading2"/>
+      </w:pPr>
+      <w:r>
+        <w:t>Project and next-week bridge</w:t>
+      </w:r>
+    </w:p>
+    <w:p>
+      <w:pPr>
+        <w:spacing w:line="336" w:lineRule="auto" w:after="180"/>
+      </w:pPr>
+      <w:r>
+        <w:rPr>
+          <w:b w:val="0"/>
+        </w:rPr>
+        <w:t xml:space="preserve">Add a labelled image </w:t>
+      </w:r>
+      <w:r>
+        <w:rPr>
+          <w:b/>
+        </w:rPr>
+        <w:t>tensor</w:t>
+      </w:r>
+      <w:r>
+        <w:rPr>
+          <w:b w:val="0"/>
+        </w:rPr>
+        <w:t xml:space="preserve">s and </w:t>
+      </w:r>
+      <w:r>
+        <w:rPr>
+          <w:b/>
+        </w:rPr>
+        <w:t>channel</w:t>
+      </w:r>
+      <w:r>
+        <w:rPr>
+          <w:b w:val="0"/>
+        </w:rPr>
+        <w:t xml:space="preserve">s </w:t>
+      </w:r>
+      <w:r>
+        <w:rPr>
+          <w:b/>
+        </w:rPr>
+        <w:t>evidence</w:t>
+      </w:r>
+      <w:r>
+        <w:rPr>
+          <w:b w:val="0"/>
+        </w:rPr>
+        <w:t xml:space="preserve"> sheet to Image-pattern Network Investigation. Show how you can read a pixel using declared row column and </w:t>
+      </w:r>
+      <w:r>
+        <w:rPr>
+          <w:b/>
+        </w:rPr>
+        <w:t>channel</w:t>
+      </w:r>
+      <w:r>
+        <w:rPr>
+          <w:b w:val="0"/>
+        </w:rPr>
+        <w:t xml:space="preserve"> axes.</w:t>
+      </w:r>
+    </w:p>
+    <w:p>
+      <w:pPr>
+        <w:spacing w:line="336" w:lineRule="auto" w:after="180"/>
+      </w:pPr>
+      <w:r>
+        <w:rPr>
+          <w:b w:val="0"/>
+        </w:rPr>
+        <w:t xml:space="preserve">Use the supplied fictional case and keep its </w:t>
+      </w:r>
+      <w:r>
+        <w:rPr>
+          <w:b/>
+        </w:rPr>
+        <w:t>input</w:t>
+      </w:r>
+      <w:r>
+        <w:rPr>
+          <w:b w:val="0"/>
+        </w:rPr>
+        <w:t xml:space="preserve">s, intermediate steps, calculation or </w:t>
+      </w:r>
+      <w:r>
+        <w:rPr>
+          <w:b/>
+        </w:rPr>
+        <w:t>prediction</w:t>
+      </w:r>
+      <w:r>
+        <w:rPr>
+          <w:b w:val="0"/>
+        </w:rPr>
+        <w:t>, and limitation. Connect this record to last week’s record; a matching answer without a trace is insufficient.</w:t>
+      </w:r>
+    </w:p>
+    <w:p>
+      <w:pPr>
+        <w:spacing w:line="336" w:lineRule="auto" w:after="180"/>
+      </w:pPr>
+      <w:r>
+        <w:rPr>
+          <w:b w:val="0"/>
+        </w:rPr>
+        <w:t>Use three labelled paper grids and a coordinate ledger; provide colour names so success does not depend on colour vision. Allow fraction answers for scaling.</w:t>
+      </w:r>
+    </w:p>
+    <w:p>
+      <w:pPr>
+        <w:spacing w:line="336" w:lineRule="auto" w:after="180"/>
+      </w:pPr>
+      <w:r>
+        <w:rPr>
+          <w:b w:val="0"/>
+        </w:rPr>
+        <w:t xml:space="preserve">Extension: convert a rectangular image HWC to CHW and back, checking every coordinate, then construct two different colours with the same classroom </w:t>
+      </w:r>
+      <w:r>
+        <w:rPr>
+          <w:b/>
+        </w:rPr>
+        <w:t>channel</w:t>
+      </w:r>
+      <w:r>
+        <w:rPr>
+          <w:b w:val="0"/>
+        </w:rPr>
+        <w:t xml:space="preserve"> mean.</w:t>
+      </w:r>
+    </w:p>
+    <w:p>
+      <w:pPr>
+        <w:spacing w:line="336" w:lineRule="auto" w:after="180"/>
+      </w:pPr>
+      <w:r>
+        <w:rPr>
+          <w:b w:val="0"/>
+        </w:rPr>
+        <w:t>Week 21 introduces convolution as a local operation with explicit neighbourhoods and boundary rules.</w:t>
+      </w:r>
+    </w:p>
+    <w:p>
+      <w:pPr>
+        <w:spacing w:line="336" w:lineRule="auto" w:after="180"/>
+      </w:pPr>
+      <w:r>
+        <w:rPr>
+          <w:b w:val="0"/>
+        </w:rPr>
+        <w:t>Retain the project ledger and assess a changed case after support. Check the relevant prerequisite before carrying this component forward.</w:t>
+      </w:r>
+    </w:p>
+    <w:p>
+      <w:pPr>
+        <w:spacing w:line="336" w:lineRule="auto" w:after="180"/>
+      </w:pPr>
+      <w:r>
+        <w:rPr>
+          <w:b w:val="0"/>
+        </w:rPr>
+        <w:t xml:space="preserve">For your Image-pattern Network Investigation, save the </w:t>
+      </w:r>
+      <w:r>
+        <w:rPr>
+          <w:b/>
+        </w:rPr>
+        <w:t>input</w:t>
+      </w:r>
+      <w:r>
+        <w:rPr>
+          <w:b w:val="0"/>
+        </w:rPr>
+        <w:t>, procedure, observed result and limitation of this check.</w:t>
+      </w:r>
+    </w:p>
+    <w:p>
+      <w:pPr>
+        <w:spacing w:line="336" w:lineRule="auto" w:after="180"/>
+      </w:pPr>
+      <w:r>
+        <w:rPr>
+          <w:b w:val="0"/>
+        </w:rPr>
+        <w:t>Label this worked example as practice; use a different, previously unreviewed case when checking independent understanding.</w:t>
+      </w:r>
+    </w:p>
+    <w:p>
+      <w:pPr>
+        <w:pStyle w:val="Heading2"/>
+      </w:pPr>
+      <w:r>
+        <w:t>Delayed return and support record</w:t>
       </w:r>
     </w:p>
     <w:p>
@@ -4064,44 +4593,26 @@
     </w:p>
     <w:p>
       <w:pPr>
-        <w:pStyle w:val="Heading3"/>
-      </w:pPr>
-      <w:r>
-        <w:t>Project evidence from this case</w:t>
+        <w:pStyle w:val="Heading2"/>
+      </w:pPr>
+      <w:r>
+        <w:t>Earlier wording, alternatives and picture transcripts · reference / check after trying</w:t>
       </w:r>
     </w:p>
     <w:p>
       <w:pPr>
-        <w:spacing w:line="336" w:lineRule="auto" w:after="180"/>
-      </w:pPr>
-      <w:r>
-        <w:rPr>
-          <w:b w:val="0"/>
-        </w:rPr>
-        <w:t xml:space="preserve">For your Image-pattern Network Investigation, save the </w:t>
-      </w:r>
-      <w:r>
-        <w:rPr>
-          <w:b/>
-        </w:rPr>
-        <w:t>input</w:t>
-      </w:r>
-      <w:r>
-        <w:rPr>
-          <w:b w:val="0"/>
-        </w:rPr>
-        <w:t>, procedure, observed result and limitation of this check.</w:t>
+        <w:pStyle w:val="Heading3"/>
+      </w:pPr>
+      <w:r>
+        <w:t>Plan the delayed return</w:t>
       </w:r>
     </w:p>
     <w:p>
       <w:pPr>
-        <w:spacing w:line="336" w:lineRule="auto" w:after="180"/>
-      </w:pPr>
-      <w:r>
-        <w:rPr>
-          <w:b w:val="0"/>
-        </w:rPr>
-        <w:t>Label this worked example as practice; use a different, previously unreviewed case when checking independent understanding.</w:t>
+        <w:pStyle w:val="Heading3"/>
+      </w:pPr>
+      <w:r>
+        <w:t>Project evidence from this case</w:t>
       </w:r>
     </w:p>
     <w:p>
@@ -4109,26 +4620,33 @@
         <w:pStyle w:val="Heading1"/>
       </w:pPr>
       <w:r>
-        <w:t>07. Prepare, teach and assess</w:t>
+        <w:t>Reference bank and extra practice</w:t>
       </w:r>
     </w:p>
     <w:p>
-      <w:r>
-        <w:t>Use this preparation summary alongside the detailed Image tensors and channels lesson; it is a checklist rather than a replacement for the full sequence.</w:t>
+      <w:pPr>
+        <w:pStyle w:val="Heading1"/>
+      </w:pPr>
+      <w:r>
+        <w:t>07. Reference · Alternative planning checklist</w:t>
       </w:r>
     </w:p>
     <w:p>
-      <w:pPr>
-        <w:pStyle w:val="Heading3"/>
-      </w:pPr>
-      <w:r>
-        <w:t>Teaching target</w:t>
+      <w:r>
+        <w:t>Use alongside the main route when helpful.</w:t>
       </w:r>
     </w:p>
     <w:p>
       <w:pPr>
+        <w:pStyle w:val="Heading2"/>
+      </w:pPr>
+      <w:r>
+        <w:t>Planning,assessment and project reminders</w:t>
+      </w:r>
+    </w:p>
+    <w:p>
+      <w:pPr>
         <w:spacing w:line="336" w:lineRule="auto" w:after="180"/>
-        <w:shd w:fill="EDF7F3"/>
       </w:pPr>
       <w:r>
         <w:rPr>
@@ -4339,22 +4857,60 @@
     </w:p>
     <w:p>
       <w:pPr>
-        <w:pStyle w:val="Heading3"/>
-      </w:pPr>
-      <w:r>
-        <w:t>Supported practice answer</w:t>
+        <w:spacing w:line="336" w:lineRule="auto" w:after="180"/>
+      </w:pPr>
+      <w:r>
+        <w:rPr>
+          <w:b w:val="0"/>
+        </w:rPr>
+        <w:t>Reasoned practice answer: Teacher explanation: The incorrect plane is [[255, 0], [0, 0]]. The correct red plane is [[255, 0], [0, 255]]. They disagree at row 1 column 1. Regrouping consecutive values does not transpose axes.</w:t>
       </w:r>
     </w:p>
     <w:p>
       <w:pPr>
         <w:spacing w:line="336" w:lineRule="auto" w:after="180"/>
-        <w:shd w:fill="F1F6FC"/>
       </w:pPr>
       <w:r>
         <w:rPr>
           <w:b w:val="0"/>
         </w:rPr>
-        <w:t>Reasoned practice answer: Teacher explanation: The incorrect plane is [[255, 0], [0, 0]]. The correct red plane is [[255, 0], [0, 255]]. They disagree at row 1 column 1. Regrouping consecutive values does not transpose axes.</w:t>
+        <w:t xml:space="preserve">Check every learner before discussion: Use the worked case for Image </w:t>
+      </w:r>
+      <w:r>
+        <w:rPr>
+          <w:b/>
+        </w:rPr>
+        <w:t>tensor</w:t>
+      </w:r>
+      <w:r>
+        <w:rPr>
+          <w:b w:val="0"/>
+        </w:rPr>
+        <w:t xml:space="preserve">s and </w:t>
+      </w:r>
+      <w:r>
+        <w:rPr>
+          <w:b/>
+        </w:rPr>
+        <w:t>channel</w:t>
+      </w:r>
+      <w:r>
+        <w:rPr>
+          <w:b w:val="0"/>
+        </w:rPr>
+        <w:t xml:space="preserve">s. Proposed explanation: “Three </w:t>
+      </w:r>
+      <w:r>
+        <w:rPr>
+          <w:b/>
+        </w:rPr>
+        <w:t>channel</w:t>
+      </w:r>
+      <w:r>
+        <w:rPr>
+          <w:b w:val="0"/>
+        </w:rPr>
+        <w:t>s mean three images”. Decide whether this explanation is supported.</w:t>
       </w:r>
     </w:p>
     <w:p>
@@ -4365,43 +4921,7 @@
         <w:rPr>
           <w:b w:val="0"/>
         </w:rPr>
-        <w:t xml:space="preserve">Check every learner before discussion: Use the worked case for Image </w:t>
-      </w:r>
-      <w:r>
-        <w:rPr>
-          <w:b/>
-        </w:rPr>
-        <w:t>tensor</w:t>
-      </w:r>
-      <w:r>
-        <w:rPr>
-          <w:b w:val="0"/>
-        </w:rPr>
-        <w:t xml:space="preserve">s and </w:t>
-      </w:r>
-      <w:r>
-        <w:rPr>
-          <w:b/>
-        </w:rPr>
-        <w:t>channel</w:t>
-      </w:r>
-      <w:r>
-        <w:rPr>
-          <w:b w:val="0"/>
-        </w:rPr>
-        <w:t xml:space="preserve">s. Proposed explanation: “Three </w:t>
-      </w:r>
-      <w:r>
-        <w:rPr>
-          <w:b/>
-        </w:rPr>
-        <w:t>channel</w:t>
-      </w:r>
-      <w:r>
-        <w:rPr>
-          <w:b w:val="0"/>
-        </w:rPr>
-        <w:t>s mean three images”. Decide whether this explanation is supported.</w:t>
+        <w:t>Point to the step or supplied fact that decides; explain your repair if needed.</w:t>
       </w:r>
     </w:p>
     <w:p>
@@ -4412,141 +4932,93 @@
         <w:rPr>
           <w:b w:val="0"/>
         </w:rPr>
-        <w:t>Point to the step or supplied fact that decides; explain your repair if needed.</w:t>
+        <w:t xml:space="preserve">Misconception repair: </w:t>
+      </w:r>
+      <w:r>
+        <w:rPr>
+          <w:b/>
+        </w:rPr>
+        <w:t>Channel</w:t>
+      </w:r>
+      <w:r>
+        <w:rPr>
+          <w:b w:val="0"/>
+        </w:rPr>
+        <w:t>s are component planes at matching spatial positions in one image.</w:t>
       </w:r>
     </w:p>
     <w:p>
       <w:pPr>
-        <w:pStyle w:val="Heading3"/>
-      </w:pPr>
-      <w:r>
-        <w:t>Repair the misconception</w:t>
+        <w:spacing w:line="336" w:lineRule="auto" w:after="180"/>
+      </w:pPr>
+      <w:r>
+        <w:rPr>
+          <w:b w:val="0"/>
+        </w:rPr>
+        <w:t xml:space="preserve">Support: read the exact case aloud, enlarge the labelled picture, supply </w:t>
+      </w:r>
+      <w:r>
+        <w:rPr>
+          <w:b/>
+        </w:rPr>
+        <w:t>input</w:t>
+      </w:r>
+      <w:r>
+        <w:rPr>
+          <w:b w:val="0"/>
+        </w:rPr>
+        <w:t xml:space="preserve"> cards and model only the first deciding step. Accept a spoken explanation or drawing; retain the reasoning goal.</w:t>
       </w:r>
     </w:p>
     <w:p>
       <w:pPr>
         <w:spacing w:line="336" w:lineRule="auto" w:after="180"/>
-        <w:shd w:fill="FFF5E6"/>
       </w:pPr>
       <w:r>
         <w:rPr>
           <w:b w:val="0"/>
         </w:rPr>
-        <w:t xml:space="preserve">Misconception repair: </w:t>
+        <w:t xml:space="preserve">Extension: Add a batch containing three identical images in NHWC layout. Require a </w:t>
       </w:r>
       <w:r>
         <w:rPr>
           <w:b/>
         </w:rPr>
-        <w:t>Channel</w:t>
+        <w:t>prediction</w:t>
       </w:r>
       <w:r>
         <w:rPr>
           <w:b w:val="0"/>
         </w:rPr>
-        <w:t>s are component planes at matching spatial positions in one image.</w:t>
+        <w:t xml:space="preserve"> and a reason before comparing. Expected result: Batch shape is [3, 2, 1, 3].</w:t>
       </w:r>
     </w:p>
     <w:p>
       <w:pPr>
-        <w:pStyle w:val="Heading3"/>
-      </w:pPr>
-      <w:r>
-        <w:t>Support without giving away the answer</w:t>
+        <w:spacing w:line="336" w:lineRule="auto" w:after="180"/>
+      </w:pPr>
+      <w:r>
+        <w:rPr>
+          <w:b w:val="0"/>
+        </w:rPr>
+        <w:t xml:space="preserve">Reason: The new first dimension counts images; it does not add a fourth colour </w:t>
+      </w:r>
+      <w:r>
+        <w:rPr>
+          <w:b/>
+        </w:rPr>
+        <w:t>channel</w:t>
+      </w:r>
+      <w:r>
+        <w:rPr>
+          <w:b w:val="0"/>
+        </w:rPr>
+        <w:t>.</w:t>
       </w:r>
     </w:p>
     <w:p>
       <w:pPr>
         <w:spacing w:line="336" w:lineRule="auto" w:after="180"/>
-        <w:shd w:fill="F1F6F8"/>
-      </w:pPr>
-      <w:r>
-        <w:rPr>
-          <w:b w:val="0"/>
-        </w:rPr>
-        <w:t xml:space="preserve">Support: read the exact case aloud, enlarge the labelled picture, supply </w:t>
-      </w:r>
-      <w:r>
-        <w:rPr>
-          <w:b/>
-        </w:rPr>
-        <w:t>input</w:t>
-      </w:r>
-      <w:r>
-        <w:rPr>
-          <w:b w:val="0"/>
-        </w:rPr>
-        <w:t xml:space="preserve"> cards and model only the first deciding step. Accept a spoken explanation or drawing; retain the reasoning goal.</w:t>
-      </w:r>
-    </w:p>
-    <w:p>
-      <w:pPr>
-        <w:pStyle w:val="Heading3"/>
-      </w:pPr>
-      <w:r>
-        <w:t>Extend the reasoning</w:t>
-      </w:r>
-    </w:p>
-    <w:p>
-      <w:pPr>
-        <w:spacing w:line="336" w:lineRule="auto" w:after="180"/>
-        <w:shd w:fill="F5F1FB"/>
-      </w:pPr>
-      <w:r>
-        <w:rPr>
-          <w:b w:val="0"/>
-        </w:rPr>
-        <w:t xml:space="preserve">Extension: Add a batch containing three identical images in NHWC layout. Require a </w:t>
-      </w:r>
-      <w:r>
-        <w:rPr>
-          <w:b/>
-        </w:rPr>
-        <w:t>prediction</w:t>
-      </w:r>
-      <w:r>
-        <w:rPr>
-          <w:b w:val="0"/>
-        </w:rPr>
-        <w:t xml:space="preserve"> and a reason before comparing. Expected result: Batch shape is [3, 2, 1, 3].</w:t>
-      </w:r>
-    </w:p>
-    <w:p>
-      <w:pPr>
-        <w:spacing w:line="336" w:lineRule="auto" w:after="180"/>
-        <w:shd w:fill="F5F1FB"/>
-      </w:pPr>
-      <w:r>
-        <w:rPr>
-          <w:b w:val="0"/>
-        </w:rPr>
-        <w:t xml:space="preserve">Reason: The new first dimension counts images; it does not add a fourth colour </w:t>
-      </w:r>
-      <w:r>
-        <w:rPr>
-          <w:b/>
-        </w:rPr>
-        <w:t>channel</w:t>
-      </w:r>
-      <w:r>
-        <w:rPr>
-          <w:b w:val="0"/>
-        </w:rPr>
-        <w:t>.</w:t>
-      </w:r>
-    </w:p>
-    <w:p>
-      <w:pPr>
-        <w:pStyle w:val="Heading3"/>
-      </w:pPr>
-      <w:r>
-        <w:t>Protect the independent attempt</w:t>
-      </w:r>
-    </w:p>
-    <w:p>
-      <w:pPr>
-        <w:spacing w:line="336" w:lineRule="auto" w:after="180"/>
-        <w:shd w:fill="FFF5E6"/>
       </w:pPr>
       <w:r>
         <w:rPr>
@@ -4741,58 +5213,57 @@
     </w:tbl>
     <w:p>
       <w:pPr>
-        <w:pStyle w:val="Heading3"/>
-      </w:pPr>
-      <w:r>
-        <w:t>Project checkpoint</w:t>
+        <w:spacing w:line="336" w:lineRule="auto" w:after="180"/>
+      </w:pPr>
+      <w:r>
+        <w:rPr>
+          <w:b w:val="0"/>
+        </w:rPr>
+        <w:t>Project checkpoint: Evaluate and revise. Compare with your starting method, explain errors and record a justified revision.</w:t>
       </w:r>
     </w:p>
     <w:p>
       <w:pPr>
         <w:spacing w:line="336" w:lineRule="auto" w:after="180"/>
-        <w:shd w:fill="EDF7F3"/>
       </w:pPr>
       <w:r>
         <w:rPr>
           <w:b w:val="0"/>
         </w:rPr>
-        <w:t>Project checkpoint: Evaluate and revise. Compare with your starting method, explain errors and record a justified revision.</w:t>
+        <w:t xml:space="preserve">Use the weekly teacher answer for topic-specific reasoning. A saved progress tick is an activity record; judge mastery from the learner’s explanation and </w:t>
+      </w:r>
+      <w:r>
+        <w:rPr>
+          <w:b/>
+        </w:rPr>
+        <w:t>evidence</w:t>
+      </w:r>
+      <w:r>
+        <w:rPr>
+          <w:b w:val="0"/>
+        </w:rPr>
+        <w:t>.</w:t>
       </w:r>
     </w:p>
     <w:p>
       <w:pPr>
-        <w:spacing w:line="336" w:lineRule="auto" w:after="180"/>
-      </w:pPr>
-      <w:r>
-        <w:rPr>
-          <w:b w:val="0"/>
-        </w:rPr>
-        <w:t xml:space="preserve">Use the weekly teacher answer for topic-specific reasoning. A saved progress tick is an activity record; judge mastery from the learner’s explanation and </w:t>
-      </w:r>
-      <w:r>
-        <w:rPr>
-          <w:b/>
-        </w:rPr>
-        <w:t>evidence</w:t>
-      </w:r>
-      <w:r>
-        <w:rPr>
-          <w:b w:val="0"/>
-        </w:rPr>
-        <w:t>.</w:t>
+        <w:pStyle w:val="Heading1"/>
+      </w:pPr>
+      <w:r>
+        <w:t>08. Reference · Feedback,labs and repair paths</w:t>
       </w:r>
     </w:p>
     <w:p>
-      <w:pPr>
-        <w:pStyle w:val="Heading1"/>
-      </w:pPr>
-      <w:r>
-        <w:t>08. Use feedback, labs and repair paths</w:t>
+      <w:r>
+        <w:t>Retain the first attempt and the evidence used for a repair.</w:t>
       </w:r>
     </w:p>
     <w:p>
-      <w:r>
-        <w:t>Use feedback, earlier review and portfolios purposefully. Apply the coding routine only when this lesson has an executable lab.</w:t>
+      <w:pPr>
+        <w:pStyle w:val="Heading2"/>
+      </w:pPr>
+      <w:r>
+        <w:t>Feedback and record guidance</w:t>
       </w:r>
     </w:p>
     <w:p>
@@ -4891,40 +5362,17 @@
         <w:pStyle w:val="Heading1"/>
       </w:pPr>
       <w:r>
-        <w:t>09. Visual concept journey</w:t>
+        <w:t>09. Reference · Teach with the six pictures</w:t>
       </w:r>
     </w:p>
     <w:p>
       <w:r>
-        <w:t>Show one Image tensors and channels graphic at a time, request a prediction and discuss its trace before the independent assessment.</w:t>
+        <w:t>Choose one picture for a particular reasoning move.</w:t>
       </w:r>
     </w:p>
     <w:p>
       <w:pPr>
-        <w:spacing w:line="336" w:lineRule="auto" w:after="180"/>
-      </w:pPr>
-      <w:r>
-        <w:rPr>
-          <w:b w:val="0"/>
-        </w:rPr>
-        <w:t xml:space="preserve">Use one picture at a time. Hide a worked result before asking for a </w:t>
-      </w:r>
-      <w:r>
-        <w:rPr>
-          <w:b/>
-        </w:rPr>
-        <w:t>prediction</w:t>
-      </w:r>
-      <w:r>
-        <w:rPr>
-          <w:b w:val="0"/>
-        </w:rPr>
-        <w:t>, then reveal it for feedback. These are supported teaching cases; retain the separate independent assessment for a fresh first attempt.</w:t>
-      </w:r>
-    </w:p>
-    <w:p>
-      <w:pPr>
-        <w:pStyle w:val="Heading3"/>
+        <w:pStyle w:val="Heading2"/>
       </w:pPr>
       <w:r>
         <w:t>01. Image tensors and channels: the case</w:t>
@@ -4935,7 +5383,7 @@
         <w:drawing>
           <wp:inline xmlns:a="http://schemas.openxmlformats.org/drawingml/2006/main" xmlns:pic="http://schemas.openxmlformats.org/drawingml/2006/picture">
             <wp:extent cx="5486400" cy="3142488"/>
-            <wp:docPr id="3" name="Picture 3" descr="Move colour values between tensor layouts without changing the pixels. Supplied facts: Toy RGB image has 2 rows, 1 column. Top pixel [1, 4, 7]; bottom [2, 5, 8]. HWC means height, width, channel. All inputs and outcomes in this worked example are invented classroom data; no real model run is claimed."/>
+            <wp:docPr id="5" name="Picture 5" descr="Move colour values between tensor layouts without changing the pixels. Supplied facts: Toy RGB image has 2 rows, 1 column. Top pixel [1, 4, 7]; bottom [2, 5, 8]. HWC means height, width, channel. All inputs and outcomes in this worked example are invented classroom data; no real model run is claimed."/>
             <wp:cNvGraphicFramePr>
               <a:graphicFrameLocks noChangeAspect="1"/>
             </wp:cNvGraphicFramePr>
@@ -4947,7 +5395,7 @@
                     <pic:cNvPicPr/>
                   </pic:nvPicPr>
                   <pic:blipFill>
-                    <a:blip r:embed="rId11"/>
+                    <a:blip r:embed="rId13"/>
                     <a:stretch>
                       <a:fillRect/>
                     </a:stretch>
@@ -5027,7 +5475,6 @@
     <w:p>
       <w:pPr>
         <w:spacing w:line="336" w:lineRule="auto" w:after="180"/>
-        <w:shd w:fill="F5F1FB"/>
       </w:pPr>
       <w:r>
         <w:rPr>
@@ -5038,27 +5485,18 @@
     </w:p>
     <w:p>
       <w:pPr>
-        <w:pStyle w:val="Heading3"/>
-      </w:pPr>
-      <w:r>
-        <w:t>Discuss while showing the picture</w:t>
+        <w:spacing w:line="336" w:lineRule="auto" w:after="180"/>
+      </w:pPr>
+      <w:r>
+        <w:rPr>
+          <w:b w:val="0"/>
+        </w:rPr>
+        <w:t>Teacher prompt: Point to the given fact that matters most. Explain why it matters. Ask learners to describe one label or arrow in ordinary words. Use the adjacent transcript if the image is difficult to see.</w:t>
       </w:r>
     </w:p>
     <w:p>
       <w:pPr>
-        <w:spacing w:line="336" w:lineRule="auto" w:after="180"/>
-        <w:shd w:fill="F1F6F8"/>
-      </w:pPr>
-      <w:r>
-        <w:rPr>
-          <w:b w:val="0"/>
-        </w:rPr>
-        <w:t>Teacher prompt: Point to the given fact that matters most. Explain why it matters. Ask learners to describe one label or arrow in ordinary words. Use the adjacent transcript if the image is difficult to see.</w:t>
-      </w:r>
-    </w:p>
-    <w:p>
-      <w:pPr>
-        <w:pStyle w:val="Heading3"/>
+        <w:pStyle w:val="Heading2"/>
       </w:pPr>
       <w:r>
         <w:t>02. Follow the deciding steps</w:t>
@@ -5069,7 +5507,7 @@
         <w:drawing>
           <wp:inline xmlns:a="http://schemas.openxmlformats.org/drawingml/2006/main" xmlns:pic="http://schemas.openxmlformats.org/drawingml/2006/picture">
             <wp:extent cx="5486400" cy="3182112"/>
-            <wp:docPr id="4" name="Picture 4" descr="Record HWC shape: Shape is [2, 1, 3]; top green is 4 and bottom green 5. → Reorder to CHW: Shape [3, 2, 1]; red plane [[1],[2]], green [[4],[5]], blue [[7],[8]]. → Check same pixel: Bottom green is HWC [1, 0, 1]=5 and CHW [1, 1, 0]=5."/>
+            <wp:docPr id="6" name="Picture 6" descr="Record HWC shape: Shape is [2, 1, 3]; top green is 4 and bottom green 5. → Reorder to CHW: Shape [3, 2, 1]; red plane [[1],[2]], green [[4],[5]], blue [[7],[8]]. → Check same pixel: Bottom green is HWC [1, 0, 1]=5 and CHW [1, 1, 0]=5."/>
             <wp:cNvGraphicFramePr>
               <a:graphicFrameLocks noChangeAspect="1"/>
             </wp:cNvGraphicFramePr>
@@ -5081,7 +5519,7 @@
                     <pic:cNvPicPr/>
                   </pic:nvPicPr>
                   <pic:blipFill>
-                    <a:blip r:embed="rId12"/>
+                    <a:blip r:embed="rId10"/>
                     <a:stretch>
                       <a:fillRect/>
                     </a:stretch>
@@ -5114,7 +5552,6 @@
     <w:p>
       <w:pPr>
         <w:spacing w:line="336" w:lineRule="auto" w:after="180"/>
-        <w:shd w:fill="F5F1FB"/>
       </w:pPr>
       <w:r>
         <w:rPr>
@@ -5137,39 +5574,30 @@
     </w:p>
     <w:p>
       <w:pPr>
-        <w:pStyle w:val="Heading3"/>
-      </w:pPr>
-      <w:r>
-        <w:t>Discuss while showing the picture</w:t>
+        <w:spacing w:line="336" w:lineRule="auto" w:after="180"/>
+      </w:pPr>
+      <w:r>
+        <w:rPr>
+          <w:b w:val="0"/>
+        </w:rPr>
+        <w:t xml:space="preserve">Teacher prompt: Point to each numbered stage and explain which recorded </w:t>
+      </w:r>
+      <w:r>
+        <w:rPr>
+          <w:b/>
+        </w:rPr>
+        <w:t>input</w:t>
+      </w:r>
+      <w:r>
+        <w:rPr>
+          <w:b w:val="0"/>
+        </w:rPr>
+        <w:t xml:space="preserve"> it uses. Ask learners to describe one label or arrow in ordinary words. Use the adjacent transcript if the image is difficult to see.</w:t>
       </w:r>
     </w:p>
     <w:p>
       <w:pPr>
-        <w:spacing w:line="336" w:lineRule="auto" w:after="180"/>
-        <w:shd w:fill="F1F6F8"/>
-      </w:pPr>
-      <w:r>
-        <w:rPr>
-          <w:b w:val="0"/>
-        </w:rPr>
-        <w:t xml:space="preserve">Teacher prompt: Point to each numbered stage and explain which recorded </w:t>
-      </w:r>
-      <w:r>
-        <w:rPr>
-          <w:b/>
-        </w:rPr>
-        <w:t>input</w:t>
-      </w:r>
-      <w:r>
-        <w:rPr>
-          <w:b w:val="0"/>
-        </w:rPr>
-        <w:t xml:space="preserve"> it uses. Ask learners to describe one label or arrow in ordinary words. Use the adjacent transcript if the image is difficult to see.</w:t>
-      </w:r>
-    </w:p>
-    <w:p>
-      <w:pPr>
-        <w:pStyle w:val="Heading3"/>
+        <w:pStyle w:val="Heading2"/>
       </w:pPr>
       <w:r>
         <w:t>03. Two RGB pixels before layout conversion</w:t>
@@ -5180,7 +5608,7 @@
         <w:drawing>
           <wp:inline xmlns:a="http://schemas.openxmlformats.org/drawingml/2006/main" xmlns:pic="http://schemas.openxmlformats.org/drawingml/2006/picture">
             <wp:extent cx="5486400" cy="3096768"/>
-            <wp:docPr id="5" name="Picture 5" descr="Two RGB pixels before layout conversion. top pixel: red = 1, green = 4, blue = 7. bottom pixel: red = 2, green = 5, blue = 8."/>
+            <wp:docPr id="7" name="Picture 7" descr="Two RGB pixels before layout conversion. top pixel: red = 1, green = 4, blue = 7. bottom pixel: red = 2, green = 5, blue = 8."/>
             <wp:cNvGraphicFramePr>
               <a:graphicFrameLocks noChangeAspect="1"/>
             </wp:cNvGraphicFramePr>
@@ -5192,7 +5620,7 @@
                     <pic:cNvPicPr/>
                   </pic:nvPicPr>
                   <pic:blipFill>
-                    <a:blip r:embed="rId13"/>
+                    <a:blip r:embed="rId14"/>
                     <a:stretch>
                       <a:fillRect/>
                     </a:stretch>
@@ -5225,7 +5653,6 @@
     <w:p>
       <w:pPr>
         <w:spacing w:line="336" w:lineRule="auto" w:after="180"/>
-        <w:shd w:fill="F5F1FB"/>
       </w:pPr>
       <w:r>
         <w:rPr>
@@ -5236,39 +5663,29 @@
     </w:p>
     <w:p>
       <w:pPr>
-        <w:pStyle w:val="Heading3"/>
-      </w:pPr>
-      <w:r>
-        <w:t>Discuss while showing the picture</w:t>
+        <w:spacing w:line="336" w:lineRule="auto" w:after="180"/>
+      </w:pPr>
+      <w:r>
+        <w:rPr>
+          <w:b w:val="0"/>
+        </w:rPr>
+        <w:t>Teacher prompt: Read the labels and values. Explain the relationship the model shows. Ask learners to describe one label or arrow in ordinary words. Use the adjacent transcript if the image is difficult to see.</w:t>
       </w:r>
     </w:p>
     <w:p>
       <w:pPr>
         <w:spacing w:line="336" w:lineRule="auto" w:after="180"/>
-        <w:shd w:fill="F1F6F8"/>
       </w:pPr>
       <w:r>
         <w:rPr>
           <w:b w:val="0"/>
         </w:rPr>
-        <w:t>Teacher prompt: Read the labels and values. Explain the relationship the model shows. Ask learners to describe one label or arrow in ordinary words. Use the adjacent transcript if the image is difficult to see.</w:t>
+        <w:t>Check row/column meanings, units and denominators before discussing a difference. Supplied toy values are not real class or model results.</w:t>
       </w:r>
     </w:p>
     <w:p>
       <w:pPr>
-        <w:spacing w:line="336" w:lineRule="auto" w:after="180"/>
-        <w:shd w:fill="F1F6F8"/>
-      </w:pPr>
-      <w:r>
-        <w:rPr>
-          <w:b w:val="0"/>
-        </w:rPr>
-        <w:t>Check row/column meanings, units and denominators before discussing a difference. Supplied toy values are not real class or model results.</w:t>
-      </w:r>
-    </w:p>
-    <w:p>
-      <w:pPr>
-        <w:pStyle w:val="Heading3"/>
+        <w:pStyle w:val="Heading2"/>
       </w:pPr>
       <w:r>
         <w:t>04. Change one thing. Trace what follows.</w:t>
@@ -5279,7 +5696,7 @@
         <w:drawing>
           <wp:inline xmlns:a="http://schemas.openxmlformats.org/drawingml/2006/main" xmlns:pic="http://schemas.openxmlformats.org/drawingml/2006/picture">
             <wp:extent cx="5486400" cy="3026664"/>
-            <wp:docPr id="6" name="Picture 6" descr="Original case: Bottom green is HWC [1, 0, 1]=5 and CHW [1, 1, 0]=5. Changed condition: Add a batch containing three identical images in NHWC layout. Expected result: Batch shape is [3, 2, 1, 3]. Reason: The new first dimension counts images; it does not add a fourth colour channel."/>
+            <wp:docPr id="8" name="Picture 8" descr="Original case: Bottom green is HWC [1, 0, 1]=5 and CHW [1, 1, 0]=5. Changed condition: Add a batch containing three identical images in NHWC layout. Expected result: Batch shape is [3, 2, 1, 3]. Reason: The new first dimension counts images; it does not add a fourth colour channel."/>
             <wp:cNvGraphicFramePr>
               <a:graphicFrameLocks noChangeAspect="1"/>
             </wp:cNvGraphicFramePr>
@@ -5291,7 +5708,7 @@
                     <pic:cNvPicPr/>
                   </pic:nvPicPr>
                   <pic:blipFill>
-                    <a:blip r:embed="rId14"/>
+                    <a:blip r:embed="rId15"/>
                     <a:stretch>
                       <a:fillRect/>
                     </a:stretch>
@@ -5347,7 +5764,6 @@
     <w:p>
       <w:pPr>
         <w:spacing w:line="336" w:lineRule="auto" w:after="180"/>
-        <w:shd w:fill="F5F1FB"/>
       </w:pPr>
       <w:r>
         <w:rPr>
@@ -5358,51 +5774,41 @@
     </w:p>
     <w:p>
       <w:pPr>
-        <w:pStyle w:val="Heading3"/>
-      </w:pPr>
-      <w:r>
-        <w:t>Discuss while showing the picture</w:t>
+        <w:spacing w:line="336" w:lineRule="auto" w:after="180"/>
+      </w:pPr>
+      <w:r>
+        <w:rPr>
+          <w:b w:val="0"/>
+        </w:rPr>
+        <w:t>Teacher prompt: Predict before checking the worked changed-case result. Name what changed and what the supplied facts allow you to conclude. Ask learners to describe one label or arrow in ordinary words.</w:t>
       </w:r>
     </w:p>
     <w:p>
       <w:pPr>
         <w:spacing w:line="336" w:lineRule="auto" w:after="180"/>
-        <w:shd w:fill="F1F6F8"/>
       </w:pPr>
       <w:r>
         <w:rPr>
           <w:b w:val="0"/>
         </w:rPr>
-        <w:t>Teacher prompt: Predict before checking the worked changed-case result. Name what changed and what the supplied facts allow you to conclude. Ask learners to describe one label or arrow in ordinary words.</w:t>
+        <w:t xml:space="preserve">Use the adjacent transcript if the image is difficult to see. Changed-case reasoning: The new first dimension counts images; it does not add a fourth colour </w:t>
+      </w:r>
+      <w:r>
+        <w:rPr>
+          <w:b/>
+        </w:rPr>
+        <w:t>channel</w:t>
+      </w:r>
+      <w:r>
+        <w:rPr>
+          <w:b w:val="0"/>
+        </w:rPr>
+        <w:t>.</w:t>
       </w:r>
     </w:p>
     <w:p>
       <w:pPr>
-        <w:spacing w:line="336" w:lineRule="auto" w:after="180"/>
-        <w:shd w:fill="F1F6F8"/>
-      </w:pPr>
-      <w:r>
-        <w:rPr>
-          <w:b w:val="0"/>
-        </w:rPr>
-        <w:t xml:space="preserve">Use the adjacent transcript if the image is difficult to see. Changed-case reasoning: The new first dimension counts images; it does not add a fourth colour </w:t>
-      </w:r>
-      <w:r>
-        <w:rPr>
-          <w:b/>
-        </w:rPr>
-        <w:t>channel</w:t>
-      </w:r>
-      <w:r>
-        <w:rPr>
-          <w:b w:val="0"/>
-        </w:rPr>
-        <w:t>.</w:t>
-      </w:r>
-    </w:p>
-    <w:p>
-      <w:pPr>
-        <w:pStyle w:val="Heading3"/>
+        <w:pStyle w:val="Heading2"/>
       </w:pPr>
       <w:r>
         <w:t>05. Connect the explanation to its limit</w:t>
@@ -5413,7 +5819,7 @@
         <w:drawing>
           <wp:inline xmlns:a="http://schemas.openxmlformats.org/drawingml/2006/main" xmlns:pic="http://schemas.openxmlformats.org/drawingml/2006/picture">
             <wp:extent cx="5486400" cy="2834640"/>
-            <wp:docPr id="7" name="Picture 7" descr="A tensor is an array with named dimensions. HWC orders height, width and colour; CHW puts colour first. Rearranging the layout changes where values are stored, not the colour measurement itself. Trace a named pixel through both layouts using zero-based indices. Adding a batch dimension counts images and does not add a new colour channel. Limit: Shape consistency does not prove correct colour order or value range; document channel names and preprocessing."/>
+            <wp:docPr id="9" name="Picture 9" descr="A tensor is an array with named dimensions. HWC orders height, width and colour; CHW puts colour first. Rearranging the layout changes where values are stored, not the colour measurement itself. Trace a named pixel through both layouts using zero-based indices. Adding a batch dimension counts images and does not add a new colour channel. Limit: Shape consistency does not prove correct colour order or value range; document channel names and preprocessing."/>
             <wp:cNvGraphicFramePr>
               <a:graphicFrameLocks noChangeAspect="1"/>
             </wp:cNvGraphicFramePr>
@@ -5425,7 +5831,7 @@
                     <pic:cNvPicPr/>
                   </pic:nvPicPr>
                   <pic:blipFill>
-                    <a:blip r:embed="rId15"/>
+                    <a:blip r:embed="rId16"/>
                     <a:stretch>
                       <a:fillRect/>
                     </a:stretch>
@@ -5528,7 +5934,6 @@
     <w:p>
       <w:pPr>
         <w:spacing w:line="336" w:lineRule="auto" w:after="180"/>
-        <w:shd w:fill="F5F1FB"/>
       </w:pPr>
       <w:r>
         <w:rPr>
@@ -5539,63 +5944,53 @@
     </w:p>
     <w:p>
       <w:pPr>
-        <w:pStyle w:val="Heading3"/>
-      </w:pPr>
-      <w:r>
-        <w:t>Discuss while showing the picture</w:t>
+        <w:spacing w:line="336" w:lineRule="auto" w:after="180"/>
+      </w:pPr>
+      <w:r>
+        <w:rPr>
+          <w:b w:val="0"/>
+        </w:rPr>
+        <w:t>Teacher prompt: Explain the case, then point to a limit on the claim. Ask learners to describe one label or arrow in ordinary words. Use the adjacent transcript if the image is difficult to see.</w:t>
       </w:r>
     </w:p>
     <w:p>
       <w:pPr>
         <w:spacing w:line="336" w:lineRule="auto" w:after="180"/>
-        <w:shd w:fill="F1F6F8"/>
       </w:pPr>
       <w:r>
         <w:rPr>
           <w:b w:val="0"/>
         </w:rPr>
-        <w:t>Teacher prompt: Explain the case, then point to a limit on the claim. Ask learners to describe one label or arrow in ordinary words. Use the adjacent transcript if the image is difficult to see.</w:t>
+        <w:t xml:space="preserve">Keep the stated scope: Shape consistency does not prove correct colour order or value range; document </w:t>
+      </w:r>
+      <w:r>
+        <w:rPr>
+          <w:b/>
+        </w:rPr>
+        <w:t>channel</w:t>
+      </w:r>
+      <w:r>
+        <w:rPr>
+          <w:b w:val="0"/>
+        </w:rPr>
+        <w:t xml:space="preserve"> names and pre</w:t>
+      </w:r>
+      <w:r>
+        <w:rPr>
+          <w:b/>
+        </w:rPr>
+        <w:t>process</w:t>
+      </w:r>
+      <w:r>
+        <w:rPr>
+          <w:b w:val="0"/>
+        </w:rPr>
+        <w:t>ing.</w:t>
       </w:r>
     </w:p>
     <w:p>
       <w:pPr>
-        <w:spacing w:line="336" w:lineRule="auto" w:after="180"/>
-        <w:shd w:fill="F1F6F8"/>
-      </w:pPr>
-      <w:r>
-        <w:rPr>
-          <w:b w:val="0"/>
-        </w:rPr>
-        <w:t xml:space="preserve">Keep the stated scope: Shape consistency does not prove correct colour order or value range; document </w:t>
-      </w:r>
-      <w:r>
-        <w:rPr>
-          <w:b/>
-        </w:rPr>
-        <w:t>channel</w:t>
-      </w:r>
-      <w:r>
-        <w:rPr>
-          <w:b w:val="0"/>
-        </w:rPr>
-        <w:t xml:space="preserve"> names and pre</w:t>
-      </w:r>
-      <w:r>
-        <w:rPr>
-          <w:b/>
-        </w:rPr>
-        <w:t>process</w:t>
-      </w:r>
-      <w:r>
-        <w:rPr>
-          <w:b w:val="0"/>
-        </w:rPr>
-        <w:t>ing.</w:t>
-      </w:r>
-    </w:p>
-    <w:p>
-      <w:pPr>
-        <w:pStyle w:val="Heading3"/>
+        <w:pStyle w:val="Heading2"/>
       </w:pPr>
       <w:r>
         <w:t>06. Make the idea visible in your project</w:t>
@@ -5606,7 +6001,7 @@
         <w:drawing>
           <wp:inline xmlns:a="http://schemas.openxmlformats.org/drawingml/2006/main" xmlns:pic="http://schemas.openxmlformats.org/drawingml/2006/picture">
             <wp:extent cx="5486400" cy="3681984"/>
-            <wp:docPr id="8" name="Picture 8" descr="For your Image-pattern Network Investigation, save the input, procedure, observed result and limitation of this check. Label this worked example as practice; use a different, previously unreviewed case when checking independent understanding. Draw your input, deciding step, result and limit. Supported question: Where is the bottom green pixel in the first batched image? Point to the relevant step in the picture, then write the changed result and the rule or evidence that supports it."/>
+            <wp:docPr id="10" name="Picture 10" descr="For your Image-pattern Network Investigation, save the input, procedure, observed result and limitation of this check. Label this worked example as practice; use a different, previously unreviewed case when checking independent understanding. Draw your input, deciding step, result and limit. Supported question: Where is the bottom green pixel in the first batched image? Point to the relevant step in the picture, then write the changed result and the rule or evidence that supports it."/>
             <wp:cNvGraphicFramePr>
               <a:graphicFrameLocks noChangeAspect="1"/>
             </wp:cNvGraphicFramePr>
@@ -5618,7 +6013,7 @@
                     <pic:cNvPicPr/>
                   </pic:nvPicPr>
                   <pic:blipFill>
-                    <a:blip r:embed="rId16"/>
+                    <a:blip r:embed="rId17"/>
                     <a:stretch>
                       <a:fillRect/>
                     </a:stretch>
@@ -5709,7 +6104,6 @@
     <w:p>
       <w:pPr>
         <w:spacing w:line="336" w:lineRule="auto" w:after="180"/>
-        <w:shd w:fill="F5F1FB"/>
       </w:pPr>
       <w:r>
         <w:rPr>
@@ -5732,46 +6126,59 @@
     </w:p>
     <w:p>
       <w:pPr>
-        <w:pStyle w:val="Heading3"/>
-      </w:pPr>
-      <w:r>
-        <w:t>Discuss while showing the picture</w:t>
+        <w:spacing w:line="336" w:lineRule="auto" w:after="180"/>
+      </w:pPr>
+      <w:r>
+        <w:rPr>
+          <w:b w:val="0"/>
+        </w:rPr>
+        <w:t xml:space="preserve">Teacher prompt: Draw your project trace and justify the deciding step using </w:t>
+      </w:r>
+      <w:r>
+        <w:rPr>
+          <w:b/>
+        </w:rPr>
+        <w:t>evidence</w:t>
+      </w:r>
+      <w:r>
+        <w:rPr>
+          <w:b w:val="0"/>
+        </w:rPr>
+        <w:t>. Ask learners to describe one label or arrow in ordinary words. Use the adjacent transcript if the image is difficult to see.</w:t>
       </w:r>
     </w:p>
     <w:p>
       <w:pPr>
         <w:spacing w:line="336" w:lineRule="auto" w:after="180"/>
-        <w:shd w:fill="F1F6F8"/>
       </w:pPr>
       <w:r>
         <w:rPr>
           <w:b w:val="0"/>
         </w:rPr>
-        <w:t xml:space="preserve">Teacher prompt: Draw your project trace and justify the deciding step using </w:t>
+        <w:t xml:space="preserve">Supported practice key: NHWC [0, 1, 0, 1]=5: image 0, row 1, column 0, green </w:t>
       </w:r>
       <w:r>
         <w:rPr>
           <w:b/>
         </w:rPr>
-        <w:t>evidence</w:t>
+        <w:t>channel</w:t>
       </w:r>
       <w:r>
         <w:rPr>
           <w:b w:val="0"/>
         </w:rPr>
-        <w:t>. Ask learners to describe one label or arrow in ordinary words. Use the adjacent transcript if the image is difficult to see.</w:t>
+        <w:t xml:space="preserve"> 1. The value is unchanged by batching. Changed-case check: Batch shape is [3, 2, 1, 3].</w:t>
       </w:r>
     </w:p>
     <w:p>
       <w:pPr>
         <w:spacing w:line="336" w:lineRule="auto" w:after="180"/>
-        <w:shd w:fill="F1F6F8"/>
       </w:pPr>
       <w:r>
         <w:rPr>
           <w:b w:val="0"/>
         </w:rPr>
-        <w:t xml:space="preserve">Supported practice key: NHWC [0, 1, 0, 1]=5: image 0, row 1, column 0, green </w:t>
+        <w:t xml:space="preserve">The new first dimension counts images; it does not add a fourth colour </w:t>
       </w:r>
       <w:r>
         <w:rPr>
@@ -5783,31 +6190,86 @@
         <w:rPr>
           <w:b w:val="0"/>
         </w:rPr>
-        <w:t xml:space="preserve"> 1. The value is unchanged by batching. Changed-case check: Batch shape is [3, 2, 1, 3].</w:t>
+        <w:t>.</w:t>
       </w:r>
     </w:p>
     <w:p>
       <w:pPr>
+        <w:pStyle w:val="Heading2"/>
+      </w:pPr>
+      <w:r>
+        <w:t>Earlier wording, alternatives and picture transcripts · reference / check after trying</w:t>
+      </w:r>
+    </w:p>
+    <w:p>
+      <w:pPr>
         <w:spacing w:line="336" w:lineRule="auto" w:after="180"/>
-        <w:shd w:fill="F1F6F8"/>
       </w:pPr>
       <w:r>
         <w:rPr>
           <w:b w:val="0"/>
         </w:rPr>
-        <w:t xml:space="preserve">The new first dimension counts images; it does not add a fourth colour </w:t>
+        <w:t xml:space="preserve">Use one picture at a time. Hide a worked result before asking for a </w:t>
       </w:r>
       <w:r>
         <w:rPr>
           <w:b/>
         </w:rPr>
-        <w:t>channel</w:t>
+        <w:t>prediction</w:t>
       </w:r>
       <w:r>
         <w:rPr>
           <w:b w:val="0"/>
         </w:rPr>
-        <w:t>.</w:t>
+        <w:t>, then reveal it for feedback. These are supported teaching cases; retain the separate independent assessment for a fresh first attempt.</w:t>
+      </w:r>
+    </w:p>
+    <w:p>
+      <w:pPr>
+        <w:pStyle w:val="Heading3"/>
+      </w:pPr>
+      <w:r>
+        <w:t>01. Image tensors and channels: the case</w:t>
+      </w:r>
+    </w:p>
+    <w:p>
+      <w:pPr>
+        <w:pStyle w:val="Heading3"/>
+      </w:pPr>
+      <w:r>
+        <w:t>02. Follow the deciding steps</w:t>
+      </w:r>
+    </w:p>
+    <w:p>
+      <w:pPr>
+        <w:pStyle w:val="Heading3"/>
+      </w:pPr>
+      <w:r>
+        <w:t>03. Two RGB pixels before layout conversion</w:t>
+      </w:r>
+    </w:p>
+    <w:p>
+      <w:pPr>
+        <w:pStyle w:val="Heading3"/>
+      </w:pPr>
+      <w:r>
+        <w:t>04. Change one thing. Trace what follows.</w:t>
+      </w:r>
+    </w:p>
+    <w:p>
+      <w:pPr>
+        <w:pStyle w:val="Heading3"/>
+      </w:pPr>
+      <w:r>
+        <w:t>05. Connect the explanation to its limit</w:t>
+      </w:r>
+    </w:p>
+    <w:p>
+      <w:pPr>
+        <w:pStyle w:val="Heading3"/>
+      </w:pPr>
+      <w:r>
+        <w:t>06. Make the idea visible in your project</w:t>
       </w:r>
     </w:p>
     <w:sectPr>
